--- a/02-放大电路/03-音频放大电路/线路放大电路/线路放大电路.docx
+++ b/02-放大电路/03-音频放大电路/线路放大电路/线路放大电路.docx
@@ -2969,6 +2969,20 @@
     </w:p>
     <w:bookmarkEnd w:id="26"/>
     <w:bookmarkEnd w:id="27"/>
+    <w:p>
+      <w:pPr>
+        <w:spacing w:before="360"/>
+        <w:jc w:val="center"/>
+      </w:pPr>
+      <w:r>
+        <w:rPr>
+          <w:rFonts w:ascii="Times New Roman" w:hAnsi="Times New Roman"/>
+          <w:color w:val="555555"/>
+          <w:sz w:val="21"/>
+        </w:rPr>
+        <w:t>材料收集者：杜文杰</w:t>
+      </w:r>
+    </w:p>
     <w:sectPr>
       <w:headerReference r:id="rId9" w:type="default"/>
       <w:footerReference r:id="rId10" w:type="default"/>

--- a/02-放大电路/03-音频放大电路/线路放大电路/线路放大电路.docx
+++ b/02-放大电路/03-音频放大电路/线路放大电路/线路放大电路.docx
@@ -1,6 +1,6 @@
 
 <file path=word/document.xml><?xml version="1.0" encoding="utf-8"?>
-<w:document xmlns:w="http://schemas.openxmlformats.org/wordprocessingml/2006/main" xmlns:m="http://schemas.openxmlformats.org/officeDocument/2006/math" xmlns:r="http://schemas.openxmlformats.org/officeDocument/2006/relationships" xmlns:o="urn:schemas-microsoft-com:office:office" xmlns:v="urn:schemas-microsoft-com:vml" xmlns:w10="urn:schemas-microsoft-com:office:word" xmlns:a="http://schemas.openxmlformats.org/drawingml/2006/main" xmlns:pic="http://schemas.openxmlformats.org/drawingml/2006/picture" xmlns:wp="http://schemas.openxmlformats.org/drawingml/2006/wordprocessingDrawing">
+<w:document xmlns:m="http://schemas.openxmlformats.org/officeDocument/2006/math" xmlns:r="http://schemas.openxmlformats.org/officeDocument/2006/relationships" xmlns:w="http://schemas.openxmlformats.org/wordprocessingml/2006/main" xmlns:o="urn:schemas-microsoft-com:office:office" xmlns:v="urn:schemas-microsoft-com:vml" xmlns:w10="urn:schemas-microsoft-com:office:word" xmlns:a="http://schemas.openxmlformats.org/drawingml/2006/main" xmlns:pic="http://schemas.openxmlformats.org/drawingml/2006/picture" xmlns:wp="http://schemas.openxmlformats.org/drawingml/2006/wordprocessingDrawing">
   <w:body>
     <w:bookmarkStart w:id="27" w:name="线路放大电路"/>
     <w:p>
@@ -9,7 +9,7 @@
       </w:pPr>
       <w:r>
         <w:rPr>
-          <w:rFonts w:hint="eastAsia"/>
+          <w:rFonts w:hint="eastAsia" w:eastAsia="黑体"/>
         </w:rPr>
         <w:t xml:space="preserve">线路放大电路</w:t>
       </w:r>
@@ -21,7 +21,7 @@
       </w:pPr>
       <w:r>
         <w:rPr>
-          <w:rFonts w:hint="eastAsia"/>
+          <w:rFonts w:hint="eastAsia" w:eastAsia="黑体"/>
         </w:rPr>
         <w:t xml:space="preserve">拓扑描述</w:t>
       </w:r>
@@ -32,16 +32,19 @@
       </w:pPr>
       <w:r>
         <w:rPr>
-          <w:rFonts w:hint="eastAsia"/>
+          <w:rFonts w:hint="eastAsia" w:eastAsia="黑体"/>
         </w:rPr>
         <w:t xml:space="preserve">由</w:t>
       </w:r>
       <w:r>
+        <w:rPr>
+          <w:rFonts w:eastAsia="黑体"/>
+        </w:rPr>
         <w:t xml:space="preserve"> </w:t>
       </w:r>
       <w:r>
         <w:rPr>
-          <w:rFonts w:hint="eastAsia"/>
+          <w:rFonts w:hint="eastAsia" w:eastAsia="黑体"/>
           <w:b/>
           <w:bCs/>
         </w:rPr>
@@ -49,6 +52,7 @@
       </w:r>
       <w:r>
         <w:rPr>
+          <w:rFonts w:eastAsia="黑体"/>
           <w:b/>
           <w:bCs/>
         </w:rPr>
@@ -69,11 +73,14 @@
         </m:sSub>
       </m:oMath>
       <w:r>
+        <w:rPr>
+          <w:rFonts w:eastAsia="黑体"/>
+        </w:rPr>
         <w:t xml:space="preserve">、</w:t>
       </w:r>
       <w:r>
         <w:rPr>
-          <w:rFonts w:hint="eastAsia"/>
+          <w:rFonts w:hint="eastAsia" w:eastAsia="黑体"/>
           <w:b/>
           <w:bCs/>
         </w:rPr>
@@ -81,6 +88,7 @@
       </w:r>
       <w:r>
         <w:rPr>
+          <w:rFonts w:eastAsia="黑体"/>
           <w:b/>
           <w:bCs/>
         </w:rPr>
@@ -105,18 +113,21 @@
       </m:oMath>
       <w:r>
         <w:rPr>
-          <w:rFonts w:hint="eastAsia"/>
+          <w:rFonts w:hint="eastAsia" w:eastAsia="黑体"/>
           <w:b/>
           <w:bCs/>
         </w:rPr>
         <w:t xml:space="preserve">（对地）</w:t>
       </w:r>
       <w:r>
+        <w:rPr>
+          <w:rFonts w:eastAsia="黑体"/>
+        </w:rPr>
         <w:t xml:space="preserve">、</w:t>
       </w:r>
       <w:r>
         <w:rPr>
-          <w:rFonts w:hint="eastAsia"/>
+          <w:rFonts w:hint="eastAsia" w:eastAsia="黑体"/>
           <w:b/>
           <w:bCs/>
         </w:rPr>
@@ -124,6 +135,7 @@
       </w:r>
       <w:r>
         <w:rPr>
+          <w:rFonts w:eastAsia="黑体"/>
           <w:b/>
           <w:bCs/>
         </w:rPr>
@@ -144,11 +156,14 @@
         </m:sSub>
       </m:oMath>
       <w:r>
+        <w:rPr>
+          <w:rFonts w:eastAsia="黑体"/>
+        </w:rPr>
         <w:t xml:space="preserve">、</w:t>
       </w:r>
       <w:r>
         <w:rPr>
-          <w:rFonts w:hint="eastAsia"/>
+          <w:rFonts w:hint="eastAsia" w:eastAsia="黑体"/>
           <w:b/>
           <w:bCs/>
         </w:rPr>
@@ -156,6 +171,7 @@
       </w:r>
       <w:r>
         <w:rPr>
+          <w:rFonts w:eastAsia="黑体"/>
           <w:b/>
           <w:bCs/>
         </w:rPr>
@@ -176,11 +192,14 @@
         </m:sSub>
       </m:oMath>
       <w:r>
+        <w:rPr>
+          <w:rFonts w:eastAsia="黑体"/>
+        </w:rPr>
         <w:t xml:space="preserve">、</w:t>
       </w:r>
       <w:r>
         <w:rPr>
-          <w:rFonts w:hint="eastAsia"/>
+          <w:rFonts w:hint="eastAsia" w:eastAsia="黑体"/>
           <w:b/>
           <w:bCs/>
         </w:rPr>
@@ -188,6 +207,7 @@
       </w:r>
       <w:r>
         <w:rPr>
+          <w:rFonts w:eastAsia="黑体"/>
           <w:b/>
           <w:bCs/>
         </w:rPr>
@@ -211,11 +231,14 @@
         </m:sSub>
       </m:oMath>
       <w:r>
+        <w:rPr>
+          <w:rFonts w:eastAsia="黑体"/>
+        </w:rPr>
         <w:t xml:space="preserve">、</w:t>
       </w:r>
       <w:r>
         <w:rPr>
-          <w:rFonts w:hint="eastAsia"/>
+          <w:rFonts w:hint="eastAsia" w:eastAsia="黑体"/>
           <w:b/>
           <w:bCs/>
         </w:rPr>
@@ -223,6 +246,7 @@
       </w:r>
       <w:r>
         <w:rPr>
+          <w:rFonts w:eastAsia="黑体"/>
           <w:b/>
           <w:bCs/>
         </w:rPr>
@@ -249,20 +273,26 @@
         </m:sSub>
       </m:oMath>
       <w:r>
+        <w:rPr>
+          <w:rFonts w:eastAsia="黑体"/>
+        </w:rPr>
         <w:t xml:space="preserve"> </w:t>
       </w:r>
       <w:r>
         <w:rPr>
-          <w:rFonts w:hint="eastAsia"/>
+          <w:rFonts w:hint="eastAsia" w:eastAsia="黑体"/>
         </w:rPr>
         <w:t xml:space="preserve">与</w:t>
       </w:r>
       <w:r>
+        <w:rPr>
+          <w:rFonts w:eastAsia="黑体"/>
+        </w:rPr>
         <w:t xml:space="preserve"> </w:t>
       </w:r>
       <w:r>
         <w:rPr>
-          <w:rFonts w:hint="eastAsia"/>
+          <w:rFonts w:hint="eastAsia" w:eastAsia="黑体"/>
           <w:b/>
           <w:bCs/>
         </w:rPr>
@@ -270,6 +300,7 @@
       </w:r>
       <w:r>
         <w:rPr>
+          <w:rFonts w:eastAsia="黑体"/>
           <w:b/>
           <w:bCs/>
         </w:rPr>
@@ -290,26 +321,32 @@
         </m:sSub>
       </m:oMath>
       <w:r>
+        <w:rPr>
+          <w:rFonts w:eastAsia="黑体"/>
+        </w:rPr>
         <w:t xml:space="preserve"> </w:t>
       </w:r>
       <w:r>
         <w:rPr>
-          <w:rFonts w:hint="eastAsia"/>
+          <w:rFonts w:hint="eastAsia" w:eastAsia="黑体"/>
         </w:rPr>
         <w:t xml:space="preserve">组成，构成标准同相（或反相）放大电路，高阻信号源多用同相接法。电路共有</w:t>
       </w:r>
       <w:r>
+        <w:rPr>
+          <w:rFonts w:eastAsia="黑体"/>
+        </w:rPr>
         <w:t xml:space="preserve"> 6 </w:t>
       </w:r>
       <w:r>
         <w:rPr>
-          <w:rFonts w:hint="eastAsia"/>
+          <w:rFonts w:hint="eastAsia" w:eastAsia="黑体"/>
         </w:rPr>
         <w:t xml:space="preserve">个关键节点：</w:t>
       </w:r>
       <w:r>
         <w:rPr>
-          <w:rFonts w:hint="eastAsia"/>
+          <w:rFonts w:hint="eastAsia" w:eastAsia="黑体"/>
           <w:b/>
           <w:bCs/>
         </w:rPr>
@@ -317,6 +354,7 @@
       </w:r>
       <w:r>
         <w:rPr>
+          <w:rFonts w:eastAsia="黑体"/>
           <w:b/>
           <w:bCs/>
         </w:rPr>
@@ -324,7 +362,7 @@
       </w:r>
       <w:r>
         <w:rPr>
-          <w:rFonts w:hint="eastAsia"/>
+          <w:rFonts w:hint="eastAsia" w:eastAsia="黑体"/>
           <w:b/>
           <w:bCs/>
         </w:rPr>
@@ -332,11 +370,14 @@
       </w:r>
       <w:r>
         <w:rPr>
-          <w:rFonts w:hint="eastAsia"/>
+          <w:rFonts w:hint="eastAsia" w:eastAsia="黑体"/>
         </w:rPr>
         <w:t xml:space="preserve">（信号源</w:t>
       </w:r>
       <w:r>
+        <w:rPr>
+          <w:rFonts w:eastAsia="黑体"/>
+        </w:rPr>
         <w:t xml:space="preserve"> </w:t>
       </w:r>
       <m:oMath>
@@ -357,15 +398,21 @@
         </m:sSub>
       </m:oMath>
       <w:r>
+        <w:rPr>
+          <w:rFonts w:eastAsia="黑体"/>
+        </w:rPr>
         <w:t xml:space="preserve"> </w:t>
       </w:r>
       <w:r>
         <w:rPr>
-          <w:rFonts w:hint="eastAsia"/>
+          <w:rFonts w:hint="eastAsia" w:eastAsia="黑体"/>
         </w:rPr>
         <w:t xml:space="preserve">的正端经</w:t>
       </w:r>
       <w:r>
+        <w:rPr>
+          <w:rFonts w:eastAsia="黑体"/>
+        </w:rPr>
         <w:t xml:space="preserve"> </w:t>
       </w:r>
       <m:oMath>
@@ -386,11 +433,14 @@
         </m:sSub>
       </m:oMath>
       <w:r>
+        <w:rPr>
+          <w:rFonts w:eastAsia="黑体"/>
+        </w:rPr>
         <w:t xml:space="preserve"> </w:t>
       </w:r>
       <w:r>
         <w:rPr>
-          <w:rFonts w:hint="eastAsia"/>
+          <w:rFonts w:hint="eastAsia" w:eastAsia="黑体"/>
         </w:rPr>
         <w:t xml:space="preserve">接节点②，</w:t>
       </w:r>
@@ -412,26 +462,32 @@
         </m:sSub>
       </m:oMath>
       <w:r>
+        <w:rPr>
+          <w:rFonts w:eastAsia="黑体"/>
+        </w:rPr>
         <w:t xml:space="preserve"> </w:t>
       </w:r>
       <w:r>
         <w:rPr>
-          <w:rFonts w:hint="eastAsia"/>
+          <w:rFonts w:hint="eastAsia" w:eastAsia="黑体"/>
         </w:rPr>
         <w:t xml:space="preserve">负端接</w:t>
       </w:r>
       <w:r>
+        <w:rPr>
+          <w:rFonts w:eastAsia="黑体"/>
+        </w:rPr>
         <w:t xml:space="preserve"> </w:t>
       </w:r>
       <w:r>
         <w:rPr>
-          <w:rFonts w:hint="eastAsia"/>
+          <w:rFonts w:hint="eastAsia" w:eastAsia="黑体"/>
         </w:rPr>
         <w:t xml:space="preserve">GND）；</w:t>
       </w:r>
       <w:r>
         <w:rPr>
-          <w:rFonts w:hint="eastAsia"/>
+          <w:rFonts w:hint="eastAsia" w:eastAsia="黑体"/>
           <w:b/>
           <w:bCs/>
         </w:rPr>
@@ -439,6 +495,7 @@
       </w:r>
       <w:r>
         <w:rPr>
+          <w:rFonts w:eastAsia="黑体"/>
           <w:b/>
           <w:bCs/>
         </w:rPr>
@@ -446,7 +503,7 @@
       </w:r>
       <w:r>
         <w:rPr>
-          <w:rFonts w:hint="eastAsia"/>
+          <w:rFonts w:hint="eastAsia" w:eastAsia="黑体"/>
           <w:b/>
           <w:bCs/>
         </w:rPr>
@@ -454,7 +511,7 @@
       </w:r>
       <w:r>
         <w:rPr>
-          <w:rFonts w:hint="eastAsia"/>
+          <w:rFonts w:hint="eastAsia" w:eastAsia="黑体"/>
         </w:rPr>
         <w:t xml:space="preserve">（</w:t>
       </w:r>
@@ -476,11 +533,14 @@
         </m:sSub>
       </m:oMath>
       <w:r>
+        <w:rPr>
+          <w:rFonts w:eastAsia="黑体"/>
+        </w:rPr>
         <w:t xml:space="preserve"> </w:t>
       </w:r>
       <w:r>
         <w:rPr>
-          <w:rFonts w:hint="eastAsia"/>
+          <w:rFonts w:hint="eastAsia" w:eastAsia="黑体"/>
         </w:rPr>
         <w:t xml:space="preserve">的另一端、</w:t>
       </w:r>
@@ -502,15 +562,21 @@
         </m:sSub>
       </m:oMath>
       <w:r>
+        <w:rPr>
+          <w:rFonts w:eastAsia="黑体"/>
+        </w:rPr>
         <w:t xml:space="preserve"> </w:t>
       </w:r>
       <w:r>
         <w:rPr>
-          <w:rFonts w:hint="eastAsia"/>
+          <w:rFonts w:hint="eastAsia" w:eastAsia="黑体"/>
         </w:rPr>
         <w:t xml:space="preserve">的一端与</w:t>
       </w:r>
       <w:r>
+        <w:rPr>
+          <w:rFonts w:eastAsia="黑体"/>
+        </w:rPr>
         <w:t xml:space="preserve"> </w:t>
       </w:r>
       <m:oMath>
@@ -528,26 +594,32 @@
         </m:sSub>
       </m:oMath>
       <w:r>
+        <w:rPr>
+          <w:rFonts w:eastAsia="黑体"/>
+        </w:rPr>
         <w:t xml:space="preserve"> </w:t>
       </w:r>
       <w:r>
         <w:rPr>
-          <w:rFonts w:hint="eastAsia"/>
+          <w:rFonts w:hint="eastAsia" w:eastAsia="黑体"/>
         </w:rPr>
         <w:t xml:space="preserve">的</w:t>
       </w:r>
       <w:r>
+        <w:rPr>
+          <w:rFonts w:eastAsia="黑体"/>
+        </w:rPr>
         <w:t xml:space="preserve"> IN+ </w:t>
       </w:r>
       <w:r>
         <w:rPr>
-          <w:rFonts w:hint="eastAsia"/>
+          <w:rFonts w:hint="eastAsia" w:eastAsia="黑体"/>
         </w:rPr>
         <w:t xml:space="preserve">相连）；</w:t>
       </w:r>
       <w:r>
         <w:rPr>
-          <w:rFonts w:hint="eastAsia"/>
+          <w:rFonts w:hint="eastAsia" w:eastAsia="黑体"/>
           <w:b/>
           <w:bCs/>
         </w:rPr>
@@ -555,6 +627,7 @@
       </w:r>
       <w:r>
         <w:rPr>
+          <w:rFonts w:eastAsia="黑体"/>
           <w:b/>
           <w:bCs/>
         </w:rPr>
@@ -562,7 +635,7 @@
       </w:r>
       <w:r>
         <w:rPr>
-          <w:rFonts w:hint="eastAsia"/>
+          <w:rFonts w:hint="eastAsia" w:eastAsia="黑体"/>
           <w:b/>
           <w:bCs/>
         </w:rPr>
@@ -570,7 +643,7 @@
       </w:r>
       <w:r>
         <w:rPr>
-          <w:rFonts w:hint="eastAsia"/>
+          <w:rFonts w:hint="eastAsia" w:eastAsia="黑体"/>
         </w:rPr>
         <w:t xml:space="preserve">（</w:t>
       </w:r>
@@ -589,24 +662,33 @@
         </m:sSub>
       </m:oMath>
       <w:r>
+        <w:rPr>
+          <w:rFonts w:eastAsia="黑体"/>
+        </w:rPr>
         <w:t xml:space="preserve"> </w:t>
       </w:r>
       <w:r>
         <w:rPr>
-          <w:rFonts w:hint="eastAsia"/>
+          <w:rFonts w:hint="eastAsia" w:eastAsia="黑体"/>
         </w:rPr>
         <w:t xml:space="preserve">的</w:t>
       </w:r>
       <w:r>
+        <w:rPr>
+          <w:rFonts w:eastAsia="黑体"/>
+        </w:rPr>
         <w:t xml:space="preserve"> IN− </w:t>
       </w:r>
       <w:r>
         <w:rPr>
-          <w:rFonts w:hint="eastAsia"/>
+          <w:rFonts w:hint="eastAsia" w:eastAsia="黑体"/>
         </w:rPr>
         <w:t xml:space="preserve">与</w:t>
       </w:r>
       <w:r>
+        <w:rPr>
+          <w:rFonts w:eastAsia="黑体"/>
+        </w:rPr>
         <w:t xml:space="preserve"> </w:t>
       </w:r>
       <m:oMath>
@@ -624,11 +706,14 @@
         </m:sSub>
       </m:oMath>
       <w:r>
+        <w:rPr>
+          <w:rFonts w:eastAsia="黑体"/>
+        </w:rPr>
         <w:t xml:space="preserve"> </w:t>
       </w:r>
       <w:r>
         <w:rPr>
-          <w:rFonts w:hint="eastAsia"/>
+          <w:rFonts w:hint="eastAsia" w:eastAsia="黑体"/>
         </w:rPr>
         <w:t xml:space="preserve">一端、</w:t>
       </w:r>
@@ -647,17 +732,20 @@
         </m:sSub>
       </m:oMath>
       <w:r>
+        <w:rPr>
+          <w:rFonts w:eastAsia="黑体"/>
+        </w:rPr>
         <w:t xml:space="preserve"> </w:t>
       </w:r>
       <w:r>
         <w:rPr>
-          <w:rFonts w:hint="eastAsia"/>
+          <w:rFonts w:hint="eastAsia" w:eastAsia="黑体"/>
         </w:rPr>
         <w:t xml:space="preserve">上端相连）；</w:t>
       </w:r>
       <w:r>
         <w:rPr>
-          <w:rFonts w:hint="eastAsia"/>
+          <w:rFonts w:hint="eastAsia" w:eastAsia="黑体"/>
           <w:b/>
           <w:bCs/>
         </w:rPr>
@@ -665,6 +753,7 @@
       </w:r>
       <w:r>
         <w:rPr>
+          <w:rFonts w:eastAsia="黑体"/>
           <w:b/>
           <w:bCs/>
         </w:rPr>
@@ -672,7 +761,7 @@
       </w:r>
       <w:r>
         <w:rPr>
-          <w:rFonts w:hint="eastAsia"/>
+          <w:rFonts w:hint="eastAsia" w:eastAsia="黑体"/>
           <w:b/>
           <w:bCs/>
         </w:rPr>
@@ -680,7 +769,7 @@
       </w:r>
       <w:r>
         <w:rPr>
-          <w:rFonts w:hint="eastAsia"/>
+          <w:rFonts w:hint="eastAsia" w:eastAsia="黑体"/>
         </w:rPr>
         <w:t xml:space="preserve">（</w:t>
       </w:r>
@@ -699,24 +788,33 @@
         </m:sSub>
       </m:oMath>
       <w:r>
+        <w:rPr>
+          <w:rFonts w:eastAsia="黑体"/>
+        </w:rPr>
         <w:t xml:space="preserve"> </w:t>
       </w:r>
       <w:r>
         <w:rPr>
-          <w:rFonts w:hint="eastAsia"/>
+          <w:rFonts w:hint="eastAsia" w:eastAsia="黑体"/>
         </w:rPr>
         <w:t xml:space="preserve">的</w:t>
       </w:r>
       <w:r>
+        <w:rPr>
+          <w:rFonts w:eastAsia="黑体"/>
+        </w:rPr>
         <w:t xml:space="preserve"> OUT </w:t>
       </w:r>
       <w:r>
         <w:rPr>
-          <w:rFonts w:hint="eastAsia"/>
+          <w:rFonts w:hint="eastAsia" w:eastAsia="黑体"/>
         </w:rPr>
         <w:t xml:space="preserve">与</w:t>
       </w:r>
       <w:r>
+        <w:rPr>
+          <w:rFonts w:eastAsia="黑体"/>
+        </w:rPr>
         <w:t xml:space="preserve"> </w:t>
       </w:r>
       <m:oMath>
@@ -734,11 +832,14 @@
         </m:sSub>
       </m:oMath>
       <w:r>
+        <w:rPr>
+          <w:rFonts w:eastAsia="黑体"/>
+        </w:rPr>
         <w:t xml:space="preserve"> </w:t>
       </w:r>
       <w:r>
         <w:rPr>
-          <w:rFonts w:hint="eastAsia"/>
+          <w:rFonts w:hint="eastAsia" w:eastAsia="黑体"/>
         </w:rPr>
         <w:t xml:space="preserve">另一端、</w:t>
       </w:r>
@@ -763,17 +864,20 @@
         </m:sSub>
       </m:oMath>
       <w:r>
+        <w:rPr>
+          <w:rFonts w:eastAsia="黑体"/>
+        </w:rPr>
         <w:t xml:space="preserve"> </w:t>
       </w:r>
       <w:r>
         <w:rPr>
-          <w:rFonts w:hint="eastAsia"/>
+          <w:rFonts w:hint="eastAsia" w:eastAsia="黑体"/>
         </w:rPr>
         <w:t xml:space="preserve">一端相连）；</w:t>
       </w:r>
       <w:r>
         <w:rPr>
-          <w:rFonts w:hint="eastAsia"/>
+          <w:rFonts w:hint="eastAsia" w:eastAsia="黑体"/>
           <w:b/>
           <w:bCs/>
         </w:rPr>
@@ -781,6 +885,7 @@
       </w:r>
       <w:r>
         <w:rPr>
+          <w:rFonts w:eastAsia="黑体"/>
           <w:b/>
           <w:bCs/>
         </w:rPr>
@@ -788,7 +893,7 @@
       </w:r>
       <w:r>
         <w:rPr>
-          <w:rFonts w:hint="eastAsia"/>
+          <w:rFonts w:hint="eastAsia" w:eastAsia="黑体"/>
           <w:b/>
           <w:bCs/>
         </w:rPr>
@@ -796,7 +901,7 @@
       </w:r>
       <w:r>
         <w:rPr>
-          <w:rFonts w:hint="eastAsia"/>
+          <w:rFonts w:hint="eastAsia" w:eastAsia="黑体"/>
         </w:rPr>
         <w:t xml:space="preserve">（</w:t>
       </w:r>
@@ -821,15 +926,21 @@
         </m:sSub>
       </m:oMath>
       <w:r>
+        <w:rPr>
+          <w:rFonts w:eastAsia="黑体"/>
+        </w:rPr>
         <w:t xml:space="preserve"> </w:t>
       </w:r>
       <w:r>
         <w:rPr>
-          <w:rFonts w:hint="eastAsia"/>
+          <w:rFonts w:hint="eastAsia" w:eastAsia="黑体"/>
         </w:rPr>
         <w:t xml:space="preserve">的另一端与下级负载</w:t>
       </w:r>
       <w:r>
+        <w:rPr>
+          <w:rFonts w:eastAsia="黑体"/>
+        </w:rPr>
         <w:t xml:space="preserve"> </w:t>
       </w:r>
       <m:oMath>
@@ -847,15 +958,21 @@
         </m:sSub>
       </m:oMath>
       <w:r>
+        <w:rPr>
+          <w:rFonts w:eastAsia="黑体"/>
+        </w:rPr>
         <w:t xml:space="preserve"> </w:t>
       </w:r>
       <w:r>
         <w:rPr>
-          <w:rFonts w:hint="eastAsia"/>
+          <w:rFonts w:hint="eastAsia" w:eastAsia="黑体"/>
         </w:rPr>
         <w:t xml:space="preserve">上端相连，作为输出</w:t>
       </w:r>
       <w:r>
+        <w:rPr>
+          <w:rFonts w:eastAsia="黑体"/>
+        </w:rPr>
         <w:t xml:space="preserve"> </w:t>
       </w:r>
       <m:oMath>
@@ -880,13 +997,13 @@
       </m:oMath>
       <w:r>
         <w:rPr>
-          <w:rFonts w:hint="eastAsia"/>
+          <w:rFonts w:hint="eastAsia" w:eastAsia="黑体"/>
         </w:rPr>
         <w:t xml:space="preserve">）；</w:t>
       </w:r>
       <w:r>
         <w:rPr>
-          <w:rFonts w:hint="eastAsia"/>
+          <w:rFonts w:hint="eastAsia" w:eastAsia="黑体"/>
           <w:b/>
           <w:bCs/>
         </w:rPr>
@@ -894,6 +1011,7 @@
       </w:r>
       <w:r>
         <w:rPr>
+          <w:rFonts w:eastAsia="黑体"/>
           <w:b/>
           <w:bCs/>
         </w:rPr>
@@ -901,7 +1019,7 @@
       </w:r>
       <w:r>
         <w:rPr>
-          <w:rFonts w:hint="eastAsia"/>
+          <w:rFonts w:hint="eastAsia" w:eastAsia="黑体"/>
           <w:b/>
           <w:bCs/>
         </w:rPr>
@@ -909,7 +1027,7 @@
       </w:r>
       <w:r>
         <w:rPr>
-          <w:rFonts w:hint="eastAsia"/>
+          <w:rFonts w:hint="eastAsia" w:eastAsia="黑体"/>
         </w:rPr>
         <w:t xml:space="preserve">（</w:t>
       </w:r>
@@ -931,11 +1049,14 @@
         </m:sSub>
       </m:oMath>
       <w:r>
+        <w:rPr>
+          <w:rFonts w:eastAsia="黑体"/>
+        </w:rPr>
         <w:t xml:space="preserve"> </w:t>
       </w:r>
       <w:r>
         <w:rPr>
-          <w:rFonts w:hint="eastAsia"/>
+          <w:rFonts w:hint="eastAsia" w:eastAsia="黑体"/>
         </w:rPr>
         <w:t xml:space="preserve">下端、</w:t>
       </w:r>
@@ -954,11 +1075,14 @@
         </m:sSub>
       </m:oMath>
       <w:r>
+        <w:rPr>
+          <w:rFonts w:eastAsia="黑体"/>
+        </w:rPr>
         <w:t xml:space="preserve"> </w:t>
       </w:r>
       <w:r>
         <w:rPr>
-          <w:rFonts w:hint="eastAsia"/>
+          <w:rFonts w:hint="eastAsia" w:eastAsia="黑体"/>
         </w:rPr>
         <w:t xml:space="preserve">下端、</w:t>
       </w:r>
@@ -977,15 +1101,21 @@
         </m:sSub>
       </m:oMath>
       <w:r>
+        <w:rPr>
+          <w:rFonts w:eastAsia="黑体"/>
+        </w:rPr>
         <w:t xml:space="preserve"> </w:t>
       </w:r>
       <w:r>
         <w:rPr>
-          <w:rFonts w:hint="eastAsia"/>
+          <w:rFonts w:hint="eastAsia" w:eastAsia="黑体"/>
         </w:rPr>
         <w:t xml:space="preserve">下端与</w:t>
       </w:r>
       <w:r>
+        <w:rPr>
+          <w:rFonts w:eastAsia="黑体"/>
+        </w:rPr>
         <w:t xml:space="preserve"> </w:t>
       </w:r>
       <m:oMath>
@@ -1006,20 +1136,26 @@
         </m:sSub>
       </m:oMath>
       <w:r>
+        <w:rPr>
+          <w:rFonts w:eastAsia="黑体"/>
+        </w:rPr>
         <w:t xml:space="preserve"> </w:t>
       </w:r>
       <w:r>
         <w:rPr>
-          <w:rFonts w:hint="eastAsia"/>
+          <w:rFonts w:hint="eastAsia" w:eastAsia="黑体"/>
         </w:rPr>
         <w:t xml:space="preserve">负端接</w:t>
       </w:r>
       <w:r>
+        <w:rPr>
+          <w:rFonts w:eastAsia="黑体"/>
+        </w:rPr>
         <w:t xml:space="preserve"> </w:t>
       </w:r>
       <w:r>
         <w:rPr>
-          <w:rFonts w:hint="eastAsia"/>
+          <w:rFonts w:hint="eastAsia" w:eastAsia="黑体"/>
         </w:rPr>
         <w:t xml:space="preserve">GND）。</w:t>
       </w:r>
@@ -1028,7 +1164,7 @@
       <w:pPr/>
       <w:r>
         <w:rPr>
-          <w:rFonts w:hint="eastAsia"/>
+          <w:rFonts w:hint="eastAsia" w:eastAsia="黑体"/>
         </w:rPr>
         <w:t xml:space="preserve">各元件管脚连接：</w:t>
       </w:r>
@@ -1047,65 +1183,86 @@
         </m:sSub>
       </m:oMath>
       <w:r>
+        <w:rPr>
+          <w:rFonts w:eastAsia="黑体"/>
+        </w:rPr>
         <w:t xml:space="preserve"> </w:t>
       </w:r>
       <w:r>
         <w:rPr>
-          <w:rFonts w:hint="eastAsia"/>
+          <w:rFonts w:hint="eastAsia" w:eastAsia="黑体"/>
         </w:rPr>
         <w:t xml:space="preserve">的</w:t>
       </w:r>
       <w:r>
+        <w:rPr>
+          <w:rFonts w:eastAsia="黑体"/>
+        </w:rPr>
         <w:t xml:space="preserve"> IN+ </w:t>
       </w:r>
       <w:r>
         <w:rPr>
-          <w:rFonts w:hint="eastAsia"/>
+          <w:rFonts w:hint="eastAsia" w:eastAsia="黑体"/>
         </w:rPr>
         <w:t xml:space="preserve">接同相输入端节点、IN−</w:t>
       </w:r>
       <w:r>
+        <w:rPr>
+          <w:rFonts w:eastAsia="黑体"/>
+        </w:rPr>
         <w:t xml:space="preserve"> </w:t>
       </w:r>
       <w:r>
         <w:rPr>
-          <w:rFonts w:hint="eastAsia"/>
+          <w:rFonts w:hint="eastAsia" w:eastAsia="黑体"/>
         </w:rPr>
         <w:t xml:space="preserve">接反相输入端节点、OUT</w:t>
       </w:r>
       <w:r>
+        <w:rPr>
+          <w:rFonts w:eastAsia="黑体"/>
+        </w:rPr>
         <w:t xml:space="preserve"> </w:t>
       </w:r>
       <w:r>
         <w:rPr>
-          <w:rFonts w:hint="eastAsia"/>
+          <w:rFonts w:hint="eastAsia" w:eastAsia="黑体"/>
         </w:rPr>
         <w:t xml:space="preserve">接输出节点、V+</w:t>
       </w:r>
       <w:r>
+        <w:rPr>
+          <w:rFonts w:eastAsia="黑体"/>
+        </w:rPr>
         <w:t xml:space="preserve"> </w:t>
       </w:r>
       <w:r>
         <w:rPr>
-          <w:rFonts w:hint="eastAsia"/>
+          <w:rFonts w:hint="eastAsia" w:eastAsia="黑体"/>
         </w:rPr>
         <w:t xml:space="preserve">接</w:t>
       </w:r>
       <w:r>
+        <w:rPr>
+          <w:rFonts w:eastAsia="黑体"/>
+        </w:rPr>
         <w:t xml:space="preserve"> +VCC、V− </w:t>
       </w:r>
       <w:r>
         <w:rPr>
-          <w:rFonts w:hint="eastAsia"/>
+          <w:rFonts w:hint="eastAsia" w:eastAsia="黑体"/>
         </w:rPr>
         <w:t xml:space="preserve">接</w:t>
       </w:r>
       <w:r>
+        <w:rPr>
+          <w:rFonts w:eastAsia="黑体"/>
+        </w:rPr>
         <w:t xml:space="preserve"> </w:t>
       </w:r>
       <w:r>
         <w:rPr>
-          <w:rFonts w:hint="eastAsia"/>
+          <w:rFonts w:hint="eastAsia" w:eastAsia="黑体"/>
         </w:rPr>
         <w:t xml:space="preserve">−VEE（单电源时接地）；</w:t>
       </w:r>
@@ -1127,11 +1284,14 @@
         </m:sSub>
       </m:oMath>
       <w:r>
+        <w:rPr>
+          <w:rFonts w:eastAsia="黑体"/>
+        </w:rPr>
         <w:t xml:space="preserve"> </w:t>
       </w:r>
       <w:r>
         <w:rPr>
-          <w:rFonts w:hint="eastAsia"/>
+          <w:rFonts w:hint="eastAsia" w:eastAsia="黑体"/>
         </w:rPr>
         <w:t xml:space="preserve">一端接输入节点、另一端接同相输入端节点；</w:t>
       </w:r>
@@ -1153,11 +1313,14 @@
         </m:sSub>
       </m:oMath>
       <w:r>
+        <w:rPr>
+          <w:rFonts w:eastAsia="黑体"/>
+        </w:rPr>
         <w:t xml:space="preserve"> </w:t>
       </w:r>
       <w:r>
         <w:rPr>
-          <w:rFonts w:hint="eastAsia"/>
+          <w:rFonts w:hint="eastAsia" w:eastAsia="黑体"/>
         </w:rPr>
         <w:t xml:space="preserve">一端接同相输入端节点、另一端接地节点；</w:t>
       </w:r>
@@ -1176,11 +1339,14 @@
         </m:sSub>
       </m:oMath>
       <w:r>
+        <w:rPr>
+          <w:rFonts w:eastAsia="黑体"/>
+        </w:rPr>
         <w:t xml:space="preserve"> </w:t>
       </w:r>
       <w:r>
         <w:rPr>
-          <w:rFonts w:hint="eastAsia"/>
+          <w:rFonts w:hint="eastAsia" w:eastAsia="黑体"/>
         </w:rPr>
         <w:t xml:space="preserve">一端接反相输入端节点、另一端接输出节点；</w:t>
       </w:r>
@@ -1199,11 +1365,14 @@
         </m:sSub>
       </m:oMath>
       <w:r>
+        <w:rPr>
+          <w:rFonts w:eastAsia="黑体"/>
+        </w:rPr>
         <w:t xml:space="preserve"> </w:t>
       </w:r>
       <w:r>
         <w:rPr>
-          <w:rFonts w:hint="eastAsia"/>
+          <w:rFonts w:hint="eastAsia" w:eastAsia="黑体"/>
         </w:rPr>
         <w:t xml:space="preserve">一端接反相输入端节点、另一端接地节点；</w:t>
       </w:r>
@@ -1228,11 +1397,14 @@
         </m:sSub>
       </m:oMath>
       <w:r>
+        <w:rPr>
+          <w:rFonts w:eastAsia="黑体"/>
+        </w:rPr>
         <w:t xml:space="preserve"> </w:t>
       </w:r>
       <w:r>
         <w:rPr>
-          <w:rFonts w:hint="eastAsia"/>
+          <w:rFonts w:hint="eastAsia" w:eastAsia="黑体"/>
         </w:rPr>
         <w:t xml:space="preserve">一端接输出节点、另一端接输出耦合节点；</w:t>
       </w:r>
@@ -1251,11 +1423,14 @@
         </m:sSub>
       </m:oMath>
       <w:r>
+        <w:rPr>
+          <w:rFonts w:eastAsia="黑体"/>
+        </w:rPr>
         <w:t xml:space="preserve"> </w:t>
       </w:r>
       <w:r>
         <w:rPr>
-          <w:rFonts w:hint="eastAsia"/>
+          <w:rFonts w:hint="eastAsia" w:eastAsia="黑体"/>
         </w:rPr>
         <w:t xml:space="preserve">一端接输出耦合节点、另一端接地节点。</w:t>
       </w:r>
@@ -1264,11 +1439,14 @@
       <w:pPr/>
       <w:r>
         <w:rPr>
-          <w:rFonts w:hint="eastAsia"/>
+          <w:rFonts w:hint="eastAsia" w:eastAsia="黑体"/>
         </w:rPr>
         <w:t xml:space="preserve">由此构成”信号经</w:t>
       </w:r>
       <w:r>
+        <w:rPr>
+          <w:rFonts w:eastAsia="黑体"/>
+        </w:rPr>
         <w:t xml:space="preserve"> </w:t>
       </w:r>
       <m:oMath>
@@ -1289,11 +1467,14 @@
         </m:sSub>
       </m:oMath>
       <w:r>
+        <w:rPr>
+          <w:rFonts w:eastAsia="黑体"/>
+        </w:rPr>
         <w:t xml:space="preserve"> </w:t>
       </w:r>
       <w:r>
         <w:rPr>
-          <w:rFonts w:hint="eastAsia"/>
+          <w:rFonts w:hint="eastAsia" w:eastAsia="黑体"/>
         </w:rPr>
         <w:t xml:space="preserve">送入同相端、</w:t>
       </w:r>
@@ -1312,15 +1493,21 @@
         </m:sSub>
       </m:oMath>
       <w:r>
+        <w:rPr>
+          <w:rFonts w:eastAsia="黑体"/>
+        </w:rPr>
         <w:t xml:space="preserve"> </w:t>
       </w:r>
       <w:r>
         <w:rPr>
-          <w:rFonts w:hint="eastAsia"/>
+          <w:rFonts w:hint="eastAsia" w:eastAsia="黑体"/>
         </w:rPr>
         <w:t xml:space="preserve">与</w:t>
       </w:r>
       <w:r>
+        <w:rPr>
+          <w:rFonts w:eastAsia="黑体"/>
+        </w:rPr>
         <w:t xml:space="preserve"> </w:t>
       </w:r>
       <m:oMath>
@@ -1338,15 +1525,21 @@
         </m:sSub>
       </m:oMath>
       <w:r>
+        <w:rPr>
+          <w:rFonts w:eastAsia="黑体"/>
+        </w:rPr>
         <w:t xml:space="preserve"> </w:t>
       </w:r>
       <w:r>
         <w:rPr>
-          <w:rFonts w:hint="eastAsia"/>
+          <w:rFonts w:hint="eastAsia" w:eastAsia="黑体"/>
         </w:rPr>
         <w:t xml:space="preserve">构成负反馈、输出经</w:t>
       </w:r>
       <w:r>
+        <w:rPr>
+          <w:rFonts w:eastAsia="黑体"/>
+        </w:rPr>
         <w:t xml:space="preserve"> </w:t>
       </w:r>
       <m:oMath>
@@ -1370,15 +1563,21 @@
         </m:sSub>
       </m:oMath>
       <w:r>
+        <w:rPr>
+          <w:rFonts w:eastAsia="黑体"/>
+        </w:rPr>
         <w:t xml:space="preserve"> </w:t>
       </w:r>
       <w:r>
         <w:rPr>
-          <w:rFonts w:hint="eastAsia"/>
+          <w:rFonts w:hint="eastAsia" w:eastAsia="黑体"/>
         </w:rPr>
         <w:t xml:space="preserve">隔直送往下级”的同相放大缓冲组态，增益约为</w:t>
       </w:r>
       <w:r>
+        <w:rPr>
+          <w:rFonts w:eastAsia="黑体"/>
+        </w:rPr>
         <w:t xml:space="preserve"> </w:t>
       </w:r>
       <m:oMath>
@@ -1424,16 +1623,19 @@
       </m:oMath>
       <w:r>
         <w:rPr>
-          <w:rFonts w:hint="eastAsia"/>
+          <w:rFonts w:hint="eastAsia" w:eastAsia="黑体"/>
         </w:rPr>
         <w:t xml:space="preserve">，输出阻抗低，兼具阻抗变换与隔离作用，把约</w:t>
       </w:r>
       <w:r>
+        <w:rPr>
+          <w:rFonts w:eastAsia="黑体"/>
+        </w:rPr>
         <w:t xml:space="preserve"> −10 dBV~+4 dBu </w:t>
       </w:r>
       <w:r>
         <w:rPr>
-          <w:rFonts w:hint="eastAsia"/>
+          <w:rFonts w:hint="eastAsia" w:eastAsia="黑体"/>
         </w:rPr>
         <w:t xml:space="preserve">的线路电平放大到下一级所需电平。</w:t>
       </w:r>
@@ -1446,7 +1648,7 @@
       </w:pPr>
       <w:r>
         <w:rPr>
-          <w:rFonts w:hint="eastAsia"/>
+          <w:rFonts w:hint="eastAsia" w:eastAsia="黑体"/>
         </w:rPr>
         <w:t xml:space="preserve">工作原理</w:t>
       </w:r>
@@ -1457,7 +1659,7 @@
       </w:pPr>
       <w:r>
         <w:rPr>
-          <w:rFonts w:hint="eastAsia"/>
+          <w:rFonts w:hint="eastAsia" w:eastAsia="黑体"/>
         </w:rPr>
         <w:t xml:space="preserve">信号经输入电阻进入运放，运放通过负反馈维持虚短/虚断，以固定增益放大信号。增益由两个电阻比值决定，运放的深度负反馈同时把输出阻抗压到很低，便于长线驱动后级负载。</w:t>
       </w:r>
@@ -1470,7 +1672,7 @@
       </w:pPr>
       <w:r>
         <w:rPr>
-          <w:rFonts w:hint="eastAsia"/>
+          <w:rFonts w:hint="eastAsia" w:eastAsia="黑体"/>
         </w:rPr>
         <w:t xml:space="preserve">关键计算公式</w:t>
       </w:r>
@@ -1484,7 +1686,7 @@
       </w:pPr>
       <w:r>
         <w:rPr>
-          <w:rFonts w:hint="eastAsia"/>
+          <w:rFonts w:hint="eastAsia" w:eastAsia="黑体"/>
         </w:rPr>
         <w:t xml:space="preserve">同相放大增益：</w:t>
       </w:r>
@@ -1571,7 +1773,7 @@
       </w:pPr>
       <w:r>
         <w:rPr>
-          <w:rFonts w:hint="eastAsia"/>
+          <w:rFonts w:hint="eastAsia" w:eastAsia="黑体"/>
         </w:rPr>
         <w:t xml:space="preserve">反相放大增益：</w:t>
       </w:r>
@@ -1655,7 +1857,7 @@
       </w:pPr>
       <w:r>
         <w:rPr>
-          <w:rFonts w:hint="eastAsia"/>
+          <w:rFonts w:hint="eastAsia" w:eastAsia="黑体"/>
         </w:rPr>
         <w:t xml:space="preserve">输入耦合高通截止频率：</w:t>
       </w:r>
@@ -1748,7 +1950,7 @@
       </w:pPr>
       <w:r>
         <w:rPr>
-          <w:rFonts w:hint="eastAsia"/>
+          <w:rFonts w:hint="eastAsia" w:eastAsia="黑体"/>
         </w:rPr>
         <w:t xml:space="preserve">增益带宽积限制的上限频率：</w:t>
       </w:r>
@@ -1851,7 +2053,7 @@
             </w:pPr>
             <w:r>
               <w:rPr>
-                <w:rFonts w:hint="eastAsia"/>
+                <w:rFonts w:hint="eastAsia" w:eastAsia="黑体"/>
               </w:rPr>
               <w:t xml:space="preserve">符号</w:t>
             </w:r>
@@ -1865,7 +2067,7 @@
             </w:pPr>
             <w:r>
               <w:rPr>
-                <w:rFonts w:hint="eastAsia"/>
+                <w:rFonts w:hint="eastAsia" w:eastAsia="黑体"/>
               </w:rPr>
               <w:t xml:space="preserve">含义</w:t>
             </w:r>
@@ -1879,7 +2081,7 @@
             </w:pPr>
             <w:r>
               <w:rPr>
-                <w:rFonts w:hint="eastAsia"/>
+                <w:rFonts w:hint="eastAsia" w:eastAsia="黑体"/>
               </w:rPr>
               <w:t xml:space="preserve">单位</w:t>
             </w:r>
@@ -1908,6 +2110,9 @@
               </m:sSub>
             </m:oMath>
             <w:r>
+              <w:rPr>
+                <w:rFonts w:eastAsia="黑体"/>
+              </w:rPr>
               <w:t xml:space="preserve">​</w:t>
             </w:r>
           </w:p>
@@ -1920,7 +2125,7 @@
             </w:pPr>
             <w:r>
               <w:rPr>
-                <w:rFonts w:hint="eastAsia"/>
+                <w:rFonts w:hint="eastAsia" w:eastAsia="黑体"/>
               </w:rPr>
               <w:t xml:space="preserve">电压增益</w:t>
             </w:r>
@@ -1934,7 +2139,7 @@
             </w:pPr>
             <w:r>
               <w:rPr>
-                <w:rFonts w:hint="eastAsia"/>
+                <w:rFonts w:hint="eastAsia" w:eastAsia="黑体"/>
               </w:rPr>
               <w:t xml:space="preserve">（无量纲）</w:t>
             </w:r>
@@ -1963,6 +2168,9 @@
               </m:sSub>
             </m:oMath>
             <w:r>
+              <w:rPr>
+                <w:rFonts w:eastAsia="黑体"/>
+              </w:rPr>
               <w:t xml:space="preserve">​</w:t>
             </w:r>
           </w:p>
@@ -1975,7 +2183,7 @@
             </w:pPr>
             <w:r>
               <w:rPr>
-                <w:rFonts w:hint="eastAsia"/>
+                <w:rFonts w:hint="eastAsia" w:eastAsia="黑体"/>
               </w:rPr>
               <w:t xml:space="preserve">输入电阻</w:t>
             </w:r>
@@ -1988,6 +2196,9 @@
               <w:pStyle w:val="Compact"/>
             </w:pPr>
             <w:r>
+              <w:rPr>
+                <w:rFonts w:eastAsia="黑体"/>
+              </w:rPr>
               <w:t xml:space="preserve">Ω</w:t>
             </w:r>
           </w:p>
@@ -2015,6 +2226,9 @@
               </m:sSub>
             </m:oMath>
             <w:r>
+              <w:rPr>
+                <w:rFonts w:eastAsia="黑体"/>
+              </w:rPr>
               <w:t xml:space="preserve">​</w:t>
             </w:r>
           </w:p>
@@ -2027,7 +2241,7 @@
             </w:pPr>
             <w:r>
               <w:rPr>
-                <w:rFonts w:hint="eastAsia"/>
+                <w:rFonts w:hint="eastAsia" w:eastAsia="黑体"/>
               </w:rPr>
               <w:t xml:space="preserve">反馈电阻</w:t>
             </w:r>
@@ -2040,6 +2254,9 @@
               <w:pStyle w:val="Compact"/>
             </w:pPr>
             <w:r>
+              <w:rPr>
+                <w:rFonts w:eastAsia="黑体"/>
+              </w:rPr>
               <w:t xml:space="preserve">Ω</w:t>
             </w:r>
           </w:p>
@@ -2070,6 +2287,9 @@
               </m:sSub>
             </m:oMath>
             <w:r>
+              <w:rPr>
+                <w:rFonts w:eastAsia="黑体"/>
+              </w:rPr>
               <w:t xml:space="preserve">​</w:t>
             </w:r>
           </w:p>
@@ -2082,7 +2302,7 @@
             </w:pPr>
             <w:r>
               <w:rPr>
-                <w:rFonts w:hint="eastAsia"/>
+                <w:rFonts w:hint="eastAsia" w:eastAsia="黑体"/>
               </w:rPr>
               <w:t xml:space="preserve">输入耦合电容</w:t>
             </w:r>
@@ -2095,6 +2315,9 @@
               <w:pStyle w:val="Compact"/>
             </w:pPr>
             <w:r>
+              <w:rPr>
+                <w:rFonts w:eastAsia="黑体"/>
+              </w:rPr>
               <w:t xml:space="preserve">F</w:t>
             </w:r>
           </w:p>
@@ -2122,6 +2345,9 @@
               </m:sSub>
             </m:oMath>
             <w:r>
+              <w:rPr>
+                <w:rFonts w:eastAsia="黑体"/>
+              </w:rPr>
               <w:t xml:space="preserve">​</w:t>
             </w:r>
           </w:p>
@@ -2134,7 +2360,7 @@
             </w:pPr>
             <w:r>
               <w:rPr>
-                <w:rFonts w:hint="eastAsia"/>
+                <w:rFonts w:hint="eastAsia" w:eastAsia="黑体"/>
               </w:rPr>
               <w:t xml:space="preserve">高通截止频率</w:t>
             </w:r>
@@ -2147,6 +2373,9 @@
               <w:pStyle w:val="Compact"/>
             </w:pPr>
             <w:r>
+              <w:rPr>
+                <w:rFonts w:eastAsia="黑体"/>
+              </w:rPr>
               <w:t xml:space="preserve">Hz</w:t>
             </w:r>
           </w:p>
@@ -2171,6 +2400,9 @@
               </m:r>
             </m:oMath>
             <w:r>
+              <w:rPr>
+                <w:rFonts w:eastAsia="黑体"/>
+              </w:rPr>
               <w:t xml:space="preserve">​</w:t>
             </w:r>
           </w:p>
@@ -2183,7 +2415,7 @@
             </w:pPr>
             <w:r>
               <w:rPr>
-                <w:rFonts w:hint="eastAsia"/>
+                <w:rFonts w:hint="eastAsia" w:eastAsia="黑体"/>
               </w:rPr>
               <w:t xml:space="preserve">增益带宽积</w:t>
             </w:r>
@@ -2196,6 +2428,9 @@
               <w:pStyle w:val="Compact"/>
             </w:pPr>
             <w:r>
+              <w:rPr>
+                <w:rFonts w:eastAsia="黑体"/>
+              </w:rPr>
               <w:t xml:space="preserve">Hz</w:t>
             </w:r>
           </w:p>
@@ -2210,7 +2445,7 @@
       </w:pPr>
       <w:r>
         <w:rPr>
-          <w:rFonts w:hint="eastAsia"/>
+          <w:rFonts w:hint="eastAsia" w:eastAsia="黑体"/>
         </w:rPr>
         <w:t xml:space="preserve">元件调整影响</w:t>
       </w:r>
@@ -2239,6 +2474,7 @@
       </m:oMath>
       <w:r>
         <w:rPr>
+          <w:rFonts w:eastAsia="黑体"/>
           <w:b/>
           <w:bCs/>
         </w:rPr>
@@ -2246,21 +2482,27 @@
       </w:r>
       <w:r>
         <w:rPr>
-          <w:rFonts w:hint="eastAsia"/>
+          <w:rFonts w:hint="eastAsia" w:eastAsia="黑体"/>
           <w:b/>
           <w:bCs/>
         </w:rPr>
         <w:t xml:space="preserve">增大</w:t>
       </w:r>
       <w:r>
+        <w:rPr>
+          <w:rFonts w:eastAsia="黑体"/>
+        </w:rPr>
         <w:t xml:space="preserve"> </w:t>
       </w:r>
       <w:r>
+        <w:rPr>
+          <w:rFonts w:eastAsia="黑体"/>
+        </w:rPr>
         <w:t xml:space="preserve">→ </w:t>
       </w:r>
       <w:r>
         <w:rPr>
-          <w:rFonts w:hint="eastAsia"/>
+          <w:rFonts w:hint="eastAsia" w:eastAsia="黑体"/>
         </w:rPr>
         <w:t xml:space="preserve">增益升高、带宽下降。</w:t>
       </w:r>
@@ -2289,6 +2531,7 @@
       </m:oMath>
       <w:r>
         <w:rPr>
+          <w:rFonts w:eastAsia="黑体"/>
           <w:b/>
           <w:bCs/>
         </w:rPr>
@@ -2296,21 +2539,27 @@
       </w:r>
       <w:r>
         <w:rPr>
-          <w:rFonts w:hint="eastAsia"/>
+          <w:rFonts w:hint="eastAsia" w:eastAsia="黑体"/>
           <w:b/>
           <w:bCs/>
         </w:rPr>
         <w:t xml:space="preserve">增大</w:t>
       </w:r>
       <w:r>
+        <w:rPr>
+          <w:rFonts w:eastAsia="黑体"/>
+        </w:rPr>
         <w:t xml:space="preserve"> </w:t>
       </w:r>
       <w:r>
+        <w:rPr>
+          <w:rFonts w:eastAsia="黑体"/>
+        </w:rPr>
         <w:t xml:space="preserve">→ </w:t>
       </w:r>
       <w:r>
         <w:rPr>
-          <w:rFonts w:hint="eastAsia"/>
+          <w:rFonts w:hint="eastAsia" w:eastAsia="黑体"/>
         </w:rPr>
         <w:t xml:space="preserve">同相增益下降、反相输入阻抗升高。</w:t>
       </w:r>
@@ -2342,6 +2591,7 @@
       </m:oMath>
       <w:r>
         <w:rPr>
+          <w:rFonts w:eastAsia="黑体"/>
           <w:b/>
           <w:bCs/>
         </w:rPr>
@@ -2349,21 +2599,27 @@
       </w:r>
       <w:r>
         <w:rPr>
-          <w:rFonts w:hint="eastAsia"/>
+          <w:rFonts w:hint="eastAsia" w:eastAsia="黑体"/>
           <w:b/>
           <w:bCs/>
         </w:rPr>
         <w:t xml:space="preserve">增大</w:t>
       </w:r>
       <w:r>
+        <w:rPr>
+          <w:rFonts w:eastAsia="黑体"/>
+        </w:rPr>
         <w:t xml:space="preserve"> </w:t>
       </w:r>
       <w:r>
+        <w:rPr>
+          <w:rFonts w:eastAsia="黑体"/>
+        </w:rPr>
         <w:t xml:space="preserve">→ </w:t>
       </w:r>
       <w:r>
         <w:rPr>
-          <w:rFonts w:hint="eastAsia"/>
+          <w:rFonts w:hint="eastAsia" w:eastAsia="黑体"/>
         </w:rPr>
         <w:t xml:space="preserve">低频耦合截止频率降低，低频响应更深。</w:t>
       </w:r>
@@ -2395,6 +2651,7 @@
       </m:oMath>
       <w:r>
         <w:rPr>
+          <w:rFonts w:eastAsia="黑体"/>
           <w:b/>
           <w:bCs/>
         </w:rPr>
@@ -2402,21 +2659,27 @@
       </w:r>
       <w:r>
         <w:rPr>
-          <w:rFonts w:hint="eastAsia"/>
+          <w:rFonts w:hint="eastAsia" w:eastAsia="黑体"/>
           <w:b/>
           <w:bCs/>
         </w:rPr>
         <w:t xml:space="preserve">增大</w:t>
       </w:r>
       <w:r>
+        <w:rPr>
+          <w:rFonts w:eastAsia="黑体"/>
+        </w:rPr>
         <w:t xml:space="preserve"> </w:t>
       </w:r>
       <w:r>
+        <w:rPr>
+          <w:rFonts w:eastAsia="黑体"/>
+        </w:rPr>
         <w:t xml:space="preserve">→ </w:t>
       </w:r>
       <w:r>
         <w:rPr>
-          <w:rFonts w:hint="eastAsia"/>
+          <w:rFonts w:hint="eastAsia" w:eastAsia="黑体"/>
         </w:rPr>
         <w:t xml:space="preserve">输入阻抗升高，但热噪声与偏置失调放大增大。</w:t>
       </w:r>
@@ -2429,7 +2692,7 @@
       </w:pPr>
       <w:r>
         <w:rPr>
-          <w:rFonts w:hint="eastAsia"/>
+          <w:rFonts w:hint="eastAsia" w:eastAsia="黑体"/>
         </w:rPr>
         <w:t xml:space="preserve">典型参数示例</w:t>
       </w:r>
@@ -2444,11 +2707,14 @@
       </w:pPr>
       <w:r>
         <w:rPr>
-          <w:rFonts w:hint="eastAsia"/>
+          <w:rFonts w:hint="eastAsia" w:eastAsia="黑体"/>
         </w:rPr>
         <w:t xml:space="preserve">同相接法取</w:t>
       </w:r>
       <w:r>
+        <w:rPr>
+          <w:rFonts w:eastAsia="黑体"/>
+        </w:rPr>
         <w:t xml:space="preserve"> </w:t>
       </w:r>
       <m:oMath>
@@ -2485,6 +2751,9 @@
         </m:r>
       </m:oMath>
       <w:r>
+        <w:rPr>
+          <w:rFonts w:eastAsia="黑体"/>
+        </w:rPr>
         <w:t xml:space="preserve">、</w:t>
       </w:r>
       <m:oMath>
@@ -2522,7 +2791,7 @@
       </m:oMath>
       <w:r>
         <w:rPr>
-          <w:rFonts w:hint="eastAsia"/>
+          <w:rFonts w:hint="eastAsia" w:eastAsia="黑体"/>
         </w:rPr>
         <w:t xml:space="preserve">：</w:t>
       </w:r>
@@ -2581,16 +2850,19 @@
       </m:oMath>
       <w:r>
         <w:rPr>
-          <w:rFonts w:hint="eastAsia"/>
+          <w:rFonts w:hint="eastAsia" w:eastAsia="黑体"/>
         </w:rPr>
         <w:t xml:space="preserve">（约</w:t>
       </w:r>
       <w:r>
+        <w:rPr>
+          <w:rFonts w:eastAsia="黑体"/>
+        </w:rPr>
         <w:t xml:space="preserve"> 15.6 </w:t>
       </w:r>
       <w:r>
         <w:rPr>
-          <w:rFonts w:hint="eastAsia"/>
+          <w:rFonts w:hint="eastAsia" w:eastAsia="黑体"/>
         </w:rPr>
         <w:t xml:space="preserve">dB）。</w:t>
       </w:r>
@@ -2605,11 +2877,14 @@
       </w:pPr>
       <w:r>
         <w:rPr>
-          <w:rFonts w:hint="eastAsia"/>
+          <w:rFonts w:hint="eastAsia" w:eastAsia="黑体"/>
         </w:rPr>
         <w:t xml:space="preserve">取</w:t>
       </w:r>
       <w:r>
+        <w:rPr>
+          <w:rFonts w:eastAsia="黑体"/>
+        </w:rPr>
         <w:t xml:space="preserve"> </w:t>
       </w:r>
       <m:oMath>
@@ -2649,6 +2924,9 @@
         </m:r>
       </m:oMath>
       <w:r>
+        <w:rPr>
+          <w:rFonts w:eastAsia="黑体"/>
+        </w:rPr>
         <w:t xml:space="preserve">、</w:t>
       </w:r>
       <m:oMath>
@@ -2692,7 +2970,7 @@
       </m:oMath>
       <w:r>
         <w:rPr>
-          <w:rFonts w:hint="eastAsia"/>
+          <w:rFonts w:hint="eastAsia" w:eastAsia="黑体"/>
         </w:rPr>
         <w:t xml:space="preserve">：</w:t>
       </w:r>
@@ -2787,6 +3065,9 @@
         </m:r>
       </m:oMath>
       <w:r>
+        <w:rPr>
+          <w:rFonts w:eastAsia="黑体"/>
+        </w:rPr>
         <w:t xml:space="preserve">。</w:t>
       </w:r>
     </w:p>
@@ -2798,7 +3079,7 @@
       </w:pPr>
       <w:r>
         <w:rPr>
-          <w:rFonts w:hint="eastAsia"/>
+          <w:rFonts w:hint="eastAsia" w:eastAsia="黑体"/>
         </w:rPr>
         <w:t xml:space="preserve">常见器件型号</w:t>
       </w:r>
@@ -2813,7 +3094,7 @@
       </w:pPr>
       <w:r>
         <w:rPr>
-          <w:rFonts w:hint="eastAsia"/>
+          <w:rFonts w:hint="eastAsia" w:eastAsia="黑体"/>
         </w:rPr>
         <w:t xml:space="preserve">运放：NE5532、OPA2134、LM4562、TL072。</w:t>
       </w:r>
@@ -2828,16 +3109,19 @@
       </w:pPr>
       <w:r>
         <w:rPr>
-          <w:rFonts w:hint="eastAsia"/>
+          <w:rFonts w:hint="eastAsia" w:eastAsia="黑体"/>
         </w:rPr>
         <w:t xml:space="preserve">输入</w:t>
       </w:r>
       <w:r>
+        <w:rPr>
+          <w:rFonts w:eastAsia="黑体"/>
+        </w:rPr>
         <w:t xml:space="preserve"> / </w:t>
       </w:r>
       <w:r>
         <w:rPr>
-          <w:rFonts w:hint="eastAsia"/>
+          <w:rFonts w:hint="eastAsia" w:eastAsia="黑体"/>
         </w:rPr>
         <w:t xml:space="preserve">输出耦合电容：铝电解或薄膜电容（WIMA、Nichicon）。</w:t>
       </w:r>
@@ -2850,7 +3134,7 @@
       </w:pPr>
       <w:r>
         <w:rPr>
-          <w:rFonts w:hint="eastAsia"/>
+          <w:rFonts w:hint="eastAsia" w:eastAsia="黑体"/>
         </w:rPr>
         <w:t xml:space="preserve">注意事项</w:t>
       </w:r>
@@ -2865,16 +3149,19 @@
       </w:pPr>
       <w:r>
         <w:rPr>
-          <w:rFonts w:hint="eastAsia"/>
+          <w:rFonts w:hint="eastAsia" w:eastAsia="黑体"/>
         </w:rPr>
         <w:t xml:space="preserve">增益电阻取值过大会引入热噪声，音频级常在</w:t>
       </w:r>
       <w:r>
+        <w:rPr>
+          <w:rFonts w:eastAsia="黑体"/>
+        </w:rPr>
         <w:t xml:space="preserve"> 1 kΩ~100 kΩ </w:t>
       </w:r>
       <w:r>
         <w:rPr>
-          <w:rFonts w:hint="eastAsia"/>
+          <w:rFonts w:hint="eastAsia" w:eastAsia="黑体"/>
         </w:rPr>
         <w:t xml:space="preserve">之间折中。</w:t>
       </w:r>
@@ -2889,7 +3176,7 @@
       </w:pPr>
       <w:r>
         <w:rPr>
-          <w:rFonts w:hint="eastAsia"/>
+          <w:rFonts w:hint="eastAsia" w:eastAsia="黑体"/>
         </w:rPr>
         <w:t xml:space="preserve">输入、输出需隔直耦合以防直流偏置进入后级；隔直电容影响低频响应。</w:t>
       </w:r>
@@ -2904,7 +3191,7 @@
       </w:pPr>
       <w:r>
         <w:rPr>
-          <w:rFonts w:hint="eastAsia"/>
+          <w:rFonts w:hint="eastAsia" w:eastAsia="黑体"/>
         </w:rPr>
         <w:t xml:space="preserve">输入级偏置电流会在较大输入电阻上产生失调，双极型运放宜加等值平衡电阻。</w:t>
       </w:r>
@@ -2917,7 +3204,7 @@
       </w:pPr>
       <w:r>
         <w:rPr>
-          <w:rFonts w:hint="eastAsia"/>
+          <w:rFonts w:hint="eastAsia" w:eastAsia="黑体"/>
         </w:rPr>
         <w:t xml:space="preserve">参考资料</w:t>
       </w:r>
@@ -2932,7 +3219,7 @@
       </w:pPr>
       <w:r>
         <w:rPr>
-          <w:rFonts w:hint="eastAsia"/>
+          <w:rFonts w:hint="eastAsia" w:eastAsia="黑体"/>
         </w:rPr>
         <w:t xml:space="preserve">《模拟电子技术基础》（童诗白、华成英）。</w:t>
       </w:r>
@@ -2946,11 +3233,14 @@
         </w:numPr>
       </w:pPr>
       <w:r>
+        <w:rPr>
+          <w:rFonts w:eastAsia="黑体"/>
+        </w:rPr>
         <w:t xml:space="preserve">TI: NE5532 </w:t>
       </w:r>
       <w:r>
         <w:rPr>
-          <w:rFonts w:hint="eastAsia"/>
+          <w:rFonts w:hint="eastAsia" w:eastAsia="黑体"/>
         </w:rPr>
         <w:t xml:space="preserve">数据手册。</w:t>
       </w:r>
@@ -2964,6 +3254,9 @@
         </w:numPr>
       </w:pPr>
       <w:r>
+        <w:rPr>
+          <w:rFonts w:eastAsia="黑体"/>
+        </w:rPr>
         <w:t xml:space="preserve">Wikipedia: Operational amplifier。</w:t>
       </w:r>
     </w:p>
@@ -2976,11 +3269,11 @@
       </w:pPr>
       <w:r>
         <w:rPr>
-          <w:rFonts w:ascii="Times New Roman" w:hAnsi="Times New Roman"/>
+          <w:rFonts w:ascii="Times New Roman" w:hAnsi="Times New Roman" w:eastAsia="黑体"/>
           <w:color w:val="555555"/>
           <w:sz w:val="21"/>
         </w:rPr>
-        <w:t>材料收集者：杜文杰</w:t>
+        <w:t>材料收集者：杜文杰，WX手机：19519196569，QQ:3478827729</w:t>
       </w:r>
     </w:p>
     <w:sectPr>
@@ -3000,7 +3293,7 @@
 </file>
 
 <file path=word/footer1.xml><?xml version="1.0" encoding="utf-8"?>
-<w:ftr xmlns:m="http://schemas.openxmlformats.org/officeDocument/2006/math" xmlns:mc="http://schemas.openxmlformats.org/markup-compatibility/2006" xmlns:mo="http://schemas.microsoft.com/office/mac/office/2008/main" xmlns:mv="urn:schemas-microsoft-com:mac:vml" xmlns:o="urn:schemas-microsoft-com:office:office" xmlns:r="http://schemas.openxmlformats.org/officeDocument/2006/relationships" xmlns:v="urn:schemas-microsoft-com:vml" xmlns:w10="urn:schemas-microsoft-com:office:word" xmlns:w14="http://schemas.microsoft.com/office/word/2010/wordml" xmlns:w="http://schemas.openxmlformats.org/wordprocessingml/2006/main" xmlns:wne="http://schemas.microsoft.com/office/word/2006/wordml" xmlns:wp14="http://schemas.microsoft.com/office/word/2010/wordprocessingDrawing" xmlns:wp="http://schemas.openxmlformats.org/drawingml/2006/wordprocessingDrawing" xmlns:wpc="http://schemas.microsoft.com/office/word/2010/wordprocessingCanvas" xmlns:wpg="http://schemas.microsoft.com/office/word/2010/wordprocessingGroup" xmlns:wpi="http://schemas.microsoft.com/office/word/2010/wordprocessingInk" xmlns:wps="http://schemas.microsoft.com/office/word/2010/wordprocessingShape" mc:Ignorable="w14 wp14">
+<w:ftr xmlns:mc="http://schemas.openxmlformats.org/markup-compatibility/2006" xmlns:w="http://schemas.openxmlformats.org/wordprocessingml/2006/main" xmlns:m="http://schemas.openxmlformats.org/officeDocument/2006/math" xmlns:mo="http://schemas.microsoft.com/office/mac/office/2008/main" xmlns:mv="urn:schemas-microsoft-com:mac:vml" xmlns:o="urn:schemas-microsoft-com:office:office" xmlns:r="http://schemas.openxmlformats.org/officeDocument/2006/relationships" xmlns:v="urn:schemas-microsoft-com:vml" xmlns:w10="urn:schemas-microsoft-com:office:word" xmlns:w14="http://schemas.microsoft.com/office/word/2010/wordml" xmlns:wne="http://schemas.microsoft.com/office/word/2006/wordml" xmlns:wp14="http://schemas.microsoft.com/office/word/2010/wordprocessingDrawing" xmlns:wp="http://schemas.openxmlformats.org/drawingml/2006/wordprocessingDrawing" xmlns:wpc="http://schemas.microsoft.com/office/word/2010/wordprocessingCanvas" xmlns:wpg="http://schemas.microsoft.com/office/word/2010/wordprocessingGroup" xmlns:wpi="http://schemas.microsoft.com/office/word/2010/wordprocessingInk" xmlns:wps="http://schemas.microsoft.com/office/word/2010/wordprocessingShape" mc:Ignorable="w14 wp14">
   <w:p>
     <w:pPr>
       <w:pStyle w:val="Footer"/>
@@ -3008,12 +3301,14 @@
     </w:pPr>
     <w:r>
       <w:rPr>
+        <w:rFonts w:eastAsia="黑体"/>
         <w:sz w:val="18"/>
       </w:rPr>
       <w:t xml:space="preserve">第 </w:t>
     </w:r>
     <w:r>
       <w:rPr>
+        <w:rFonts w:eastAsia="黑体"/>
         <w:sz w:val="18"/>
       </w:rPr>
       <w:fldChar w:fldCharType="begin"/>
@@ -3022,6 +3317,7 @@
     </w:r>
     <w:r>
       <w:rPr>
+        <w:rFonts w:eastAsia="黑体"/>
         <w:sz w:val="18"/>
       </w:rPr>
       <w:t xml:space="preserve"> 页</w:t>
@@ -3035,6 +3331,9 @@
   <w:footnote w:type="continuationSeparator" w:id="0">
     <w:p>
       <w:r>
+        <w:rPr>
+          <w:rFonts w:eastAsia="黑体"/>
+        </w:rPr>
         <w:continuationSeparator/>
       </w:r>
     </w:p>
@@ -3042,6 +3341,9 @@
   <w:footnote w:type="separator" w:id="-1">
     <w:p>
       <w:r>
+        <w:rPr>
+          <w:rFonts w:eastAsia="黑体"/>
+        </w:rPr>
         <w:separator/>
       </w:r>
     </w:p>
@@ -3050,7 +3352,7 @@
 </file>
 
 <file path=word/header1.xml><?xml version="1.0" encoding="utf-8"?>
-<w:hdr xmlns:m="http://schemas.openxmlformats.org/officeDocument/2006/math" xmlns:mc="http://schemas.openxmlformats.org/markup-compatibility/2006" xmlns:mo="http://schemas.microsoft.com/office/mac/office/2008/main" xmlns:mv="urn:schemas-microsoft-com:mac:vml" xmlns:o="urn:schemas-microsoft-com:office:office" xmlns:r="http://schemas.openxmlformats.org/officeDocument/2006/relationships" xmlns:v="urn:schemas-microsoft-com:vml" xmlns:w10="urn:schemas-microsoft-com:office:word" xmlns:w14="http://schemas.microsoft.com/office/word/2010/wordml" xmlns:w="http://schemas.openxmlformats.org/wordprocessingml/2006/main" xmlns:wne="http://schemas.microsoft.com/office/word/2006/wordml" xmlns:wp14="http://schemas.microsoft.com/office/word/2010/wordprocessingDrawing" xmlns:wp="http://schemas.openxmlformats.org/drawingml/2006/wordprocessingDrawing" xmlns:wpc="http://schemas.microsoft.com/office/word/2010/wordprocessingCanvas" xmlns:wpg="http://schemas.microsoft.com/office/word/2010/wordprocessingGroup" xmlns:wpi="http://schemas.microsoft.com/office/word/2010/wordprocessingInk" xmlns:wps="http://schemas.microsoft.com/office/word/2010/wordprocessingShape" mc:Ignorable="w14 wp14">
+<w:hdr xmlns:mc="http://schemas.openxmlformats.org/markup-compatibility/2006" xmlns:w="http://schemas.openxmlformats.org/wordprocessingml/2006/main" xmlns:m="http://schemas.openxmlformats.org/officeDocument/2006/math" xmlns:mo="http://schemas.microsoft.com/office/mac/office/2008/main" xmlns:mv="urn:schemas-microsoft-com:mac:vml" xmlns:o="urn:schemas-microsoft-com:office:office" xmlns:r="http://schemas.openxmlformats.org/officeDocument/2006/relationships" xmlns:v="urn:schemas-microsoft-com:vml" xmlns:w10="urn:schemas-microsoft-com:office:word" xmlns:w14="http://schemas.microsoft.com/office/word/2010/wordml" xmlns:wne="http://schemas.microsoft.com/office/word/2006/wordml" xmlns:wp14="http://schemas.microsoft.com/office/word/2010/wordprocessingDrawing" xmlns:wp="http://schemas.openxmlformats.org/drawingml/2006/wordprocessingDrawing" xmlns:wpc="http://schemas.microsoft.com/office/word/2010/wordprocessingCanvas" xmlns:wpg="http://schemas.microsoft.com/office/word/2010/wordprocessingGroup" xmlns:wpi="http://schemas.microsoft.com/office/word/2010/wordprocessingInk" xmlns:wps="http://schemas.microsoft.com/office/word/2010/wordprocessingShape" mc:Ignorable="w14 wp14">
   <w:p>
     <w:pPr>
       <w:pStyle w:val="Header"/>
@@ -3058,7 +3360,7 @@
     </w:pPr>
     <w:r>
       <w:rPr>
-        <w:rFonts w:ascii="Times New Roman" w:hAnsi="Times New Roman"/>
+        <w:rFonts w:ascii="Times New Roman" w:hAnsi="Times New Roman" w:eastAsia="黑体"/>
         <w:sz w:val="18"/>
         <w:rFonts w:eastAsia="黑体"/>
         <w:rFonts w:eastAsia="黑体"/>
@@ -3070,7 +3372,7 @@
 </file>
 
 <file path=word/numbering.xml><?xml version="1.0" encoding="utf-8"?>
-<w:numbering xmlns:m="http://schemas.openxmlformats.org/officeDocument/2006/math" xmlns:mc="http://schemas.openxmlformats.org/markup-compatibility/2006" xmlns:mo="http://schemas.microsoft.com/office/mac/office/2008/main" xmlns:mv="urn:schemas-microsoft-com:mac:vml" xmlns:o="urn:schemas-microsoft-com:office:office" xmlns:r="http://schemas.openxmlformats.org/officeDocument/2006/relationships" xmlns:v="urn:schemas-microsoft-com:vml" xmlns:w="http://schemas.openxmlformats.org/wordprocessingml/2006/main" xmlns:w10="urn:schemas-microsoft-com:office:word" xmlns:w14="http://schemas.microsoft.com/office/word/2010/wordml" xmlns:wne="http://schemas.microsoft.com/office/word/2006/wordml" xmlns:wp="http://schemas.openxmlformats.org/drawingml/2006/wordprocessingDrawing" xmlns:wp14="http://schemas.microsoft.com/office/word/2010/wordprocessingDrawing" xmlns:wpc="http://schemas.microsoft.com/office/word/2010/wordprocessingCanvas" xmlns:wpg="http://schemas.microsoft.com/office/word/2010/wordprocessingGroup" xmlns:wpi="http://schemas.microsoft.com/office/word/2010/wordprocessingInk" xmlns:wps="http://schemas.microsoft.com/office/word/2010/wordprocessingShape" mc:Ignorable="w14 wp14">
+<w:numbering xmlns:mc="http://schemas.openxmlformats.org/markup-compatibility/2006" xmlns:w="http://schemas.openxmlformats.org/wordprocessingml/2006/main" xmlns:m="http://schemas.openxmlformats.org/officeDocument/2006/math" xmlns:mo="http://schemas.microsoft.com/office/mac/office/2008/main" xmlns:mv="urn:schemas-microsoft-com:mac:vml" xmlns:o="urn:schemas-microsoft-com:office:office" xmlns:r="http://schemas.openxmlformats.org/officeDocument/2006/relationships" xmlns:v="urn:schemas-microsoft-com:vml" xmlns:w10="urn:schemas-microsoft-com:office:word" xmlns:w14="http://schemas.microsoft.com/office/word/2010/wordml" xmlns:wne="http://schemas.microsoft.com/office/word/2006/wordml" xmlns:wp="http://schemas.openxmlformats.org/drawingml/2006/wordprocessingDrawing" xmlns:wp14="http://schemas.microsoft.com/office/word/2010/wordprocessingDrawing" xmlns:wpc="http://schemas.microsoft.com/office/word/2010/wordprocessingCanvas" xmlns:wpg="http://schemas.microsoft.com/office/word/2010/wordprocessingGroup" xmlns:wpi="http://schemas.microsoft.com/office/word/2010/wordprocessingInk" xmlns:wps="http://schemas.microsoft.com/office/word/2010/wordprocessingShape" mc:Ignorable="w14 wp14">
   <w:abstractNum w:abstractNumId="0">
     <w:nsid w:val="FFFFFF7C"/>
     <w:multiLevelType w:val="singleLevel"/>
@@ -3157,7 +3459,7 @@
         <w:ind w:hanging="360" w:left="1440"/>
       </w:pPr>
       <w:rPr>
-        <w:rFonts w:ascii="Symbol" w:hAnsi="Symbol" w:hint="default"/>
+        <w:rFonts w:ascii="Symbol" w:hAnsi="Symbol" w:hint="default" w:eastAsia="黑体"/>
       </w:rPr>
     </w:lvl>
   </w:abstractNum>
@@ -3178,7 +3480,7 @@
         <w:ind w:hanging="360" w:left="1080"/>
       </w:pPr>
       <w:rPr>
-        <w:rFonts w:ascii="Symbol" w:hAnsi="Symbol" w:hint="default"/>
+        <w:rFonts w:ascii="Symbol" w:hAnsi="Symbol" w:hint="default" w:eastAsia="黑体"/>
       </w:rPr>
     </w:lvl>
   </w:abstractNum>
@@ -3199,7 +3501,7 @@
         <w:ind w:hanging="360" w:left="720"/>
       </w:pPr>
       <w:rPr>
-        <w:rFonts w:ascii="Symbol" w:hAnsi="Symbol" w:hint="default"/>
+        <w:rFonts w:ascii="Symbol" w:hAnsi="Symbol" w:hint="default" w:eastAsia="黑体"/>
       </w:rPr>
     </w:lvl>
   </w:abstractNum>
@@ -3238,7 +3540,7 @@
         <w:ind w:hanging="360" w:left="360"/>
       </w:pPr>
       <w:rPr>
-        <w:rFonts w:ascii="Symbol" w:hAnsi="Symbol" w:hint="default"/>
+        <w:rFonts w:ascii="Symbol" w:hAnsi="Symbol" w:hint="default" w:eastAsia="黑体"/>
       </w:rPr>
     </w:lvl>
   </w:abstractNum>
@@ -3329,7 +3631,7 @@
         <w:ind w:left="720" w:hanging="360"/>
       </w:pPr>
       <w:rPr>
-        <w:rFonts w:ascii="Symbol" w:hAnsi="Symbol" w:cs="Symbol" w:hint="default"/>
+        <w:rFonts w:ascii="Symbol" w:hAnsi="Symbol" w:cs="Symbol" w:hint="default" w:eastAsia="黑体"/>
       </w:rPr>
     </w:lvl>
     <w:lvl w:ilvl="1">
@@ -3340,7 +3642,7 @@
         <w:ind w:left="1440" w:hanging="360"/>
       </w:pPr>
       <w:rPr>
-        <w:rFonts w:ascii="Courier New" w:hAnsi="Courier New" w:cs="Courier New" w:hint="default"/>
+        <w:rFonts w:ascii="Courier New" w:hAnsi="Courier New" w:cs="Courier New" w:hint="default" w:eastAsia="黑体"/>
       </w:rPr>
     </w:lvl>
     <w:lvl w:ilvl="2">
@@ -3351,7 +3653,7 @@
         <w:ind w:left="2160" w:hanging="360"/>
       </w:pPr>
       <w:rPr>
-        <w:rFonts w:ascii="Wingdings" w:hAnsi="Wingdings" w:cs="Wingdings" w:hint="default"/>
+        <w:rFonts w:ascii="Wingdings" w:hAnsi="Wingdings" w:cs="Wingdings" w:hint="default" w:eastAsia="黑体"/>
       </w:rPr>
     </w:lvl>
     <w:lvl w:ilvl="3">
@@ -3362,7 +3664,7 @@
         <w:ind w:left="2880" w:hanging="360"/>
       </w:pPr>
       <w:rPr>
-        <w:rFonts w:ascii="Symbol" w:hAnsi="Symbol" w:cs="Symbol" w:hint="default"/>
+        <w:rFonts w:ascii="Symbol" w:hAnsi="Symbol" w:cs="Symbol" w:hint="default" w:eastAsia="黑体"/>
       </w:rPr>
     </w:lvl>
     <w:lvl w:ilvl="4">
@@ -3373,7 +3675,7 @@
         <w:ind w:left="3600" w:hanging="360"/>
       </w:pPr>
       <w:rPr>
-        <w:rFonts w:ascii="Courier New" w:hAnsi="Courier New" w:cs="Courier New" w:hint="default"/>
+        <w:rFonts w:ascii="Courier New" w:hAnsi="Courier New" w:cs="Courier New" w:hint="default" w:eastAsia="黑体"/>
       </w:rPr>
     </w:lvl>
     <w:lvl w:ilvl="5">
@@ -3384,7 +3686,7 @@
         <w:ind w:left="4320" w:hanging="360"/>
       </w:pPr>
       <w:rPr>
-        <w:rFonts w:ascii="Wingdings" w:hAnsi="Wingdings" w:cs="Wingdings" w:hint="default"/>
+        <w:rFonts w:ascii="Wingdings" w:hAnsi="Wingdings" w:cs="Wingdings" w:hint="default" w:eastAsia="黑体"/>
       </w:rPr>
     </w:lvl>
     <w:lvl w:ilvl="6">
@@ -3395,7 +3697,7 @@
         <w:ind w:left="5040" w:hanging="360"/>
       </w:pPr>
       <w:rPr>
-        <w:rFonts w:ascii="Symbol" w:hAnsi="Symbol" w:cs="Symbol" w:hint="default"/>
+        <w:rFonts w:ascii="Symbol" w:hAnsi="Symbol" w:cs="Symbol" w:hint="default" w:eastAsia="黑体"/>
       </w:rPr>
     </w:lvl>
     <w:lvl w:ilvl="7">
@@ -3406,7 +3708,7 @@
         <w:ind w:left="5760" w:hanging="360"/>
       </w:pPr>
       <w:rPr>
-        <w:rFonts w:ascii="Courier New" w:hAnsi="Courier New" w:cs="Courier New" w:hint="default"/>
+        <w:rFonts w:ascii="Courier New" w:hAnsi="Courier New" w:cs="Courier New" w:hint="default" w:eastAsia="黑体"/>
       </w:rPr>
     </w:lvl>
     <w:lvl w:ilvl="8">
@@ -3417,7 +3719,7 @@
         <w:ind w:left="6480" w:hanging="360"/>
       </w:pPr>
       <w:rPr>
-        <w:rFonts w:ascii="Wingdings" w:hAnsi="Wingdings" w:cs="Wingdings" w:hint="default"/>
+        <w:rFonts w:ascii="Wingdings" w:hAnsi="Wingdings" w:cs="Wingdings" w:hint="default" w:eastAsia="黑体"/>
       </w:rPr>
     </w:lvl>
   </w:abstractNum>
@@ -3473,11 +3775,11 @@
 </file>
 
 <file path=word/styles.xml><?xml version="1.0" encoding="utf-8"?>
-<w:styles xmlns:mc="http://schemas.openxmlformats.org/markup-compatibility/2006" xmlns:r="http://schemas.openxmlformats.org/officeDocument/2006/relationships" xmlns:w="http://schemas.openxmlformats.org/wordprocessingml/2006/main" xmlns:w14="http://schemas.microsoft.com/office/word/2010/wordml" mc:Ignorable="w14">
+<w:styles xmlns:mc="http://schemas.openxmlformats.org/markup-compatibility/2006" xmlns:w="http://schemas.openxmlformats.org/wordprocessingml/2006/main" xmlns:r="http://schemas.openxmlformats.org/officeDocument/2006/relationships" xmlns:w14="http://schemas.microsoft.com/office/word/2010/wordml" mc:Ignorable="w14">
   <w:docDefaults>
     <w:rPrDefault>
       <w:rPr>
-        <w:rFonts w:asciiTheme="minorHAnsi" w:cstheme="minorBidi" w:eastAsiaTheme="minorEastAsia" w:hAnsiTheme="minorHAnsi"/>
+        <w:rFonts w:asciiTheme="minorHAnsi" w:cstheme="minorBidi" w:hAnsiTheme="minorHAnsi" w:eastAsia="黑体"/>
         <w:sz w:val="22"/>
         <w:szCs w:val="22"/>
         <w:lang w:bidi="ar-SA" w:eastAsia="en-US" w:val="en-US"/>
@@ -3699,7 +4001,7 @@
       <w:outlineLvl w:val="0"/>
     </w:pPr>
     <w:rPr>
-      <w:rFonts w:ascii="Times New Roman" w:asciiTheme="majorHAnsi" w:cstheme="majorBidi" w:eastAsia="黑体" w:eastAsiaTheme="majorEastAsia" w:hAnsi="Times New Roman" w:hAnsiTheme="majorHAnsi"/>
+      <w:rFonts w:ascii="Times New Roman" w:asciiTheme="majorHAnsi" w:cstheme="majorBidi" w:eastAsia="黑体" w:hAnsi="Times New Roman" w:hAnsiTheme="majorHAnsi"/>
       <w:b/>
       <w:bCs/>
       <w:color w:val="1F3864"/>
@@ -3723,7 +4025,7 @@
       <w:outlineLvl w:val="1"/>
     </w:pPr>
     <w:rPr>
-      <w:rFonts w:ascii="Times New Roman" w:asciiTheme="majorHAnsi" w:cstheme="majorBidi" w:eastAsia="黑体" w:eastAsiaTheme="majorEastAsia" w:hAnsi="Times New Roman" w:hAnsiTheme="majorHAnsi"/>
+      <w:rFonts w:ascii="Times New Roman" w:asciiTheme="majorHAnsi" w:cstheme="majorBidi" w:eastAsia="黑体" w:hAnsi="Times New Roman" w:hAnsiTheme="majorHAnsi"/>
       <w:b/>
       <w:bCs/>
       <w:color w:val="2E4E7E"/>
@@ -3747,7 +4049,7 @@
       <w:outlineLvl w:val="2"/>
     </w:pPr>
     <w:rPr>
-      <w:rFonts w:ascii="Times New Roman" w:asciiTheme="majorHAnsi" w:cstheme="majorBidi" w:eastAsia="黑体" w:eastAsiaTheme="majorEastAsia" w:hAnsi="Times New Roman" w:hAnsiTheme="majorHAnsi"/>
+      <w:rFonts w:ascii="Times New Roman" w:asciiTheme="majorHAnsi" w:cstheme="majorBidi" w:eastAsia="黑体" w:hAnsi="Times New Roman" w:hAnsiTheme="majorHAnsi"/>
       <w:b/>
       <w:bCs/>
       <w:color w:val="2E4E7E"/>
@@ -3771,7 +4073,7 @@
       <w:outlineLvl w:val="3"/>
     </w:pPr>
     <w:rPr>
-      <w:rFonts w:ascii="Times New Roman" w:asciiTheme="majorHAnsi" w:cstheme="majorBidi" w:eastAsia="黑体" w:eastAsiaTheme="majorEastAsia" w:hAnsi="Times New Roman" w:hAnsiTheme="majorHAnsi"/>
+      <w:rFonts w:ascii="Times New Roman" w:asciiTheme="majorHAnsi" w:cstheme="majorBidi" w:eastAsia="黑体" w:hAnsi="Times New Roman" w:hAnsiTheme="majorHAnsi"/>
       <w:b/>
       <w:bCs/>
       <w:i/>
@@ -3797,7 +4099,7 @@
       <w:outlineLvl w:val="4"/>
     </w:pPr>
     <w:rPr>
-      <w:rFonts w:ascii="Times New Roman" w:asciiTheme="majorHAnsi" w:cstheme="majorBidi" w:eastAsia="黑体" w:eastAsiaTheme="majorEastAsia" w:hAnsi="Times New Roman" w:hAnsiTheme="majorHAnsi"/>
+      <w:rFonts w:ascii="Times New Roman" w:asciiTheme="majorHAnsi" w:cstheme="majorBidi" w:eastAsia="黑体" w:hAnsi="Times New Roman" w:hAnsiTheme="majorHAnsi"/>
       <w:b/>
       <w:color w:val="333333"/>
       <w:sz w:val="22"/>
@@ -3820,7 +4122,7 @@
       <w:outlineLvl w:val="5"/>
     </w:pPr>
     <w:rPr>
-      <w:rFonts w:asciiTheme="majorHAnsi" w:cstheme="majorBidi" w:eastAsiaTheme="majorEastAsia" w:hAnsiTheme="majorHAnsi"/>
+      <w:rFonts w:asciiTheme="majorHAnsi" w:cstheme="majorBidi" w:hAnsiTheme="majorHAnsi" w:eastAsia="黑体"/>
       <w:i/>
       <w:iCs/>
       <w:color w:themeColor="accent1" w:themeShade="7F" w:val="243F60"/>
@@ -3843,7 +4145,7 @@
       <w:outlineLvl w:val="6"/>
     </w:pPr>
     <w:rPr>
-      <w:rFonts w:asciiTheme="majorHAnsi" w:cstheme="majorBidi" w:eastAsiaTheme="majorEastAsia" w:hAnsiTheme="majorHAnsi"/>
+      <w:rFonts w:asciiTheme="majorHAnsi" w:cstheme="majorBidi" w:hAnsiTheme="majorHAnsi" w:eastAsia="黑体"/>
       <w:i/>
       <w:iCs/>
       <w:color w:themeColor="text1" w:themeTint="BF" w:val="404040"/>
@@ -3866,7 +4168,7 @@
       <w:outlineLvl w:val="7"/>
     </w:pPr>
     <w:rPr>
-      <w:rFonts w:asciiTheme="majorHAnsi" w:cstheme="majorBidi" w:eastAsiaTheme="majorEastAsia" w:hAnsiTheme="majorHAnsi"/>
+      <w:rFonts w:asciiTheme="majorHAnsi" w:cstheme="majorBidi" w:hAnsiTheme="majorHAnsi" w:eastAsia="黑体"/>
       <w:color w:themeColor="accent1" w:val="4F81BD"/>
       <w:sz w:val="20"/>
       <w:szCs w:val="20"/>
@@ -3889,7 +4191,7 @@
       <w:outlineLvl w:val="8"/>
     </w:pPr>
     <w:rPr>
-      <w:rFonts w:asciiTheme="majorHAnsi" w:cstheme="majorBidi" w:eastAsiaTheme="majorEastAsia" w:hAnsiTheme="majorHAnsi"/>
+      <w:rFonts w:asciiTheme="majorHAnsi" w:cstheme="majorBidi" w:hAnsiTheme="majorHAnsi" w:eastAsia="黑体"/>
       <w:i/>
       <w:iCs/>
       <w:color w:themeColor="text1" w:themeTint="BF" w:val="404040"/>
@@ -3940,7 +4242,7 @@
     <w:uiPriority w:val="9"/>
     <w:rsid w:val="00FC693F"/>
     <w:rPr>
-      <w:rFonts w:asciiTheme="majorHAnsi" w:cstheme="majorBidi" w:eastAsiaTheme="majorEastAsia" w:hAnsiTheme="majorHAnsi"/>
+      <w:rFonts w:asciiTheme="majorHAnsi" w:cstheme="majorBidi" w:hAnsiTheme="majorHAnsi" w:eastAsia="黑体"/>
       <w:b/>
       <w:bCs/>
       <w:color w:themeColor="accent1" w:themeShade="BF" w:val="365F91"/>
@@ -3955,7 +4257,7 @@
     <w:uiPriority w:val="9"/>
     <w:rsid w:val="00FC693F"/>
     <w:rPr>
-      <w:rFonts w:asciiTheme="majorHAnsi" w:cstheme="majorBidi" w:eastAsiaTheme="majorEastAsia" w:hAnsiTheme="majorHAnsi"/>
+      <w:rFonts w:asciiTheme="majorHAnsi" w:cstheme="majorBidi" w:hAnsiTheme="majorHAnsi" w:eastAsia="黑体"/>
       <w:b/>
       <w:bCs/>
       <w:color w:themeColor="accent1" w:val="4F81BD"/>
@@ -3970,7 +4272,7 @@
     <w:uiPriority w:val="9"/>
     <w:rsid w:val="00FC693F"/>
     <w:rPr>
-      <w:rFonts w:asciiTheme="majorHAnsi" w:cstheme="majorBidi" w:eastAsiaTheme="majorEastAsia" w:hAnsiTheme="majorHAnsi"/>
+      <w:rFonts w:asciiTheme="majorHAnsi" w:cstheme="majorBidi" w:hAnsiTheme="majorHAnsi" w:eastAsia="黑体"/>
       <w:b/>
       <w:bCs/>
       <w:color w:themeColor="accent1" w:val="4F81BD"/>
@@ -3993,7 +4295,7 @@
       <w:contextualSpacing/>
     </w:pPr>
     <w:rPr>
-      <w:rFonts w:ascii="Times New Roman" w:asciiTheme="majorHAnsi" w:cstheme="majorBidi" w:eastAsia="黑体" w:eastAsiaTheme="majorEastAsia" w:hAnsi="Times New Roman" w:hAnsiTheme="majorHAnsi"/>
+      <w:rFonts w:ascii="Times New Roman" w:asciiTheme="majorHAnsi" w:cstheme="majorBidi" w:eastAsia="黑体" w:hAnsi="Times New Roman" w:hAnsiTheme="majorHAnsi"/>
       <w:b/>
       <w:color w:val="1F3864"/>
       <w:spacing w:val="5"/>
@@ -4009,7 +4311,7 @@
     <w:uiPriority w:val="10"/>
     <w:rsid w:val="00FC693F"/>
     <w:rPr>
-      <w:rFonts w:asciiTheme="majorHAnsi" w:cstheme="majorBidi" w:eastAsiaTheme="majorEastAsia" w:hAnsiTheme="majorHAnsi"/>
+      <w:rFonts w:asciiTheme="majorHAnsi" w:cstheme="majorBidi" w:hAnsiTheme="majorHAnsi" w:eastAsia="黑体"/>
       <w:color w:themeColor="text2" w:themeShade="BF" w:val="17365D"/>
       <w:spacing w:val="5"/>
       <w:kern w:val="28"/>
@@ -4031,7 +4333,7 @@
       </w:numPr>
     </w:pPr>
     <w:rPr>
-      <w:rFonts w:asciiTheme="majorHAnsi" w:cstheme="majorBidi" w:eastAsiaTheme="majorEastAsia" w:hAnsiTheme="majorHAnsi"/>
+      <w:rFonts w:asciiTheme="majorHAnsi" w:cstheme="majorBidi" w:hAnsiTheme="majorHAnsi" w:eastAsia="黑体"/>
       <w:i/>
       <w:iCs/>
       <w:color w:themeColor="accent1" w:val="4F81BD"/>
@@ -4047,7 +4349,7 @@
     <w:uiPriority w:val="11"/>
     <w:rsid w:val="00FC693F"/>
     <w:rPr>
-      <w:rFonts w:asciiTheme="majorHAnsi" w:cstheme="majorBidi" w:eastAsiaTheme="majorEastAsia" w:hAnsiTheme="majorHAnsi"/>
+      <w:rFonts w:asciiTheme="majorHAnsi" w:cstheme="majorBidi" w:hAnsiTheme="majorHAnsi" w:eastAsia="黑体"/>
       <w:i/>
       <w:iCs/>
       <w:color w:themeColor="accent1" w:val="4F81BD"/>
@@ -4114,6 +4416,7 @@
       <w:spacing w:after="120"/>
     </w:pPr>
     <w:rPr>
+      <w:rFonts w:eastAsia="黑体"/>
       <w:sz w:val="16"/>
       <w:szCs w:val="16"/>
     </w:rPr>
@@ -4125,6 +4428,7 @@
     <w:uiPriority w:val="99"/>
     <w:rsid w:val="00AA1D8D"/>
     <w:rPr>
+      <w:rFonts w:eastAsia="黑体"/>
       <w:sz w:val="16"/>
       <w:szCs w:val="16"/>
     </w:rPr>
@@ -4294,7 +4598,7 @@
       </w:tabs>
     </w:pPr>
     <w:rPr>
-      <w:rFonts w:ascii="Courier" w:hAnsi="Courier"/>
+      <w:rFonts w:ascii="Courier" w:hAnsi="Courier" w:eastAsia="黑体"/>
       <w:sz w:val="20"/>
       <w:szCs w:val="20"/>
     </w:rPr>
@@ -4306,7 +4610,7 @@
     <w:uiPriority w:val="99"/>
     <w:rsid w:val="0029639D"/>
     <w:rPr>
-      <w:rFonts w:ascii="Courier" w:hAnsi="Courier"/>
+      <w:rFonts w:ascii="Courier" w:hAnsi="Courier" w:eastAsia="黑体"/>
       <w:sz w:val="20"/>
       <w:szCs w:val="20"/>
     </w:rPr>
@@ -4342,6 +4646,7 @@
     <w:uiPriority w:val="29"/>
     <w:rsid w:val="00FC693F"/>
     <w:rPr>
+      <w:rFonts w:eastAsia="黑体"/>
       <w:i/>
       <w:iCs/>
       <w:color w:themeColor="text1" w:val="000000"/>
@@ -4355,7 +4660,7 @@
     <w:semiHidden/>
     <w:rsid w:val="00FC693F"/>
     <w:rPr>
-      <w:rFonts w:asciiTheme="majorHAnsi" w:cstheme="majorBidi" w:eastAsiaTheme="majorEastAsia" w:hAnsiTheme="majorHAnsi"/>
+      <w:rFonts w:asciiTheme="majorHAnsi" w:cstheme="majorBidi" w:hAnsiTheme="majorHAnsi" w:eastAsia="黑体"/>
       <w:b/>
       <w:bCs/>
       <w:i/>
@@ -4371,7 +4676,7 @@
     <w:semiHidden/>
     <w:rsid w:val="00FC693F"/>
     <w:rPr>
-      <w:rFonts w:asciiTheme="majorHAnsi" w:cstheme="majorBidi" w:eastAsiaTheme="majorEastAsia" w:hAnsiTheme="majorHAnsi"/>
+      <w:rFonts w:asciiTheme="majorHAnsi" w:cstheme="majorBidi" w:hAnsiTheme="majorHAnsi" w:eastAsia="黑体"/>
       <w:color w:themeColor="accent1" w:themeShade="7F" w:val="243F60"/>
     </w:rPr>
   </w:style>
@@ -4383,7 +4688,7 @@
     <w:semiHidden/>
     <w:rsid w:val="00FC693F"/>
     <w:rPr>
-      <w:rFonts w:asciiTheme="majorHAnsi" w:cstheme="majorBidi" w:eastAsiaTheme="majorEastAsia" w:hAnsiTheme="majorHAnsi"/>
+      <w:rFonts w:asciiTheme="majorHAnsi" w:cstheme="majorBidi" w:hAnsiTheme="majorHAnsi" w:eastAsia="黑体"/>
       <w:i/>
       <w:iCs/>
       <w:color w:themeColor="accent1" w:themeShade="7F" w:val="243F60"/>
@@ -4397,7 +4702,7 @@
     <w:semiHidden/>
     <w:rsid w:val="00FC693F"/>
     <w:rPr>
-      <w:rFonts w:asciiTheme="majorHAnsi" w:cstheme="majorBidi" w:eastAsiaTheme="majorEastAsia" w:hAnsiTheme="majorHAnsi"/>
+      <w:rFonts w:asciiTheme="majorHAnsi" w:cstheme="majorBidi" w:hAnsiTheme="majorHAnsi" w:eastAsia="黑体"/>
       <w:i/>
       <w:iCs/>
       <w:color w:themeColor="text1" w:themeTint="BF" w:val="404040"/>
@@ -4411,7 +4716,7 @@
     <w:semiHidden/>
     <w:rsid w:val="00FC693F"/>
     <w:rPr>
-      <w:rFonts w:asciiTheme="majorHAnsi" w:cstheme="majorBidi" w:eastAsiaTheme="majorEastAsia" w:hAnsiTheme="majorHAnsi"/>
+      <w:rFonts w:asciiTheme="majorHAnsi" w:cstheme="majorBidi" w:hAnsiTheme="majorHAnsi" w:eastAsia="黑体"/>
       <w:color w:themeColor="accent1" w:val="4F81BD"/>
       <w:sz w:val="20"/>
       <w:szCs w:val="20"/>
@@ -4425,7 +4730,7 @@
     <w:semiHidden/>
     <w:rsid w:val="00FC693F"/>
     <w:rPr>
-      <w:rFonts w:asciiTheme="majorHAnsi" w:cstheme="majorBidi" w:eastAsiaTheme="majorEastAsia" w:hAnsiTheme="majorHAnsi"/>
+      <w:rFonts w:asciiTheme="majorHAnsi" w:cstheme="majorBidi" w:hAnsiTheme="majorHAnsi" w:eastAsia="黑体"/>
       <w:i/>
       <w:iCs/>
       <w:color w:themeColor="text1" w:themeTint="BF" w:val="404040"/>
@@ -4446,6 +4751,7 @@
       <w:spacing w:line="240" w:lineRule="auto"/>
     </w:pPr>
     <w:rPr>
+      <w:rFonts w:eastAsia="黑体"/>
       <w:b/>
       <w:bCs/>
       <w:color w:themeColor="accent1" w:val="4F81BD"/>
@@ -4460,6 +4766,7 @@
     <w:qFormat/>
     <w:rsid w:val="00FC693F"/>
     <w:rPr>
+      <w:rFonts w:eastAsia="黑体"/>
       <w:b/>
       <w:bCs/>
     </w:rPr>
@@ -4471,6 +4778,7 @@
     <w:qFormat/>
     <w:rsid w:val="00FC693F"/>
     <w:rPr>
+      <w:rFonts w:eastAsia="黑体"/>
       <w:i/>
       <w:iCs/>
     </w:rPr>
@@ -4491,6 +4799,7 @@
       <w:ind w:left="936" w:right="936"/>
     </w:pPr>
     <w:rPr>
+      <w:rFonts w:eastAsia="黑体"/>
       <w:b/>
       <w:bCs/>
       <w:i/>
@@ -4505,6 +4814,7 @@
     <w:uiPriority w:val="30"/>
     <w:rsid w:val="00FC693F"/>
     <w:rPr>
+      <w:rFonts w:eastAsia="黑体"/>
       <w:b/>
       <w:bCs/>
       <w:i/>
@@ -4519,6 +4829,7 @@
     <w:qFormat/>
     <w:rsid w:val="00FC693F"/>
     <w:rPr>
+      <w:rFonts w:eastAsia="黑体"/>
       <w:i/>
       <w:iCs/>
       <w:color w:themeColor="text1" w:themeTint="7F" w:val="808080"/>
@@ -4531,6 +4842,7 @@
     <w:qFormat/>
     <w:rsid w:val="00FC693F"/>
     <w:rPr>
+      <w:rFonts w:eastAsia="黑体"/>
       <w:b/>
       <w:bCs/>
       <w:i/>
@@ -4545,6 +4857,7 @@
     <w:qFormat/>
     <w:rsid w:val="00FC693F"/>
     <w:rPr>
+      <w:rFonts w:eastAsia="黑体"/>
       <w:smallCaps/>
       <w:color w:themeColor="accent2" w:val="C0504D"/>
       <w:u w:val="single"/>
@@ -4557,6 +4870,7 @@
     <w:qFormat/>
     <w:rsid w:val="00FC693F"/>
     <w:rPr>
+      <w:rFonts w:eastAsia="黑体"/>
       <w:b/>
       <w:bCs/>
       <w:smallCaps/>
@@ -4572,6 +4886,7 @@
     <w:qFormat/>
     <w:rsid w:val="00FC693F"/>
     <w:rPr>
+      <w:rFonts w:eastAsia="黑体"/>
       <w:b/>
       <w:bCs/>
       <w:smallCaps/>
@@ -4626,6 +4941,7 @@
       <w:spacing w:after="0" w:line="240" w:lineRule="auto"/>
     </w:pPr>
     <w:rPr>
+      <w:rFonts w:eastAsia="黑体"/>
       <w:color w:themeColor="text1" w:themeShade="BF" w:val="000000"/>
     </w:rPr>
     <w:tblPr>
@@ -4648,6 +4964,7 @@
         <w:spacing w:after="0" w:before="0" w:line="240" w:lineRule="auto"/>
       </w:pPr>
       <w:rPr>
+        <w:rFonts w:eastAsia="黑体"/>
         <w:b/>
         <w:bCs/>
       </w:rPr>
@@ -4668,6 +4985,7 @@
         <w:spacing w:after="0" w:before="0" w:line="240" w:lineRule="auto"/>
       </w:pPr>
       <w:rPr>
+        <w:rFonts w:eastAsia="黑体"/>
         <w:b/>
         <w:bCs/>
       </w:rPr>
@@ -4685,12 +5003,14 @@
     </w:tblStylePr>
     <w:tblStylePr w:type="firstCol">
       <w:rPr>
+        <w:rFonts w:eastAsia="黑体"/>
         <w:b/>
         <w:bCs/>
       </w:rPr>
     </w:tblStylePr>
     <w:tblStylePr w:type="lastCol">
       <w:rPr>
+        <w:rFonts w:eastAsia="黑体"/>
         <w:b/>
         <w:bCs/>
       </w:rPr>
@@ -4729,6 +5049,7 @@
       <w:spacing w:after="0" w:line="240" w:lineRule="auto"/>
     </w:pPr>
     <w:rPr>
+      <w:rFonts w:eastAsia="黑体"/>
       <w:color w:themeColor="accent1" w:themeShade="BF" w:val="365F91"/>
     </w:rPr>
     <w:tblPr>
@@ -4751,6 +5072,7 @@
         <w:spacing w:after="0" w:before="0" w:line="240" w:lineRule="auto"/>
       </w:pPr>
       <w:rPr>
+        <w:rFonts w:eastAsia="黑体"/>
         <w:b/>
         <w:bCs/>
       </w:rPr>
@@ -4771,6 +5093,7 @@
         <w:spacing w:after="0" w:before="0" w:line="240" w:lineRule="auto"/>
       </w:pPr>
       <w:rPr>
+        <w:rFonts w:eastAsia="黑体"/>
         <w:b/>
         <w:bCs/>
       </w:rPr>
@@ -4788,12 +5111,14 @@
     </w:tblStylePr>
     <w:tblStylePr w:type="firstCol">
       <w:rPr>
+        <w:rFonts w:eastAsia="黑体"/>
         <w:b/>
         <w:bCs/>
       </w:rPr>
     </w:tblStylePr>
     <w:tblStylePr w:type="lastCol">
       <w:rPr>
+        <w:rFonts w:eastAsia="黑体"/>
         <w:b/>
         <w:bCs/>
       </w:rPr>
@@ -4832,6 +5157,7 @@
       <w:spacing w:after="0" w:line="240" w:lineRule="auto"/>
     </w:pPr>
     <w:rPr>
+      <w:rFonts w:eastAsia="黑体"/>
       <w:color w:themeColor="accent2" w:themeShade="BF" w:val="943634"/>
     </w:rPr>
     <w:tblPr>
@@ -4854,6 +5180,7 @@
         <w:spacing w:after="0" w:before="0" w:line="240" w:lineRule="auto"/>
       </w:pPr>
       <w:rPr>
+        <w:rFonts w:eastAsia="黑体"/>
         <w:b/>
         <w:bCs/>
       </w:rPr>
@@ -4874,6 +5201,7 @@
         <w:spacing w:after="0" w:before="0" w:line="240" w:lineRule="auto"/>
       </w:pPr>
       <w:rPr>
+        <w:rFonts w:eastAsia="黑体"/>
         <w:b/>
         <w:bCs/>
       </w:rPr>
@@ -4891,12 +5219,14 @@
     </w:tblStylePr>
     <w:tblStylePr w:type="firstCol">
       <w:rPr>
+        <w:rFonts w:eastAsia="黑体"/>
         <w:b/>
         <w:bCs/>
       </w:rPr>
     </w:tblStylePr>
     <w:tblStylePr w:type="lastCol">
       <w:rPr>
+        <w:rFonts w:eastAsia="黑体"/>
         <w:b/>
         <w:bCs/>
       </w:rPr>
@@ -4935,6 +5265,7 @@
       <w:spacing w:after="0" w:line="240" w:lineRule="auto"/>
     </w:pPr>
     <w:rPr>
+      <w:rFonts w:eastAsia="黑体"/>
       <w:color w:themeColor="accent3" w:themeShade="BF" w:val="76923C"/>
     </w:rPr>
     <w:tblPr>
@@ -4957,6 +5288,7 @@
         <w:spacing w:after="0" w:before="0" w:line="240" w:lineRule="auto"/>
       </w:pPr>
       <w:rPr>
+        <w:rFonts w:eastAsia="黑体"/>
         <w:b/>
         <w:bCs/>
       </w:rPr>
@@ -4977,6 +5309,7 @@
         <w:spacing w:after="0" w:before="0" w:line="240" w:lineRule="auto"/>
       </w:pPr>
       <w:rPr>
+        <w:rFonts w:eastAsia="黑体"/>
         <w:b/>
         <w:bCs/>
       </w:rPr>
@@ -4994,12 +5327,14 @@
     </w:tblStylePr>
     <w:tblStylePr w:type="firstCol">
       <w:rPr>
+        <w:rFonts w:eastAsia="黑体"/>
         <w:b/>
         <w:bCs/>
       </w:rPr>
     </w:tblStylePr>
     <w:tblStylePr w:type="lastCol">
       <w:rPr>
+        <w:rFonts w:eastAsia="黑体"/>
         <w:b/>
         <w:bCs/>
       </w:rPr>
@@ -5038,6 +5373,7 @@
       <w:spacing w:after="0" w:line="240" w:lineRule="auto"/>
     </w:pPr>
     <w:rPr>
+      <w:rFonts w:eastAsia="黑体"/>
       <w:color w:themeColor="accent4" w:themeShade="BF" w:val="5F497A"/>
     </w:rPr>
     <w:tblPr>
@@ -5060,6 +5396,7 @@
         <w:spacing w:after="0" w:before="0" w:line="240" w:lineRule="auto"/>
       </w:pPr>
       <w:rPr>
+        <w:rFonts w:eastAsia="黑体"/>
         <w:b/>
         <w:bCs/>
       </w:rPr>
@@ -5080,6 +5417,7 @@
         <w:spacing w:after="0" w:before="0" w:line="240" w:lineRule="auto"/>
       </w:pPr>
       <w:rPr>
+        <w:rFonts w:eastAsia="黑体"/>
         <w:b/>
         <w:bCs/>
       </w:rPr>
@@ -5097,12 +5435,14 @@
     </w:tblStylePr>
     <w:tblStylePr w:type="firstCol">
       <w:rPr>
+        <w:rFonts w:eastAsia="黑体"/>
         <w:b/>
         <w:bCs/>
       </w:rPr>
     </w:tblStylePr>
     <w:tblStylePr w:type="lastCol">
       <w:rPr>
+        <w:rFonts w:eastAsia="黑体"/>
         <w:b/>
         <w:bCs/>
       </w:rPr>
@@ -5141,6 +5481,7 @@
       <w:spacing w:after="0" w:line="240" w:lineRule="auto"/>
     </w:pPr>
     <w:rPr>
+      <w:rFonts w:eastAsia="黑体"/>
       <w:color w:themeColor="accent5" w:themeShade="BF" w:val="31849B"/>
     </w:rPr>
     <w:tblPr>
@@ -5163,6 +5504,7 @@
         <w:spacing w:after="0" w:before="0" w:line="240" w:lineRule="auto"/>
       </w:pPr>
       <w:rPr>
+        <w:rFonts w:eastAsia="黑体"/>
         <w:b/>
         <w:bCs/>
       </w:rPr>
@@ -5183,6 +5525,7 @@
         <w:spacing w:after="0" w:before="0" w:line="240" w:lineRule="auto"/>
       </w:pPr>
       <w:rPr>
+        <w:rFonts w:eastAsia="黑体"/>
         <w:b/>
         <w:bCs/>
       </w:rPr>
@@ -5200,12 +5543,14 @@
     </w:tblStylePr>
     <w:tblStylePr w:type="firstCol">
       <w:rPr>
+        <w:rFonts w:eastAsia="黑体"/>
         <w:b/>
         <w:bCs/>
       </w:rPr>
     </w:tblStylePr>
     <w:tblStylePr w:type="lastCol">
       <w:rPr>
+        <w:rFonts w:eastAsia="黑体"/>
         <w:b/>
         <w:bCs/>
       </w:rPr>
@@ -5244,6 +5589,7 @@
       <w:spacing w:after="0" w:line="240" w:lineRule="auto"/>
     </w:pPr>
     <w:rPr>
+      <w:rFonts w:eastAsia="黑体"/>
       <w:color w:themeColor="accent6" w:themeShade="BF" w:val="E36C0A"/>
     </w:rPr>
     <w:tblPr>
@@ -5266,6 +5612,7 @@
         <w:spacing w:after="0" w:before="0" w:line="240" w:lineRule="auto"/>
       </w:pPr>
       <w:rPr>
+        <w:rFonts w:eastAsia="黑体"/>
         <w:b/>
         <w:bCs/>
       </w:rPr>
@@ -5286,6 +5633,7 @@
         <w:spacing w:after="0" w:before="0" w:line="240" w:lineRule="auto"/>
       </w:pPr>
       <w:rPr>
+        <w:rFonts w:eastAsia="黑体"/>
         <w:b/>
         <w:bCs/>
       </w:rPr>
@@ -5303,12 +5651,14 @@
     </w:tblStylePr>
     <w:tblStylePr w:type="firstCol">
       <w:rPr>
+        <w:rFonts w:eastAsia="黑体"/>
         <w:b/>
         <w:bCs/>
       </w:rPr>
     </w:tblStylePr>
     <w:tblStylePr w:type="lastCol">
       <w:rPr>
+        <w:rFonts w:eastAsia="黑体"/>
         <w:b/>
         <w:bCs/>
       </w:rPr>
@@ -5368,6 +5718,7 @@
         <w:spacing w:after="0" w:before="0" w:line="240" w:lineRule="auto"/>
       </w:pPr>
       <w:rPr>
+        <w:rFonts w:eastAsia="黑体"/>
         <w:b/>
         <w:bCs/>
         <w:color w:themeColor="background1" w:val="FFFFFF"/>
@@ -5382,6 +5733,7 @@
         <w:spacing w:after="0" w:before="0" w:line="240" w:lineRule="auto"/>
       </w:pPr>
       <w:rPr>
+        <w:rFonts w:eastAsia="黑体"/>
         <w:b/>
         <w:bCs/>
       </w:rPr>
@@ -5397,12 +5749,14 @@
     </w:tblStylePr>
     <w:tblStylePr w:type="firstCol">
       <w:rPr>
+        <w:rFonts w:eastAsia="黑体"/>
         <w:b/>
         <w:bCs/>
       </w:rPr>
     </w:tblStylePr>
     <w:tblStylePr w:type="lastCol">
       <w:rPr>
+        <w:rFonts w:eastAsia="黑体"/>
         <w:b/>
         <w:bCs/>
       </w:rPr>
@@ -5460,6 +5814,7 @@
         <w:spacing w:after="0" w:before="0" w:line="240" w:lineRule="auto"/>
       </w:pPr>
       <w:rPr>
+        <w:rFonts w:eastAsia="黑体"/>
         <w:b/>
         <w:bCs/>
         <w:color w:themeColor="background1" w:val="FFFFFF"/>
@@ -5474,6 +5829,7 @@
         <w:spacing w:after="0" w:before="0" w:line="240" w:lineRule="auto"/>
       </w:pPr>
       <w:rPr>
+        <w:rFonts w:eastAsia="黑体"/>
         <w:b/>
         <w:bCs/>
       </w:rPr>
@@ -5489,12 +5845,14 @@
     </w:tblStylePr>
     <w:tblStylePr w:type="firstCol">
       <w:rPr>
+        <w:rFonts w:eastAsia="黑体"/>
         <w:b/>
         <w:bCs/>
       </w:rPr>
     </w:tblStylePr>
     <w:tblStylePr w:type="lastCol">
       <w:rPr>
+        <w:rFonts w:eastAsia="黑体"/>
         <w:b/>
         <w:bCs/>
       </w:rPr>
@@ -5552,6 +5910,7 @@
         <w:spacing w:after="0" w:before="0" w:line="240" w:lineRule="auto"/>
       </w:pPr>
       <w:rPr>
+        <w:rFonts w:eastAsia="黑体"/>
         <w:b/>
         <w:bCs/>
         <w:color w:themeColor="background1" w:val="FFFFFF"/>
@@ -5566,6 +5925,7 @@
         <w:spacing w:after="0" w:before="0" w:line="240" w:lineRule="auto"/>
       </w:pPr>
       <w:rPr>
+        <w:rFonts w:eastAsia="黑体"/>
         <w:b/>
         <w:bCs/>
       </w:rPr>
@@ -5581,12 +5941,14 @@
     </w:tblStylePr>
     <w:tblStylePr w:type="firstCol">
       <w:rPr>
+        <w:rFonts w:eastAsia="黑体"/>
         <w:b/>
         <w:bCs/>
       </w:rPr>
     </w:tblStylePr>
     <w:tblStylePr w:type="lastCol">
       <w:rPr>
+        <w:rFonts w:eastAsia="黑体"/>
         <w:b/>
         <w:bCs/>
       </w:rPr>
@@ -5644,6 +6006,7 @@
         <w:spacing w:after="0" w:before="0" w:line="240" w:lineRule="auto"/>
       </w:pPr>
       <w:rPr>
+        <w:rFonts w:eastAsia="黑体"/>
         <w:b/>
         <w:bCs/>
         <w:color w:themeColor="background1" w:val="FFFFFF"/>
@@ -5658,6 +6021,7 @@
         <w:spacing w:after="0" w:before="0" w:line="240" w:lineRule="auto"/>
       </w:pPr>
       <w:rPr>
+        <w:rFonts w:eastAsia="黑体"/>
         <w:b/>
         <w:bCs/>
       </w:rPr>
@@ -5673,12 +6037,14 @@
     </w:tblStylePr>
     <w:tblStylePr w:type="firstCol">
       <w:rPr>
+        <w:rFonts w:eastAsia="黑体"/>
         <w:b/>
         <w:bCs/>
       </w:rPr>
     </w:tblStylePr>
     <w:tblStylePr w:type="lastCol">
       <w:rPr>
+        <w:rFonts w:eastAsia="黑体"/>
         <w:b/>
         <w:bCs/>
       </w:rPr>
@@ -5736,6 +6102,7 @@
         <w:spacing w:after="0" w:before="0" w:line="240" w:lineRule="auto"/>
       </w:pPr>
       <w:rPr>
+        <w:rFonts w:eastAsia="黑体"/>
         <w:b/>
         <w:bCs/>
         <w:color w:themeColor="background1" w:val="FFFFFF"/>
@@ -5750,6 +6117,7 @@
         <w:spacing w:after="0" w:before="0" w:line="240" w:lineRule="auto"/>
       </w:pPr>
       <w:rPr>
+        <w:rFonts w:eastAsia="黑体"/>
         <w:b/>
         <w:bCs/>
       </w:rPr>
@@ -5765,12 +6133,14 @@
     </w:tblStylePr>
     <w:tblStylePr w:type="firstCol">
       <w:rPr>
+        <w:rFonts w:eastAsia="黑体"/>
         <w:b/>
         <w:bCs/>
       </w:rPr>
     </w:tblStylePr>
     <w:tblStylePr w:type="lastCol">
       <w:rPr>
+        <w:rFonts w:eastAsia="黑体"/>
         <w:b/>
         <w:bCs/>
       </w:rPr>
@@ -5828,6 +6198,7 @@
         <w:spacing w:after="0" w:before="0" w:line="240" w:lineRule="auto"/>
       </w:pPr>
       <w:rPr>
+        <w:rFonts w:eastAsia="黑体"/>
         <w:b/>
         <w:bCs/>
         <w:color w:themeColor="background1" w:val="FFFFFF"/>
@@ -5842,6 +6213,7 @@
         <w:spacing w:after="0" w:before="0" w:line="240" w:lineRule="auto"/>
       </w:pPr>
       <w:rPr>
+        <w:rFonts w:eastAsia="黑体"/>
         <w:b/>
         <w:bCs/>
       </w:rPr>
@@ -5857,12 +6229,14 @@
     </w:tblStylePr>
     <w:tblStylePr w:type="firstCol">
       <w:rPr>
+        <w:rFonts w:eastAsia="黑体"/>
         <w:b/>
         <w:bCs/>
       </w:rPr>
     </w:tblStylePr>
     <w:tblStylePr w:type="lastCol">
       <w:rPr>
+        <w:rFonts w:eastAsia="黑体"/>
         <w:b/>
         <w:bCs/>
       </w:rPr>
@@ -5920,6 +6294,7 @@
         <w:spacing w:after="0" w:before="0" w:line="240" w:lineRule="auto"/>
       </w:pPr>
       <w:rPr>
+        <w:rFonts w:eastAsia="黑体"/>
         <w:b/>
         <w:bCs/>
         <w:color w:themeColor="background1" w:val="FFFFFF"/>
@@ -5934,6 +6309,7 @@
         <w:spacing w:after="0" w:before="0" w:line="240" w:lineRule="auto"/>
       </w:pPr>
       <w:rPr>
+        <w:rFonts w:eastAsia="黑体"/>
         <w:b/>
         <w:bCs/>
       </w:rPr>
@@ -5949,12 +6325,14 @@
     </w:tblStylePr>
     <w:tblStylePr w:type="firstCol">
       <w:rPr>
+        <w:rFonts w:eastAsia="黑体"/>
         <w:b/>
         <w:bCs/>
       </w:rPr>
     </w:tblStylePr>
     <w:tblStylePr w:type="lastCol">
       <w:rPr>
+        <w:rFonts w:eastAsia="黑体"/>
         <w:b/>
         <w:bCs/>
       </w:rPr>
@@ -6014,7 +6392,7 @@
         <w:spacing w:after="0" w:before="0" w:line="240" w:lineRule="auto"/>
       </w:pPr>
       <w:rPr>
-        <w:rFonts w:asciiTheme="majorHAnsi" w:cstheme="majorBidi" w:eastAsiaTheme="majorEastAsia" w:hAnsiTheme="majorHAnsi"/>
+        <w:rFonts w:asciiTheme="majorHAnsi" w:cstheme="majorBidi" w:hAnsiTheme="majorHAnsi" w:eastAsia="黑体"/>
         <w:b/>
         <w:bCs/>
       </w:rPr>
@@ -6035,7 +6413,7 @@
         <w:spacing w:after="0" w:before="0" w:line="240" w:lineRule="auto"/>
       </w:pPr>
       <w:rPr>
-        <w:rFonts w:asciiTheme="majorHAnsi" w:cstheme="majorBidi" w:eastAsiaTheme="majorEastAsia" w:hAnsiTheme="majorHAnsi"/>
+        <w:rFonts w:asciiTheme="majorHAnsi" w:cstheme="majorBidi" w:hAnsiTheme="majorHAnsi" w:eastAsia="黑体"/>
         <w:b/>
         <w:bCs/>
       </w:rPr>
@@ -6053,14 +6431,14 @@
     </w:tblStylePr>
     <w:tblStylePr w:type="firstCol">
       <w:rPr>
-        <w:rFonts w:asciiTheme="majorHAnsi" w:cstheme="majorBidi" w:eastAsiaTheme="majorEastAsia" w:hAnsiTheme="majorHAnsi"/>
+        <w:rFonts w:asciiTheme="majorHAnsi" w:cstheme="majorBidi" w:hAnsiTheme="majorHAnsi" w:eastAsia="黑体"/>
         <w:b/>
         <w:bCs/>
       </w:rPr>
     </w:tblStylePr>
     <w:tblStylePr w:type="lastCol">
       <w:rPr>
-        <w:rFonts w:asciiTheme="majorHAnsi" w:cstheme="majorBidi" w:eastAsiaTheme="majorEastAsia" w:hAnsiTheme="majorHAnsi"/>
+        <w:rFonts w:asciiTheme="majorHAnsi" w:cstheme="majorBidi" w:hAnsiTheme="majorHAnsi" w:eastAsia="黑体"/>
         <w:b/>
         <w:bCs/>
       </w:rPr>
@@ -6144,7 +6522,7 @@
         <w:spacing w:after="0" w:before="0" w:line="240" w:lineRule="auto"/>
       </w:pPr>
       <w:rPr>
-        <w:rFonts w:asciiTheme="majorHAnsi" w:cstheme="majorBidi" w:eastAsiaTheme="majorEastAsia" w:hAnsiTheme="majorHAnsi"/>
+        <w:rFonts w:asciiTheme="majorHAnsi" w:cstheme="majorBidi" w:hAnsiTheme="majorHAnsi" w:eastAsia="黑体"/>
         <w:b/>
         <w:bCs/>
       </w:rPr>
@@ -6165,7 +6543,7 @@
         <w:spacing w:after="0" w:before="0" w:line="240" w:lineRule="auto"/>
       </w:pPr>
       <w:rPr>
-        <w:rFonts w:asciiTheme="majorHAnsi" w:cstheme="majorBidi" w:eastAsiaTheme="majorEastAsia" w:hAnsiTheme="majorHAnsi"/>
+        <w:rFonts w:asciiTheme="majorHAnsi" w:cstheme="majorBidi" w:hAnsiTheme="majorHAnsi" w:eastAsia="黑体"/>
         <w:b/>
         <w:bCs/>
       </w:rPr>
@@ -6183,14 +6561,14 @@
     </w:tblStylePr>
     <w:tblStylePr w:type="firstCol">
       <w:rPr>
-        <w:rFonts w:asciiTheme="majorHAnsi" w:cstheme="majorBidi" w:eastAsiaTheme="majorEastAsia" w:hAnsiTheme="majorHAnsi"/>
+        <w:rFonts w:asciiTheme="majorHAnsi" w:cstheme="majorBidi" w:hAnsiTheme="majorHAnsi" w:eastAsia="黑体"/>
         <w:b/>
         <w:bCs/>
       </w:rPr>
     </w:tblStylePr>
     <w:tblStylePr w:type="lastCol">
       <w:rPr>
-        <w:rFonts w:asciiTheme="majorHAnsi" w:cstheme="majorBidi" w:eastAsiaTheme="majorEastAsia" w:hAnsiTheme="majorHAnsi"/>
+        <w:rFonts w:asciiTheme="majorHAnsi" w:cstheme="majorBidi" w:hAnsiTheme="majorHAnsi" w:eastAsia="黑体"/>
         <w:b/>
         <w:bCs/>
       </w:rPr>
@@ -6274,7 +6652,7 @@
         <w:spacing w:after="0" w:before="0" w:line="240" w:lineRule="auto"/>
       </w:pPr>
       <w:rPr>
-        <w:rFonts w:asciiTheme="majorHAnsi" w:cstheme="majorBidi" w:eastAsiaTheme="majorEastAsia" w:hAnsiTheme="majorHAnsi"/>
+        <w:rFonts w:asciiTheme="majorHAnsi" w:cstheme="majorBidi" w:hAnsiTheme="majorHAnsi" w:eastAsia="黑体"/>
         <w:b/>
         <w:bCs/>
       </w:rPr>
@@ -6295,7 +6673,7 @@
         <w:spacing w:after="0" w:before="0" w:line="240" w:lineRule="auto"/>
       </w:pPr>
       <w:rPr>
-        <w:rFonts w:asciiTheme="majorHAnsi" w:cstheme="majorBidi" w:eastAsiaTheme="majorEastAsia" w:hAnsiTheme="majorHAnsi"/>
+        <w:rFonts w:asciiTheme="majorHAnsi" w:cstheme="majorBidi" w:hAnsiTheme="majorHAnsi" w:eastAsia="黑体"/>
         <w:b/>
         <w:bCs/>
       </w:rPr>
@@ -6313,14 +6691,14 @@
     </w:tblStylePr>
     <w:tblStylePr w:type="firstCol">
       <w:rPr>
-        <w:rFonts w:asciiTheme="majorHAnsi" w:cstheme="majorBidi" w:eastAsiaTheme="majorEastAsia" w:hAnsiTheme="majorHAnsi"/>
+        <w:rFonts w:asciiTheme="majorHAnsi" w:cstheme="majorBidi" w:hAnsiTheme="majorHAnsi" w:eastAsia="黑体"/>
         <w:b/>
         <w:bCs/>
       </w:rPr>
     </w:tblStylePr>
     <w:tblStylePr w:type="lastCol">
       <w:rPr>
-        <w:rFonts w:asciiTheme="majorHAnsi" w:cstheme="majorBidi" w:eastAsiaTheme="majorEastAsia" w:hAnsiTheme="majorHAnsi"/>
+        <w:rFonts w:asciiTheme="majorHAnsi" w:cstheme="majorBidi" w:hAnsiTheme="majorHAnsi" w:eastAsia="黑体"/>
         <w:b/>
         <w:bCs/>
       </w:rPr>
@@ -6404,7 +6782,7 @@
         <w:spacing w:after="0" w:before="0" w:line="240" w:lineRule="auto"/>
       </w:pPr>
       <w:rPr>
-        <w:rFonts w:asciiTheme="majorHAnsi" w:cstheme="majorBidi" w:eastAsiaTheme="majorEastAsia" w:hAnsiTheme="majorHAnsi"/>
+        <w:rFonts w:asciiTheme="majorHAnsi" w:cstheme="majorBidi" w:hAnsiTheme="majorHAnsi" w:eastAsia="黑体"/>
         <w:b/>
         <w:bCs/>
       </w:rPr>
@@ -6425,7 +6803,7 @@
         <w:spacing w:after="0" w:before="0" w:line="240" w:lineRule="auto"/>
       </w:pPr>
       <w:rPr>
-        <w:rFonts w:asciiTheme="majorHAnsi" w:cstheme="majorBidi" w:eastAsiaTheme="majorEastAsia" w:hAnsiTheme="majorHAnsi"/>
+        <w:rFonts w:asciiTheme="majorHAnsi" w:cstheme="majorBidi" w:hAnsiTheme="majorHAnsi" w:eastAsia="黑体"/>
         <w:b/>
         <w:bCs/>
       </w:rPr>
@@ -6443,14 +6821,14 @@
     </w:tblStylePr>
     <w:tblStylePr w:type="firstCol">
       <w:rPr>
-        <w:rFonts w:asciiTheme="majorHAnsi" w:cstheme="majorBidi" w:eastAsiaTheme="majorEastAsia" w:hAnsiTheme="majorHAnsi"/>
+        <w:rFonts w:asciiTheme="majorHAnsi" w:cstheme="majorBidi" w:hAnsiTheme="majorHAnsi" w:eastAsia="黑体"/>
         <w:b/>
         <w:bCs/>
       </w:rPr>
     </w:tblStylePr>
     <w:tblStylePr w:type="lastCol">
       <w:rPr>
-        <w:rFonts w:asciiTheme="majorHAnsi" w:cstheme="majorBidi" w:eastAsiaTheme="majorEastAsia" w:hAnsiTheme="majorHAnsi"/>
+        <w:rFonts w:asciiTheme="majorHAnsi" w:cstheme="majorBidi" w:hAnsiTheme="majorHAnsi" w:eastAsia="黑体"/>
         <w:b/>
         <w:bCs/>
       </w:rPr>
@@ -6534,7 +6912,7 @@
         <w:spacing w:after="0" w:before="0" w:line="240" w:lineRule="auto"/>
       </w:pPr>
       <w:rPr>
-        <w:rFonts w:asciiTheme="majorHAnsi" w:cstheme="majorBidi" w:eastAsiaTheme="majorEastAsia" w:hAnsiTheme="majorHAnsi"/>
+        <w:rFonts w:asciiTheme="majorHAnsi" w:cstheme="majorBidi" w:hAnsiTheme="majorHAnsi" w:eastAsia="黑体"/>
         <w:b/>
         <w:bCs/>
       </w:rPr>
@@ -6555,7 +6933,7 @@
         <w:spacing w:after="0" w:before="0" w:line="240" w:lineRule="auto"/>
       </w:pPr>
       <w:rPr>
-        <w:rFonts w:asciiTheme="majorHAnsi" w:cstheme="majorBidi" w:eastAsiaTheme="majorEastAsia" w:hAnsiTheme="majorHAnsi"/>
+        <w:rFonts w:asciiTheme="majorHAnsi" w:cstheme="majorBidi" w:hAnsiTheme="majorHAnsi" w:eastAsia="黑体"/>
         <w:b/>
         <w:bCs/>
       </w:rPr>
@@ -6573,14 +6951,14 @@
     </w:tblStylePr>
     <w:tblStylePr w:type="firstCol">
       <w:rPr>
-        <w:rFonts w:asciiTheme="majorHAnsi" w:cstheme="majorBidi" w:eastAsiaTheme="majorEastAsia" w:hAnsiTheme="majorHAnsi"/>
+        <w:rFonts w:asciiTheme="majorHAnsi" w:cstheme="majorBidi" w:hAnsiTheme="majorHAnsi" w:eastAsia="黑体"/>
         <w:b/>
         <w:bCs/>
       </w:rPr>
     </w:tblStylePr>
     <w:tblStylePr w:type="lastCol">
       <w:rPr>
-        <w:rFonts w:asciiTheme="majorHAnsi" w:cstheme="majorBidi" w:eastAsiaTheme="majorEastAsia" w:hAnsiTheme="majorHAnsi"/>
+        <w:rFonts w:asciiTheme="majorHAnsi" w:cstheme="majorBidi" w:hAnsiTheme="majorHAnsi" w:eastAsia="黑体"/>
         <w:b/>
         <w:bCs/>
       </w:rPr>
@@ -6664,7 +7042,7 @@
         <w:spacing w:after="0" w:before="0" w:line="240" w:lineRule="auto"/>
       </w:pPr>
       <w:rPr>
-        <w:rFonts w:asciiTheme="majorHAnsi" w:cstheme="majorBidi" w:eastAsiaTheme="majorEastAsia" w:hAnsiTheme="majorHAnsi"/>
+        <w:rFonts w:asciiTheme="majorHAnsi" w:cstheme="majorBidi" w:hAnsiTheme="majorHAnsi" w:eastAsia="黑体"/>
         <w:b/>
         <w:bCs/>
       </w:rPr>
@@ -6685,7 +7063,7 @@
         <w:spacing w:after="0" w:before="0" w:line="240" w:lineRule="auto"/>
       </w:pPr>
       <w:rPr>
-        <w:rFonts w:asciiTheme="majorHAnsi" w:cstheme="majorBidi" w:eastAsiaTheme="majorEastAsia" w:hAnsiTheme="majorHAnsi"/>
+        <w:rFonts w:asciiTheme="majorHAnsi" w:cstheme="majorBidi" w:hAnsiTheme="majorHAnsi" w:eastAsia="黑体"/>
         <w:b/>
         <w:bCs/>
       </w:rPr>
@@ -6703,14 +7081,14 @@
     </w:tblStylePr>
     <w:tblStylePr w:type="firstCol">
       <w:rPr>
-        <w:rFonts w:asciiTheme="majorHAnsi" w:cstheme="majorBidi" w:eastAsiaTheme="majorEastAsia" w:hAnsiTheme="majorHAnsi"/>
+        <w:rFonts w:asciiTheme="majorHAnsi" w:cstheme="majorBidi" w:hAnsiTheme="majorHAnsi" w:eastAsia="黑体"/>
         <w:b/>
         <w:bCs/>
       </w:rPr>
     </w:tblStylePr>
     <w:tblStylePr w:type="lastCol">
       <w:rPr>
-        <w:rFonts w:asciiTheme="majorHAnsi" w:cstheme="majorBidi" w:eastAsiaTheme="majorEastAsia" w:hAnsiTheme="majorHAnsi"/>
+        <w:rFonts w:asciiTheme="majorHAnsi" w:cstheme="majorBidi" w:hAnsiTheme="majorHAnsi" w:eastAsia="黑体"/>
         <w:b/>
         <w:bCs/>
       </w:rPr>
@@ -6794,7 +7172,7 @@
         <w:spacing w:after="0" w:before="0" w:line="240" w:lineRule="auto"/>
       </w:pPr>
       <w:rPr>
-        <w:rFonts w:asciiTheme="majorHAnsi" w:cstheme="majorBidi" w:eastAsiaTheme="majorEastAsia" w:hAnsiTheme="majorHAnsi"/>
+        <w:rFonts w:asciiTheme="majorHAnsi" w:cstheme="majorBidi" w:hAnsiTheme="majorHAnsi" w:eastAsia="黑体"/>
         <w:b/>
         <w:bCs/>
       </w:rPr>
@@ -6815,7 +7193,7 @@
         <w:spacing w:after="0" w:before="0" w:line="240" w:lineRule="auto"/>
       </w:pPr>
       <w:rPr>
-        <w:rFonts w:asciiTheme="majorHAnsi" w:cstheme="majorBidi" w:eastAsiaTheme="majorEastAsia" w:hAnsiTheme="majorHAnsi"/>
+        <w:rFonts w:asciiTheme="majorHAnsi" w:cstheme="majorBidi" w:hAnsiTheme="majorHAnsi" w:eastAsia="黑体"/>
         <w:b/>
         <w:bCs/>
       </w:rPr>
@@ -6833,14 +7211,14 @@
     </w:tblStylePr>
     <w:tblStylePr w:type="firstCol">
       <w:rPr>
-        <w:rFonts w:asciiTheme="majorHAnsi" w:cstheme="majorBidi" w:eastAsiaTheme="majorEastAsia" w:hAnsiTheme="majorHAnsi"/>
+        <w:rFonts w:asciiTheme="majorHAnsi" w:cstheme="majorBidi" w:hAnsiTheme="majorHAnsi" w:eastAsia="黑体"/>
         <w:b/>
         <w:bCs/>
       </w:rPr>
     </w:tblStylePr>
     <w:tblStylePr w:type="lastCol">
       <w:rPr>
-        <w:rFonts w:asciiTheme="majorHAnsi" w:cstheme="majorBidi" w:eastAsiaTheme="majorEastAsia" w:hAnsiTheme="majorHAnsi"/>
+        <w:rFonts w:asciiTheme="majorHAnsi" w:cstheme="majorBidi" w:hAnsiTheme="majorHAnsi" w:eastAsia="黑体"/>
         <w:b/>
         <w:bCs/>
       </w:rPr>
@@ -6923,6 +7301,7 @@
         <w:spacing w:after="0" w:before="0" w:line="240" w:lineRule="auto"/>
       </w:pPr>
       <w:rPr>
+        <w:rFonts w:eastAsia="黑体"/>
         <w:b/>
         <w:bCs/>
         <w:color w:themeColor="background1" w:val="FFFFFF"/>
@@ -6945,6 +7324,7 @@
         <w:spacing w:after="0" w:before="0" w:line="240" w:lineRule="auto"/>
       </w:pPr>
       <w:rPr>
+        <w:rFonts w:eastAsia="黑体"/>
         <w:b/>
         <w:bCs/>
       </w:rPr>
@@ -6962,12 +7342,14 @@
     </w:tblStylePr>
     <w:tblStylePr w:type="firstCol">
       <w:rPr>
+        <w:rFonts w:eastAsia="黑体"/>
         <w:b/>
         <w:bCs/>
       </w:rPr>
     </w:tblStylePr>
     <w:tblStylePr w:type="lastCol">
       <w:rPr>
+        <w:rFonts w:eastAsia="黑体"/>
         <w:b/>
         <w:bCs/>
       </w:rPr>
@@ -7029,6 +7411,7 @@
         <w:spacing w:after="0" w:before="0" w:line="240" w:lineRule="auto"/>
       </w:pPr>
       <w:rPr>
+        <w:rFonts w:eastAsia="黑体"/>
         <w:b/>
         <w:bCs/>
         <w:color w:themeColor="background1" w:val="FFFFFF"/>
@@ -7051,6 +7434,7 @@
         <w:spacing w:after="0" w:before="0" w:line="240" w:lineRule="auto"/>
       </w:pPr>
       <w:rPr>
+        <w:rFonts w:eastAsia="黑体"/>
         <w:b/>
         <w:bCs/>
       </w:rPr>
@@ -7068,12 +7452,14 @@
     </w:tblStylePr>
     <w:tblStylePr w:type="firstCol">
       <w:rPr>
+        <w:rFonts w:eastAsia="黑体"/>
         <w:b/>
         <w:bCs/>
       </w:rPr>
     </w:tblStylePr>
     <w:tblStylePr w:type="lastCol">
       <w:rPr>
+        <w:rFonts w:eastAsia="黑体"/>
         <w:b/>
         <w:bCs/>
       </w:rPr>
@@ -7135,6 +7521,7 @@
         <w:spacing w:after="0" w:before="0" w:line="240" w:lineRule="auto"/>
       </w:pPr>
       <w:rPr>
+        <w:rFonts w:eastAsia="黑体"/>
         <w:b/>
         <w:bCs/>
         <w:color w:themeColor="background1" w:val="FFFFFF"/>
@@ -7157,6 +7544,7 @@
         <w:spacing w:after="0" w:before="0" w:line="240" w:lineRule="auto"/>
       </w:pPr>
       <w:rPr>
+        <w:rFonts w:eastAsia="黑体"/>
         <w:b/>
         <w:bCs/>
       </w:rPr>
@@ -7174,12 +7562,14 @@
     </w:tblStylePr>
     <w:tblStylePr w:type="firstCol">
       <w:rPr>
+        <w:rFonts w:eastAsia="黑体"/>
         <w:b/>
         <w:bCs/>
       </w:rPr>
     </w:tblStylePr>
     <w:tblStylePr w:type="lastCol">
       <w:rPr>
+        <w:rFonts w:eastAsia="黑体"/>
         <w:b/>
         <w:bCs/>
       </w:rPr>
@@ -7241,6 +7631,7 @@
         <w:spacing w:after="0" w:before="0" w:line="240" w:lineRule="auto"/>
       </w:pPr>
       <w:rPr>
+        <w:rFonts w:eastAsia="黑体"/>
         <w:b/>
         <w:bCs/>
         <w:color w:themeColor="background1" w:val="FFFFFF"/>
@@ -7263,6 +7654,7 @@
         <w:spacing w:after="0" w:before="0" w:line="240" w:lineRule="auto"/>
       </w:pPr>
       <w:rPr>
+        <w:rFonts w:eastAsia="黑体"/>
         <w:b/>
         <w:bCs/>
       </w:rPr>
@@ -7280,12 +7672,14 @@
     </w:tblStylePr>
     <w:tblStylePr w:type="firstCol">
       <w:rPr>
+        <w:rFonts w:eastAsia="黑体"/>
         <w:b/>
         <w:bCs/>
       </w:rPr>
     </w:tblStylePr>
     <w:tblStylePr w:type="lastCol">
       <w:rPr>
+        <w:rFonts w:eastAsia="黑体"/>
         <w:b/>
         <w:bCs/>
       </w:rPr>
@@ -7347,6 +7741,7 @@
         <w:spacing w:after="0" w:before="0" w:line="240" w:lineRule="auto"/>
       </w:pPr>
       <w:rPr>
+        <w:rFonts w:eastAsia="黑体"/>
         <w:b/>
         <w:bCs/>
         <w:color w:themeColor="background1" w:val="FFFFFF"/>
@@ -7369,6 +7764,7 @@
         <w:spacing w:after="0" w:before="0" w:line="240" w:lineRule="auto"/>
       </w:pPr>
       <w:rPr>
+        <w:rFonts w:eastAsia="黑体"/>
         <w:b/>
         <w:bCs/>
       </w:rPr>
@@ -7386,12 +7782,14 @@
     </w:tblStylePr>
     <w:tblStylePr w:type="firstCol">
       <w:rPr>
+        <w:rFonts w:eastAsia="黑体"/>
         <w:b/>
         <w:bCs/>
       </w:rPr>
     </w:tblStylePr>
     <w:tblStylePr w:type="lastCol">
       <w:rPr>
+        <w:rFonts w:eastAsia="黑体"/>
         <w:b/>
         <w:bCs/>
       </w:rPr>
@@ -7453,6 +7851,7 @@
         <w:spacing w:after="0" w:before="0" w:line="240" w:lineRule="auto"/>
       </w:pPr>
       <w:rPr>
+        <w:rFonts w:eastAsia="黑体"/>
         <w:b/>
         <w:bCs/>
         <w:color w:themeColor="background1" w:val="FFFFFF"/>
@@ -7475,6 +7874,7 @@
         <w:spacing w:after="0" w:before="0" w:line="240" w:lineRule="auto"/>
       </w:pPr>
       <w:rPr>
+        <w:rFonts w:eastAsia="黑体"/>
         <w:b/>
         <w:bCs/>
       </w:rPr>
@@ -7492,12 +7892,14 @@
     </w:tblStylePr>
     <w:tblStylePr w:type="firstCol">
       <w:rPr>
+        <w:rFonts w:eastAsia="黑体"/>
         <w:b/>
         <w:bCs/>
       </w:rPr>
     </w:tblStylePr>
     <w:tblStylePr w:type="lastCol">
       <w:rPr>
+        <w:rFonts w:eastAsia="黑体"/>
         <w:b/>
         <w:bCs/>
       </w:rPr>
@@ -7559,6 +7961,7 @@
         <w:spacing w:after="0" w:before="0" w:line="240" w:lineRule="auto"/>
       </w:pPr>
       <w:rPr>
+        <w:rFonts w:eastAsia="黑体"/>
         <w:b/>
         <w:bCs/>
         <w:color w:themeColor="background1" w:val="FFFFFF"/>
@@ -7581,6 +7984,7 @@
         <w:spacing w:after="0" w:before="0" w:line="240" w:lineRule="auto"/>
       </w:pPr>
       <w:rPr>
+        <w:rFonts w:eastAsia="黑体"/>
         <w:b/>
         <w:bCs/>
       </w:rPr>
@@ -7598,12 +8002,14 @@
     </w:tblStylePr>
     <w:tblStylePr w:type="firstCol">
       <w:rPr>
+        <w:rFonts w:eastAsia="黑体"/>
         <w:b/>
         <w:bCs/>
       </w:rPr>
     </w:tblStylePr>
     <w:tblStylePr w:type="lastCol">
       <w:rPr>
+        <w:rFonts w:eastAsia="黑体"/>
         <w:b/>
         <w:bCs/>
       </w:rPr>
@@ -7662,6 +8068,7 @@
         <w:spacing w:after="0" w:before="0" w:line="240" w:lineRule="auto"/>
       </w:pPr>
       <w:rPr>
+        <w:rFonts w:eastAsia="黑体"/>
         <w:b/>
         <w:bCs/>
         <w:color w:themeColor="background1" w:val="FFFFFF"/>
@@ -7684,6 +8091,7 @@
         <w:spacing w:after="0" w:before="0" w:line="240" w:lineRule="auto"/>
       </w:pPr>
       <w:rPr>
+        <w:rFonts w:eastAsia="黑体"/>
         <w:color w:val="auto"/>
       </w:rPr>
       <w:tblPr/>
@@ -7701,6 +8109,7 @@
     </w:tblStylePr>
     <w:tblStylePr w:type="firstCol">
       <w:rPr>
+        <w:rFonts w:eastAsia="黑体"/>
         <w:b/>
         <w:bCs/>
         <w:color w:themeColor="background1" w:val="FFFFFF"/>
@@ -7720,6 +8129,7 @@
     </w:tblStylePr>
     <w:tblStylePr w:type="lastCol">
       <w:rPr>
+        <w:rFonts w:eastAsia="黑体"/>
         <w:b/>
         <w:bCs/>
         <w:color w:themeColor="background1" w:val="FFFFFF"/>
@@ -7768,6 +8178,7 @@
     </w:tblStylePr>
     <w:tblStylePr w:type="nwCell">
       <w:rPr>
+        <w:rFonts w:eastAsia="黑体"/>
         <w:color w:themeColor="background1" w:val="FFFFFF"/>
       </w:rPr>
       <w:tblPr/>
@@ -7811,6 +8222,7 @@
         <w:spacing w:after="0" w:before="0" w:line="240" w:lineRule="auto"/>
       </w:pPr>
       <w:rPr>
+        <w:rFonts w:eastAsia="黑体"/>
         <w:b/>
         <w:bCs/>
         <w:color w:themeColor="background1" w:val="FFFFFF"/>
@@ -7833,6 +8245,7 @@
         <w:spacing w:after="0" w:before="0" w:line="240" w:lineRule="auto"/>
       </w:pPr>
       <w:rPr>
+        <w:rFonts w:eastAsia="黑体"/>
         <w:color w:val="auto"/>
       </w:rPr>
       <w:tblPr/>
@@ -7850,6 +8263,7 @@
     </w:tblStylePr>
     <w:tblStylePr w:type="firstCol">
       <w:rPr>
+        <w:rFonts w:eastAsia="黑体"/>
         <w:b/>
         <w:bCs/>
         <w:color w:themeColor="background1" w:val="FFFFFF"/>
@@ -7869,6 +8283,7 @@
     </w:tblStylePr>
     <w:tblStylePr w:type="lastCol">
       <w:rPr>
+        <w:rFonts w:eastAsia="黑体"/>
         <w:b/>
         <w:bCs/>
         <w:color w:themeColor="background1" w:val="FFFFFF"/>
@@ -7917,6 +8332,7 @@
     </w:tblStylePr>
     <w:tblStylePr w:type="nwCell">
       <w:rPr>
+        <w:rFonts w:eastAsia="黑体"/>
         <w:color w:themeColor="background1" w:val="FFFFFF"/>
       </w:rPr>
       <w:tblPr/>
@@ -7960,6 +8376,7 @@
         <w:spacing w:after="0" w:before="0" w:line="240" w:lineRule="auto"/>
       </w:pPr>
       <w:rPr>
+        <w:rFonts w:eastAsia="黑体"/>
         <w:b/>
         <w:bCs/>
         <w:color w:themeColor="background1" w:val="FFFFFF"/>
@@ -7982,6 +8399,7 @@
         <w:spacing w:after="0" w:before="0" w:line="240" w:lineRule="auto"/>
       </w:pPr>
       <w:rPr>
+        <w:rFonts w:eastAsia="黑体"/>
         <w:color w:val="auto"/>
       </w:rPr>
       <w:tblPr/>
@@ -7999,6 +8417,7 @@
     </w:tblStylePr>
     <w:tblStylePr w:type="firstCol">
       <w:rPr>
+        <w:rFonts w:eastAsia="黑体"/>
         <w:b/>
         <w:bCs/>
         <w:color w:themeColor="background1" w:val="FFFFFF"/>
@@ -8018,6 +8437,7 @@
     </w:tblStylePr>
     <w:tblStylePr w:type="lastCol">
       <w:rPr>
+        <w:rFonts w:eastAsia="黑体"/>
         <w:b/>
         <w:bCs/>
         <w:color w:themeColor="background1" w:val="FFFFFF"/>
@@ -8066,6 +8486,7 @@
     </w:tblStylePr>
     <w:tblStylePr w:type="nwCell">
       <w:rPr>
+        <w:rFonts w:eastAsia="黑体"/>
         <w:color w:themeColor="background1" w:val="FFFFFF"/>
       </w:rPr>
       <w:tblPr/>
@@ -8109,6 +8530,7 @@
         <w:spacing w:after="0" w:before="0" w:line="240" w:lineRule="auto"/>
       </w:pPr>
       <w:rPr>
+        <w:rFonts w:eastAsia="黑体"/>
         <w:b/>
         <w:bCs/>
         <w:color w:themeColor="background1" w:val="FFFFFF"/>
@@ -8131,6 +8553,7 @@
         <w:spacing w:after="0" w:before="0" w:line="240" w:lineRule="auto"/>
       </w:pPr>
       <w:rPr>
+        <w:rFonts w:eastAsia="黑体"/>
         <w:color w:val="auto"/>
       </w:rPr>
       <w:tblPr/>
@@ -8148,6 +8571,7 @@
     </w:tblStylePr>
     <w:tblStylePr w:type="firstCol">
       <w:rPr>
+        <w:rFonts w:eastAsia="黑体"/>
         <w:b/>
         <w:bCs/>
         <w:color w:themeColor="background1" w:val="FFFFFF"/>
@@ -8167,6 +8591,7 @@
     </w:tblStylePr>
     <w:tblStylePr w:type="lastCol">
       <w:rPr>
+        <w:rFonts w:eastAsia="黑体"/>
         <w:b/>
         <w:bCs/>
         <w:color w:themeColor="background1" w:val="FFFFFF"/>
@@ -8215,6 +8640,7 @@
     </w:tblStylePr>
     <w:tblStylePr w:type="nwCell">
       <w:rPr>
+        <w:rFonts w:eastAsia="黑体"/>
         <w:color w:themeColor="background1" w:val="FFFFFF"/>
       </w:rPr>
       <w:tblPr/>
@@ -8258,6 +8684,7 @@
         <w:spacing w:after="0" w:before="0" w:line="240" w:lineRule="auto"/>
       </w:pPr>
       <w:rPr>
+        <w:rFonts w:eastAsia="黑体"/>
         <w:b/>
         <w:bCs/>
         <w:color w:themeColor="background1" w:val="FFFFFF"/>
@@ -8280,6 +8707,7 @@
         <w:spacing w:after="0" w:before="0" w:line="240" w:lineRule="auto"/>
       </w:pPr>
       <w:rPr>
+        <w:rFonts w:eastAsia="黑体"/>
         <w:color w:val="auto"/>
       </w:rPr>
       <w:tblPr/>
@@ -8297,6 +8725,7 @@
     </w:tblStylePr>
     <w:tblStylePr w:type="firstCol">
       <w:rPr>
+        <w:rFonts w:eastAsia="黑体"/>
         <w:b/>
         <w:bCs/>
         <w:color w:themeColor="background1" w:val="FFFFFF"/>
@@ -8316,6 +8745,7 @@
     </w:tblStylePr>
     <w:tblStylePr w:type="lastCol">
       <w:rPr>
+        <w:rFonts w:eastAsia="黑体"/>
         <w:b/>
         <w:bCs/>
         <w:color w:themeColor="background1" w:val="FFFFFF"/>
@@ -8364,6 +8794,7 @@
     </w:tblStylePr>
     <w:tblStylePr w:type="nwCell">
       <w:rPr>
+        <w:rFonts w:eastAsia="黑体"/>
         <w:color w:themeColor="background1" w:val="FFFFFF"/>
       </w:rPr>
       <w:tblPr/>
@@ -8407,6 +8838,7 @@
         <w:spacing w:after="0" w:before="0" w:line="240" w:lineRule="auto"/>
       </w:pPr>
       <w:rPr>
+        <w:rFonts w:eastAsia="黑体"/>
         <w:b/>
         <w:bCs/>
         <w:color w:themeColor="background1" w:val="FFFFFF"/>
@@ -8429,6 +8861,7 @@
         <w:spacing w:after="0" w:before="0" w:line="240" w:lineRule="auto"/>
       </w:pPr>
       <w:rPr>
+        <w:rFonts w:eastAsia="黑体"/>
         <w:color w:val="auto"/>
       </w:rPr>
       <w:tblPr/>
@@ -8446,6 +8879,7 @@
     </w:tblStylePr>
     <w:tblStylePr w:type="firstCol">
       <w:rPr>
+        <w:rFonts w:eastAsia="黑体"/>
         <w:b/>
         <w:bCs/>
         <w:color w:themeColor="background1" w:val="FFFFFF"/>
@@ -8465,6 +8899,7 @@
     </w:tblStylePr>
     <w:tblStylePr w:type="lastCol">
       <w:rPr>
+        <w:rFonts w:eastAsia="黑体"/>
         <w:b/>
         <w:bCs/>
         <w:color w:themeColor="background1" w:val="FFFFFF"/>
@@ -8513,6 +8948,7 @@
     </w:tblStylePr>
     <w:tblStylePr w:type="nwCell">
       <w:rPr>
+        <w:rFonts w:eastAsia="黑体"/>
         <w:color w:themeColor="background1" w:val="FFFFFF"/>
       </w:rPr>
       <w:tblPr/>
@@ -8556,6 +8992,7 @@
         <w:spacing w:after="0" w:before="0" w:line="240" w:lineRule="auto"/>
       </w:pPr>
       <w:rPr>
+        <w:rFonts w:eastAsia="黑体"/>
         <w:b/>
         <w:bCs/>
         <w:color w:themeColor="background1" w:val="FFFFFF"/>
@@ -8578,6 +9015,7 @@
         <w:spacing w:after="0" w:before="0" w:line="240" w:lineRule="auto"/>
       </w:pPr>
       <w:rPr>
+        <w:rFonts w:eastAsia="黑体"/>
         <w:color w:val="auto"/>
       </w:rPr>
       <w:tblPr/>
@@ -8595,6 +9033,7 @@
     </w:tblStylePr>
     <w:tblStylePr w:type="firstCol">
       <w:rPr>
+        <w:rFonts w:eastAsia="黑体"/>
         <w:b/>
         <w:bCs/>
         <w:color w:themeColor="background1" w:val="FFFFFF"/>
@@ -8614,6 +9053,7 @@
     </w:tblStylePr>
     <w:tblStylePr w:type="lastCol">
       <w:rPr>
+        <w:rFonts w:eastAsia="黑体"/>
         <w:b/>
         <w:bCs/>
         <w:color w:themeColor="background1" w:val="FFFFFF"/>
@@ -8662,6 +9102,7 @@
     </w:tblStylePr>
     <w:tblStylePr w:type="nwCell">
       <w:rPr>
+        <w:rFonts w:eastAsia="黑体"/>
         <w:color w:themeColor="background1" w:val="FFFFFF"/>
       </w:rPr>
       <w:tblPr/>
@@ -8686,6 +9127,7 @@
       <w:spacing w:after="0" w:line="240" w:lineRule="auto"/>
     </w:pPr>
     <w:rPr>
+      <w:rFonts w:eastAsia="黑体"/>
       <w:color w:themeColor="text1" w:val="000000"/>
     </w:rPr>
     <w:tblPr>
@@ -8705,7 +9147,7 @@
     </w:tblPr>
     <w:tblStylePr w:type="firstRow">
       <w:rPr>
-        <w:rFonts w:asciiTheme="majorHAnsi" w:cstheme="majorBidi" w:eastAsiaTheme="majorEastAsia" w:hAnsiTheme="majorHAnsi"/>
+        <w:rFonts w:asciiTheme="majorHAnsi" w:cstheme="majorBidi" w:hAnsiTheme="majorHAnsi" w:eastAsia="黑体"/>
       </w:rPr>
       <w:tblPr/>
       <w:tcPr>
@@ -8717,6 +9159,7 @@
     </w:tblStylePr>
     <w:tblStylePr w:type="lastRow">
       <w:rPr>
+        <w:rFonts w:eastAsia="黑体"/>
         <w:b/>
         <w:bCs/>
         <w:color w:themeColor="text2" w:val="1F497D"/>
@@ -8731,12 +9174,14 @@
     </w:tblStylePr>
     <w:tblStylePr w:type="firstCol">
       <w:rPr>
+        <w:rFonts w:eastAsia="黑体"/>
         <w:b/>
         <w:bCs/>
       </w:rPr>
     </w:tblStylePr>
     <w:tblStylePr w:type="lastCol">
       <w:rPr>
+        <w:rFonts w:eastAsia="黑体"/>
         <w:b/>
         <w:bCs/>
       </w:rPr>
@@ -8770,6 +9215,7 @@
       <w:spacing w:after="0" w:line="240" w:lineRule="auto"/>
     </w:pPr>
     <w:rPr>
+      <w:rFonts w:eastAsia="黑体"/>
       <w:color w:themeColor="text1" w:val="000000"/>
     </w:rPr>
     <w:tblPr>
@@ -8789,7 +9235,7 @@
     </w:tblPr>
     <w:tblStylePr w:type="firstRow">
       <w:rPr>
-        <w:rFonts w:asciiTheme="majorHAnsi" w:cstheme="majorBidi" w:eastAsiaTheme="majorEastAsia" w:hAnsiTheme="majorHAnsi"/>
+        <w:rFonts w:asciiTheme="majorHAnsi" w:cstheme="majorBidi" w:hAnsiTheme="majorHAnsi" w:eastAsia="黑体"/>
       </w:rPr>
       <w:tblPr/>
       <w:tcPr>
@@ -8801,6 +9247,7 @@
     </w:tblStylePr>
     <w:tblStylePr w:type="lastRow">
       <w:rPr>
+        <w:rFonts w:eastAsia="黑体"/>
         <w:b/>
         <w:bCs/>
         <w:color w:themeColor="text2" w:val="1F497D"/>
@@ -8815,12 +9262,14 @@
     </w:tblStylePr>
     <w:tblStylePr w:type="firstCol">
       <w:rPr>
+        <w:rFonts w:eastAsia="黑体"/>
         <w:b/>
         <w:bCs/>
       </w:rPr>
     </w:tblStylePr>
     <w:tblStylePr w:type="lastCol">
       <w:rPr>
+        <w:rFonts w:eastAsia="黑体"/>
         <w:b/>
         <w:bCs/>
       </w:rPr>
@@ -8854,6 +9303,7 @@
       <w:spacing w:after="0" w:line="240" w:lineRule="auto"/>
     </w:pPr>
     <w:rPr>
+      <w:rFonts w:eastAsia="黑体"/>
       <w:color w:themeColor="text1" w:val="000000"/>
     </w:rPr>
     <w:tblPr>
@@ -8873,7 +9323,7 @@
     </w:tblPr>
     <w:tblStylePr w:type="firstRow">
       <w:rPr>
-        <w:rFonts w:asciiTheme="majorHAnsi" w:cstheme="majorBidi" w:eastAsiaTheme="majorEastAsia" w:hAnsiTheme="majorHAnsi"/>
+        <w:rFonts w:asciiTheme="majorHAnsi" w:cstheme="majorBidi" w:hAnsiTheme="majorHAnsi" w:eastAsia="黑体"/>
       </w:rPr>
       <w:tblPr/>
       <w:tcPr>
@@ -8885,6 +9335,7 @@
     </w:tblStylePr>
     <w:tblStylePr w:type="lastRow">
       <w:rPr>
+        <w:rFonts w:eastAsia="黑体"/>
         <w:b/>
         <w:bCs/>
         <w:color w:themeColor="text2" w:val="1F497D"/>
@@ -8899,12 +9350,14 @@
     </w:tblStylePr>
     <w:tblStylePr w:type="firstCol">
       <w:rPr>
+        <w:rFonts w:eastAsia="黑体"/>
         <w:b/>
         <w:bCs/>
       </w:rPr>
     </w:tblStylePr>
     <w:tblStylePr w:type="lastCol">
       <w:rPr>
+        <w:rFonts w:eastAsia="黑体"/>
         <w:b/>
         <w:bCs/>
       </w:rPr>
@@ -8938,6 +9391,7 @@
       <w:spacing w:after="0" w:line="240" w:lineRule="auto"/>
     </w:pPr>
     <w:rPr>
+      <w:rFonts w:eastAsia="黑体"/>
       <w:color w:themeColor="text1" w:val="000000"/>
     </w:rPr>
     <w:tblPr>
@@ -8957,7 +9411,7 @@
     </w:tblPr>
     <w:tblStylePr w:type="firstRow">
       <w:rPr>
-        <w:rFonts w:asciiTheme="majorHAnsi" w:cstheme="majorBidi" w:eastAsiaTheme="majorEastAsia" w:hAnsiTheme="majorHAnsi"/>
+        <w:rFonts w:asciiTheme="majorHAnsi" w:cstheme="majorBidi" w:hAnsiTheme="majorHAnsi" w:eastAsia="黑体"/>
       </w:rPr>
       <w:tblPr/>
       <w:tcPr>
@@ -8969,6 +9423,7 @@
     </w:tblStylePr>
     <w:tblStylePr w:type="lastRow">
       <w:rPr>
+        <w:rFonts w:eastAsia="黑体"/>
         <w:b/>
         <w:bCs/>
         <w:color w:themeColor="text2" w:val="1F497D"/>
@@ -8983,12 +9438,14 @@
     </w:tblStylePr>
     <w:tblStylePr w:type="firstCol">
       <w:rPr>
+        <w:rFonts w:eastAsia="黑体"/>
         <w:b/>
         <w:bCs/>
       </w:rPr>
     </w:tblStylePr>
     <w:tblStylePr w:type="lastCol">
       <w:rPr>
+        <w:rFonts w:eastAsia="黑体"/>
         <w:b/>
         <w:bCs/>
       </w:rPr>
@@ -9022,6 +9479,7 @@
       <w:spacing w:after="0" w:line="240" w:lineRule="auto"/>
     </w:pPr>
     <w:rPr>
+      <w:rFonts w:eastAsia="黑体"/>
       <w:color w:themeColor="text1" w:val="000000"/>
     </w:rPr>
     <w:tblPr>
@@ -9041,7 +9499,7 @@
     </w:tblPr>
     <w:tblStylePr w:type="firstRow">
       <w:rPr>
-        <w:rFonts w:asciiTheme="majorHAnsi" w:cstheme="majorBidi" w:eastAsiaTheme="majorEastAsia" w:hAnsiTheme="majorHAnsi"/>
+        <w:rFonts w:asciiTheme="majorHAnsi" w:cstheme="majorBidi" w:hAnsiTheme="majorHAnsi" w:eastAsia="黑体"/>
       </w:rPr>
       <w:tblPr/>
       <w:tcPr>
@@ -9053,6 +9511,7 @@
     </w:tblStylePr>
     <w:tblStylePr w:type="lastRow">
       <w:rPr>
+        <w:rFonts w:eastAsia="黑体"/>
         <w:b/>
         <w:bCs/>
         <w:color w:themeColor="text2" w:val="1F497D"/>
@@ -9067,12 +9526,14 @@
     </w:tblStylePr>
     <w:tblStylePr w:type="firstCol">
       <w:rPr>
+        <w:rFonts w:eastAsia="黑体"/>
         <w:b/>
         <w:bCs/>
       </w:rPr>
     </w:tblStylePr>
     <w:tblStylePr w:type="lastCol">
       <w:rPr>
+        <w:rFonts w:eastAsia="黑体"/>
         <w:b/>
         <w:bCs/>
       </w:rPr>
@@ -9106,6 +9567,7 @@
       <w:spacing w:after="0" w:line="240" w:lineRule="auto"/>
     </w:pPr>
     <w:rPr>
+      <w:rFonts w:eastAsia="黑体"/>
       <w:color w:themeColor="text1" w:val="000000"/>
     </w:rPr>
     <w:tblPr>
@@ -9125,7 +9587,7 @@
     </w:tblPr>
     <w:tblStylePr w:type="firstRow">
       <w:rPr>
-        <w:rFonts w:asciiTheme="majorHAnsi" w:cstheme="majorBidi" w:eastAsiaTheme="majorEastAsia" w:hAnsiTheme="majorHAnsi"/>
+        <w:rFonts w:asciiTheme="majorHAnsi" w:cstheme="majorBidi" w:hAnsiTheme="majorHAnsi" w:eastAsia="黑体"/>
       </w:rPr>
       <w:tblPr/>
       <w:tcPr>
@@ -9137,6 +9599,7 @@
     </w:tblStylePr>
     <w:tblStylePr w:type="lastRow">
       <w:rPr>
+        <w:rFonts w:eastAsia="黑体"/>
         <w:b/>
         <w:bCs/>
         <w:color w:themeColor="text2" w:val="1F497D"/>
@@ -9151,12 +9614,14 @@
     </w:tblStylePr>
     <w:tblStylePr w:type="firstCol">
       <w:rPr>
+        <w:rFonts w:eastAsia="黑体"/>
         <w:b/>
         <w:bCs/>
       </w:rPr>
     </w:tblStylePr>
     <w:tblStylePr w:type="lastCol">
       <w:rPr>
+        <w:rFonts w:eastAsia="黑体"/>
         <w:b/>
         <w:bCs/>
       </w:rPr>
@@ -9190,6 +9655,7 @@
       <w:spacing w:after="0" w:line="240" w:lineRule="auto"/>
     </w:pPr>
     <w:rPr>
+      <w:rFonts w:eastAsia="黑体"/>
       <w:color w:themeColor="text1" w:val="000000"/>
     </w:rPr>
     <w:tblPr>
@@ -9209,7 +9675,7 @@
     </w:tblPr>
     <w:tblStylePr w:type="firstRow">
       <w:rPr>
-        <w:rFonts w:asciiTheme="majorHAnsi" w:cstheme="majorBidi" w:eastAsiaTheme="majorEastAsia" w:hAnsiTheme="majorHAnsi"/>
+        <w:rFonts w:asciiTheme="majorHAnsi" w:cstheme="majorBidi" w:hAnsiTheme="majorHAnsi" w:eastAsia="黑体"/>
       </w:rPr>
       <w:tblPr/>
       <w:tcPr>
@@ -9221,6 +9687,7 @@
     </w:tblStylePr>
     <w:tblStylePr w:type="lastRow">
       <w:rPr>
+        <w:rFonts w:eastAsia="黑体"/>
         <w:b/>
         <w:bCs/>
         <w:color w:themeColor="text2" w:val="1F497D"/>
@@ -9235,12 +9702,14 @@
     </w:tblStylePr>
     <w:tblStylePr w:type="firstCol">
       <w:rPr>
+        <w:rFonts w:eastAsia="黑体"/>
         <w:b/>
         <w:bCs/>
       </w:rPr>
     </w:tblStylePr>
     <w:tblStylePr w:type="lastCol">
       <w:rPr>
+        <w:rFonts w:eastAsia="黑体"/>
         <w:b/>
         <w:bCs/>
       </w:rPr>
@@ -9274,7 +9743,7 @@
       <w:spacing w:after="0" w:line="240" w:lineRule="auto"/>
     </w:pPr>
     <w:rPr>
-      <w:rFonts w:asciiTheme="majorHAnsi" w:cstheme="majorBidi" w:eastAsiaTheme="majorEastAsia" w:hAnsiTheme="majorHAnsi"/>
+      <w:rFonts w:asciiTheme="majorHAnsi" w:cstheme="majorBidi" w:hAnsiTheme="majorHAnsi" w:eastAsia="黑体"/>
       <w:color w:themeColor="text1" w:val="000000"/>
     </w:rPr>
     <w:tblPr>
@@ -9296,6 +9765,7 @@
     </w:tblPr>
     <w:tblStylePr w:type="firstRow">
       <w:rPr>
+        <w:rFonts w:eastAsia="黑体"/>
         <w:sz w:val="24"/>
         <w:szCs w:val="24"/>
       </w:rPr>
@@ -9402,7 +9872,7 @@
       <w:spacing w:after="0" w:line="240" w:lineRule="auto"/>
     </w:pPr>
     <w:rPr>
-      <w:rFonts w:asciiTheme="majorHAnsi" w:cstheme="majorBidi" w:eastAsiaTheme="majorEastAsia" w:hAnsiTheme="majorHAnsi"/>
+      <w:rFonts w:asciiTheme="majorHAnsi" w:cstheme="majorBidi" w:hAnsiTheme="majorHAnsi" w:eastAsia="黑体"/>
       <w:color w:themeColor="text1" w:val="000000"/>
     </w:rPr>
     <w:tblPr>
@@ -9424,6 +9894,7 @@
     </w:tblPr>
     <w:tblStylePr w:type="firstRow">
       <w:rPr>
+        <w:rFonts w:eastAsia="黑体"/>
         <w:sz w:val="24"/>
         <w:szCs w:val="24"/>
       </w:rPr>
@@ -9530,7 +10001,7 @@
       <w:spacing w:after="0" w:line="240" w:lineRule="auto"/>
     </w:pPr>
     <w:rPr>
-      <w:rFonts w:asciiTheme="majorHAnsi" w:cstheme="majorBidi" w:eastAsiaTheme="majorEastAsia" w:hAnsiTheme="majorHAnsi"/>
+      <w:rFonts w:asciiTheme="majorHAnsi" w:cstheme="majorBidi" w:hAnsiTheme="majorHAnsi" w:eastAsia="黑体"/>
       <w:color w:themeColor="text1" w:val="000000"/>
     </w:rPr>
     <w:tblPr>
@@ -9552,6 +10023,7 @@
     </w:tblPr>
     <w:tblStylePr w:type="firstRow">
       <w:rPr>
+        <w:rFonts w:eastAsia="黑体"/>
         <w:sz w:val="24"/>
         <w:szCs w:val="24"/>
       </w:rPr>
@@ -9658,7 +10130,7 @@
       <w:spacing w:after="0" w:line="240" w:lineRule="auto"/>
     </w:pPr>
     <w:rPr>
-      <w:rFonts w:asciiTheme="majorHAnsi" w:cstheme="majorBidi" w:eastAsiaTheme="majorEastAsia" w:hAnsiTheme="majorHAnsi"/>
+      <w:rFonts w:asciiTheme="majorHAnsi" w:cstheme="majorBidi" w:hAnsiTheme="majorHAnsi" w:eastAsia="黑体"/>
       <w:color w:themeColor="text1" w:val="000000"/>
     </w:rPr>
     <w:tblPr>
@@ -9680,6 +10152,7 @@
     </w:tblPr>
     <w:tblStylePr w:type="firstRow">
       <w:rPr>
+        <w:rFonts w:eastAsia="黑体"/>
         <w:sz w:val="24"/>
         <w:szCs w:val="24"/>
       </w:rPr>
@@ -9786,7 +10259,7 @@
       <w:spacing w:after="0" w:line="240" w:lineRule="auto"/>
     </w:pPr>
     <w:rPr>
-      <w:rFonts w:asciiTheme="majorHAnsi" w:cstheme="majorBidi" w:eastAsiaTheme="majorEastAsia" w:hAnsiTheme="majorHAnsi"/>
+      <w:rFonts w:asciiTheme="majorHAnsi" w:cstheme="majorBidi" w:hAnsiTheme="majorHAnsi" w:eastAsia="黑体"/>
       <w:color w:themeColor="text1" w:val="000000"/>
     </w:rPr>
     <w:tblPr>
@@ -9808,6 +10281,7 @@
     </w:tblPr>
     <w:tblStylePr w:type="firstRow">
       <w:rPr>
+        <w:rFonts w:eastAsia="黑体"/>
         <w:sz w:val="24"/>
         <w:szCs w:val="24"/>
       </w:rPr>
@@ -9914,7 +10388,7 @@
       <w:spacing w:after="0" w:line="240" w:lineRule="auto"/>
     </w:pPr>
     <w:rPr>
-      <w:rFonts w:asciiTheme="majorHAnsi" w:cstheme="majorBidi" w:eastAsiaTheme="majorEastAsia" w:hAnsiTheme="majorHAnsi"/>
+      <w:rFonts w:asciiTheme="majorHAnsi" w:cstheme="majorBidi" w:hAnsiTheme="majorHAnsi" w:eastAsia="黑体"/>
       <w:color w:themeColor="text1" w:val="000000"/>
     </w:rPr>
     <w:tblPr>
@@ -9936,6 +10410,7 @@
     </w:tblPr>
     <w:tblStylePr w:type="firstRow">
       <w:rPr>
+        <w:rFonts w:eastAsia="黑体"/>
         <w:sz w:val="24"/>
         <w:szCs w:val="24"/>
       </w:rPr>
@@ -10042,7 +10517,7 @@
       <w:spacing w:after="0" w:line="240" w:lineRule="auto"/>
     </w:pPr>
     <w:rPr>
-      <w:rFonts w:asciiTheme="majorHAnsi" w:cstheme="majorBidi" w:eastAsiaTheme="majorEastAsia" w:hAnsiTheme="majorHAnsi"/>
+      <w:rFonts w:asciiTheme="majorHAnsi" w:cstheme="majorBidi" w:hAnsiTheme="majorHAnsi" w:eastAsia="黑体"/>
       <w:color w:themeColor="text1" w:val="000000"/>
     </w:rPr>
     <w:tblPr>
@@ -10064,6 +10539,7 @@
     </w:tblPr>
     <w:tblStylePr w:type="firstRow">
       <w:rPr>
+        <w:rFonts w:eastAsia="黑体"/>
         <w:sz w:val="24"/>
         <w:szCs w:val="24"/>
       </w:rPr>
@@ -10193,12 +10669,14 @@
     </w:tcPr>
     <w:tblStylePr w:type="firstRow">
       <w:rPr>
+        <w:rFonts w:eastAsia="黑体"/>
         <w:b/>
         <w:bCs/>
       </w:rPr>
     </w:tblStylePr>
     <w:tblStylePr w:type="lastRow">
       <w:rPr>
+        <w:rFonts w:eastAsia="黑体"/>
         <w:b/>
         <w:bCs/>
       </w:rPr>
@@ -10211,12 +10689,14 @@
     </w:tblStylePr>
     <w:tblStylePr w:type="firstCol">
       <w:rPr>
+        <w:rFonts w:eastAsia="黑体"/>
         <w:b/>
         <w:bCs/>
       </w:rPr>
     </w:tblStylePr>
     <w:tblStylePr w:type="lastCol">
       <w:rPr>
+        <w:rFonts w:eastAsia="黑体"/>
         <w:b/>
         <w:bCs/>
       </w:rPr>
@@ -10266,12 +10746,14 @@
     </w:tcPr>
     <w:tblStylePr w:type="firstRow">
       <w:rPr>
+        <w:rFonts w:eastAsia="黑体"/>
         <w:b/>
         <w:bCs/>
       </w:rPr>
     </w:tblStylePr>
     <w:tblStylePr w:type="lastRow">
       <w:rPr>
+        <w:rFonts w:eastAsia="黑体"/>
         <w:b/>
         <w:bCs/>
       </w:rPr>
@@ -10284,12 +10766,14 @@
     </w:tblStylePr>
     <w:tblStylePr w:type="firstCol">
       <w:rPr>
+        <w:rFonts w:eastAsia="黑体"/>
         <w:b/>
         <w:bCs/>
       </w:rPr>
     </w:tblStylePr>
     <w:tblStylePr w:type="lastCol">
       <w:rPr>
+        <w:rFonts w:eastAsia="黑体"/>
         <w:b/>
         <w:bCs/>
       </w:rPr>
@@ -10339,12 +10823,14 @@
     </w:tcPr>
     <w:tblStylePr w:type="firstRow">
       <w:rPr>
+        <w:rFonts w:eastAsia="黑体"/>
         <w:b/>
         <w:bCs/>
       </w:rPr>
     </w:tblStylePr>
     <w:tblStylePr w:type="lastRow">
       <w:rPr>
+        <w:rFonts w:eastAsia="黑体"/>
         <w:b/>
         <w:bCs/>
       </w:rPr>
@@ -10357,12 +10843,14 @@
     </w:tblStylePr>
     <w:tblStylePr w:type="firstCol">
       <w:rPr>
+        <w:rFonts w:eastAsia="黑体"/>
         <w:b/>
         <w:bCs/>
       </w:rPr>
     </w:tblStylePr>
     <w:tblStylePr w:type="lastCol">
       <w:rPr>
+        <w:rFonts w:eastAsia="黑体"/>
         <w:b/>
         <w:bCs/>
       </w:rPr>
@@ -10412,12 +10900,14 @@
     </w:tcPr>
     <w:tblStylePr w:type="firstRow">
       <w:rPr>
+        <w:rFonts w:eastAsia="黑体"/>
         <w:b/>
         <w:bCs/>
       </w:rPr>
     </w:tblStylePr>
     <w:tblStylePr w:type="lastRow">
       <w:rPr>
+        <w:rFonts w:eastAsia="黑体"/>
         <w:b/>
         <w:bCs/>
       </w:rPr>
@@ -10430,12 +10920,14 @@
     </w:tblStylePr>
     <w:tblStylePr w:type="firstCol">
       <w:rPr>
+        <w:rFonts w:eastAsia="黑体"/>
         <w:b/>
         <w:bCs/>
       </w:rPr>
     </w:tblStylePr>
     <w:tblStylePr w:type="lastCol">
       <w:rPr>
+        <w:rFonts w:eastAsia="黑体"/>
         <w:b/>
         <w:bCs/>
       </w:rPr>
@@ -10485,12 +10977,14 @@
     </w:tcPr>
     <w:tblStylePr w:type="firstRow">
       <w:rPr>
+        <w:rFonts w:eastAsia="黑体"/>
         <w:b/>
         <w:bCs/>
       </w:rPr>
     </w:tblStylePr>
     <w:tblStylePr w:type="lastRow">
       <w:rPr>
+        <w:rFonts w:eastAsia="黑体"/>
         <w:b/>
         <w:bCs/>
       </w:rPr>
@@ -10503,12 +10997,14 @@
     </w:tblStylePr>
     <w:tblStylePr w:type="firstCol">
       <w:rPr>
+        <w:rFonts w:eastAsia="黑体"/>
         <w:b/>
         <w:bCs/>
       </w:rPr>
     </w:tblStylePr>
     <w:tblStylePr w:type="lastCol">
       <w:rPr>
+        <w:rFonts w:eastAsia="黑体"/>
         <w:b/>
         <w:bCs/>
       </w:rPr>
@@ -10558,12 +11054,14 @@
     </w:tcPr>
     <w:tblStylePr w:type="firstRow">
       <w:rPr>
+        <w:rFonts w:eastAsia="黑体"/>
         <w:b/>
         <w:bCs/>
       </w:rPr>
     </w:tblStylePr>
     <w:tblStylePr w:type="lastRow">
       <w:rPr>
+        <w:rFonts w:eastAsia="黑体"/>
         <w:b/>
         <w:bCs/>
       </w:rPr>
@@ -10576,12 +11074,14 @@
     </w:tblStylePr>
     <w:tblStylePr w:type="firstCol">
       <w:rPr>
+        <w:rFonts w:eastAsia="黑体"/>
         <w:b/>
         <w:bCs/>
       </w:rPr>
     </w:tblStylePr>
     <w:tblStylePr w:type="lastCol">
       <w:rPr>
+        <w:rFonts w:eastAsia="黑体"/>
         <w:b/>
         <w:bCs/>
       </w:rPr>
@@ -10631,12 +11131,14 @@
     </w:tcPr>
     <w:tblStylePr w:type="firstRow">
       <w:rPr>
+        <w:rFonts w:eastAsia="黑体"/>
         <w:b/>
         <w:bCs/>
       </w:rPr>
     </w:tblStylePr>
     <w:tblStylePr w:type="lastRow">
       <w:rPr>
+        <w:rFonts w:eastAsia="黑体"/>
         <w:b/>
         <w:bCs/>
       </w:rPr>
@@ -10649,12 +11151,14 @@
     </w:tblStylePr>
     <w:tblStylePr w:type="firstCol">
       <w:rPr>
+        <w:rFonts w:eastAsia="黑体"/>
         <w:b/>
         <w:bCs/>
       </w:rPr>
     </w:tblStylePr>
     <w:tblStylePr w:type="lastCol">
       <w:rPr>
+        <w:rFonts w:eastAsia="黑体"/>
         <w:b/>
         <w:bCs/>
       </w:rPr>
@@ -10681,7 +11185,7 @@
       <w:spacing w:after="0" w:line="240" w:lineRule="auto"/>
     </w:pPr>
     <w:rPr>
-      <w:rFonts w:asciiTheme="majorHAnsi" w:cstheme="majorBidi" w:eastAsiaTheme="majorEastAsia" w:hAnsiTheme="majorHAnsi"/>
+      <w:rFonts w:asciiTheme="majorHAnsi" w:cstheme="majorBidi" w:hAnsiTheme="majorHAnsi" w:eastAsia="黑体"/>
       <w:color w:themeColor="text1" w:val="000000"/>
     </w:rPr>
     <w:tblPr>
@@ -10708,6 +11212,7 @@
     </w:tcPr>
     <w:tblStylePr w:type="firstRow">
       <w:rPr>
+        <w:rFonts w:eastAsia="黑体"/>
         <w:b/>
         <w:bCs/>
         <w:color w:themeColor="text1" w:val="000000"/>
@@ -10719,6 +11224,7 @@
     </w:tblStylePr>
     <w:tblStylePr w:type="lastRow">
       <w:rPr>
+        <w:rFonts w:eastAsia="黑体"/>
         <w:b/>
         <w:bCs/>
         <w:color w:themeColor="text1" w:val="000000"/>
@@ -10738,6 +11244,7 @@
     </w:tblStylePr>
     <w:tblStylePr w:type="firstCol">
       <w:rPr>
+        <w:rFonts w:eastAsia="黑体"/>
         <w:b/>
         <w:bCs/>
         <w:color w:themeColor="text1" w:val="000000"/>
@@ -10757,6 +11264,7 @@
     </w:tblStylePr>
     <w:tblStylePr w:type="lastCol">
       <w:rPr>
+        <w:rFonts w:eastAsia="黑体"/>
         <w:b w:val="0"/>
         <w:bCs w:val="0"/>
         <w:color w:themeColor="text1" w:val="000000"/>
@@ -10806,7 +11314,7 @@
       <w:spacing w:after="0" w:line="240" w:lineRule="auto"/>
     </w:pPr>
     <w:rPr>
-      <w:rFonts w:asciiTheme="majorHAnsi" w:cstheme="majorBidi" w:eastAsiaTheme="majorEastAsia" w:hAnsiTheme="majorHAnsi"/>
+      <w:rFonts w:asciiTheme="majorHAnsi" w:cstheme="majorBidi" w:hAnsiTheme="majorHAnsi" w:eastAsia="黑体"/>
       <w:color w:themeColor="text1" w:val="000000"/>
     </w:rPr>
     <w:tblPr>
@@ -10833,6 +11341,7 @@
     </w:tcPr>
     <w:tblStylePr w:type="firstRow">
       <w:rPr>
+        <w:rFonts w:eastAsia="黑体"/>
         <w:b/>
         <w:bCs/>
         <w:color w:themeColor="text1" w:val="000000"/>
@@ -10844,6 +11353,7 @@
     </w:tblStylePr>
     <w:tblStylePr w:type="lastRow">
       <w:rPr>
+        <w:rFonts w:eastAsia="黑体"/>
         <w:b/>
         <w:bCs/>
         <w:color w:themeColor="text1" w:val="000000"/>
@@ -10863,6 +11373,7 @@
     </w:tblStylePr>
     <w:tblStylePr w:type="firstCol">
       <w:rPr>
+        <w:rFonts w:eastAsia="黑体"/>
         <w:b/>
         <w:bCs/>
         <w:color w:themeColor="text1" w:val="000000"/>
@@ -10882,6 +11393,7 @@
     </w:tblStylePr>
     <w:tblStylePr w:type="lastCol">
       <w:rPr>
+        <w:rFonts w:eastAsia="黑体"/>
         <w:b w:val="0"/>
         <w:bCs w:val="0"/>
         <w:color w:themeColor="text1" w:val="000000"/>
@@ -10931,7 +11443,7 @@
       <w:spacing w:after="0" w:line="240" w:lineRule="auto"/>
     </w:pPr>
     <w:rPr>
-      <w:rFonts w:asciiTheme="majorHAnsi" w:cstheme="majorBidi" w:eastAsiaTheme="majorEastAsia" w:hAnsiTheme="majorHAnsi"/>
+      <w:rFonts w:asciiTheme="majorHAnsi" w:cstheme="majorBidi" w:hAnsiTheme="majorHAnsi" w:eastAsia="黑体"/>
       <w:color w:themeColor="text1" w:val="000000"/>
     </w:rPr>
     <w:tblPr>
@@ -10958,6 +11470,7 @@
     </w:tcPr>
     <w:tblStylePr w:type="firstRow">
       <w:rPr>
+        <w:rFonts w:eastAsia="黑体"/>
         <w:b/>
         <w:bCs/>
         <w:color w:themeColor="text1" w:val="000000"/>
@@ -10969,6 +11482,7 @@
     </w:tblStylePr>
     <w:tblStylePr w:type="lastRow">
       <w:rPr>
+        <w:rFonts w:eastAsia="黑体"/>
         <w:b/>
         <w:bCs/>
         <w:color w:themeColor="text1" w:val="000000"/>
@@ -10988,6 +11502,7 @@
     </w:tblStylePr>
     <w:tblStylePr w:type="firstCol">
       <w:rPr>
+        <w:rFonts w:eastAsia="黑体"/>
         <w:b/>
         <w:bCs/>
         <w:color w:themeColor="text1" w:val="000000"/>
@@ -11007,6 +11522,7 @@
     </w:tblStylePr>
     <w:tblStylePr w:type="lastCol">
       <w:rPr>
+        <w:rFonts w:eastAsia="黑体"/>
         <w:b w:val="0"/>
         <w:bCs w:val="0"/>
         <w:color w:themeColor="text1" w:val="000000"/>
@@ -11056,7 +11572,7 @@
       <w:spacing w:after="0" w:line="240" w:lineRule="auto"/>
     </w:pPr>
     <w:rPr>
-      <w:rFonts w:asciiTheme="majorHAnsi" w:cstheme="majorBidi" w:eastAsiaTheme="majorEastAsia" w:hAnsiTheme="majorHAnsi"/>
+      <w:rFonts w:asciiTheme="majorHAnsi" w:cstheme="majorBidi" w:hAnsiTheme="majorHAnsi" w:eastAsia="黑体"/>
       <w:color w:themeColor="text1" w:val="000000"/>
     </w:rPr>
     <w:tblPr>
@@ -11083,6 +11599,7 @@
     </w:tcPr>
     <w:tblStylePr w:type="firstRow">
       <w:rPr>
+        <w:rFonts w:eastAsia="黑体"/>
         <w:b/>
         <w:bCs/>
         <w:color w:themeColor="text1" w:val="000000"/>
@@ -11094,6 +11611,7 @@
     </w:tblStylePr>
     <w:tblStylePr w:type="lastRow">
       <w:rPr>
+        <w:rFonts w:eastAsia="黑体"/>
         <w:b/>
         <w:bCs/>
         <w:color w:themeColor="text1" w:val="000000"/>
@@ -11113,6 +11631,7 @@
     </w:tblStylePr>
     <w:tblStylePr w:type="firstCol">
       <w:rPr>
+        <w:rFonts w:eastAsia="黑体"/>
         <w:b/>
         <w:bCs/>
         <w:color w:themeColor="text1" w:val="000000"/>
@@ -11132,6 +11651,7 @@
     </w:tblStylePr>
     <w:tblStylePr w:type="lastCol">
       <w:rPr>
+        <w:rFonts w:eastAsia="黑体"/>
         <w:b w:val="0"/>
         <w:bCs w:val="0"/>
         <w:color w:themeColor="text1" w:val="000000"/>
@@ -11181,7 +11701,7 @@
       <w:spacing w:after="0" w:line="240" w:lineRule="auto"/>
     </w:pPr>
     <w:rPr>
-      <w:rFonts w:asciiTheme="majorHAnsi" w:cstheme="majorBidi" w:eastAsiaTheme="majorEastAsia" w:hAnsiTheme="majorHAnsi"/>
+      <w:rFonts w:asciiTheme="majorHAnsi" w:cstheme="majorBidi" w:hAnsiTheme="majorHAnsi" w:eastAsia="黑体"/>
       <w:color w:themeColor="text1" w:val="000000"/>
     </w:rPr>
     <w:tblPr>
@@ -11208,6 +11728,7 @@
     </w:tcPr>
     <w:tblStylePr w:type="firstRow">
       <w:rPr>
+        <w:rFonts w:eastAsia="黑体"/>
         <w:b/>
         <w:bCs/>
         <w:color w:themeColor="text1" w:val="000000"/>
@@ -11219,6 +11740,7 @@
     </w:tblStylePr>
     <w:tblStylePr w:type="lastRow">
       <w:rPr>
+        <w:rFonts w:eastAsia="黑体"/>
         <w:b/>
         <w:bCs/>
         <w:color w:themeColor="text1" w:val="000000"/>
@@ -11238,6 +11760,7 @@
     </w:tblStylePr>
     <w:tblStylePr w:type="firstCol">
       <w:rPr>
+        <w:rFonts w:eastAsia="黑体"/>
         <w:b/>
         <w:bCs/>
         <w:color w:themeColor="text1" w:val="000000"/>
@@ -11257,6 +11780,7 @@
     </w:tblStylePr>
     <w:tblStylePr w:type="lastCol">
       <w:rPr>
+        <w:rFonts w:eastAsia="黑体"/>
         <w:b w:val="0"/>
         <w:bCs w:val="0"/>
         <w:color w:themeColor="text1" w:val="000000"/>
@@ -11306,7 +11830,7 @@
       <w:spacing w:after="0" w:line="240" w:lineRule="auto"/>
     </w:pPr>
     <w:rPr>
-      <w:rFonts w:asciiTheme="majorHAnsi" w:cstheme="majorBidi" w:eastAsiaTheme="majorEastAsia" w:hAnsiTheme="majorHAnsi"/>
+      <w:rFonts w:asciiTheme="majorHAnsi" w:cstheme="majorBidi" w:hAnsiTheme="majorHAnsi" w:eastAsia="黑体"/>
       <w:color w:themeColor="text1" w:val="000000"/>
     </w:rPr>
     <w:tblPr>
@@ -11333,6 +11857,7 @@
     </w:tcPr>
     <w:tblStylePr w:type="firstRow">
       <w:rPr>
+        <w:rFonts w:eastAsia="黑体"/>
         <w:b/>
         <w:bCs/>
         <w:color w:themeColor="text1" w:val="000000"/>
@@ -11344,6 +11869,7 @@
     </w:tblStylePr>
     <w:tblStylePr w:type="lastRow">
       <w:rPr>
+        <w:rFonts w:eastAsia="黑体"/>
         <w:b/>
         <w:bCs/>
         <w:color w:themeColor="text1" w:val="000000"/>
@@ -11363,6 +11889,7 @@
     </w:tblStylePr>
     <w:tblStylePr w:type="firstCol">
       <w:rPr>
+        <w:rFonts w:eastAsia="黑体"/>
         <w:b/>
         <w:bCs/>
         <w:color w:themeColor="text1" w:val="000000"/>
@@ -11382,6 +11909,7 @@
     </w:tblStylePr>
     <w:tblStylePr w:type="lastCol">
       <w:rPr>
+        <w:rFonts w:eastAsia="黑体"/>
         <w:b w:val="0"/>
         <w:bCs w:val="0"/>
         <w:color w:themeColor="text1" w:val="000000"/>
@@ -11431,7 +11959,7 @@
       <w:spacing w:after="0" w:line="240" w:lineRule="auto"/>
     </w:pPr>
     <w:rPr>
-      <w:rFonts w:asciiTheme="majorHAnsi" w:cstheme="majorBidi" w:eastAsiaTheme="majorEastAsia" w:hAnsiTheme="majorHAnsi"/>
+      <w:rFonts w:asciiTheme="majorHAnsi" w:cstheme="majorBidi" w:hAnsiTheme="majorHAnsi" w:eastAsia="黑体"/>
       <w:color w:themeColor="text1" w:val="000000"/>
     </w:rPr>
     <w:tblPr>
@@ -11458,6 +11986,7 @@
     </w:tcPr>
     <w:tblStylePr w:type="firstRow">
       <w:rPr>
+        <w:rFonts w:eastAsia="黑体"/>
         <w:b/>
         <w:bCs/>
         <w:color w:themeColor="text1" w:val="000000"/>
@@ -11469,6 +11998,7 @@
     </w:tblStylePr>
     <w:tblStylePr w:type="lastRow">
       <w:rPr>
+        <w:rFonts w:eastAsia="黑体"/>
         <w:b/>
         <w:bCs/>
         <w:color w:themeColor="text1" w:val="000000"/>
@@ -11488,6 +12018,7 @@
     </w:tblStylePr>
     <w:tblStylePr w:type="firstCol">
       <w:rPr>
+        <w:rFonts w:eastAsia="黑体"/>
         <w:b/>
         <w:bCs/>
         <w:color w:themeColor="text1" w:val="000000"/>
@@ -11507,6 +12038,7 @@
     </w:tblStylePr>
     <w:tblStylePr w:type="lastCol">
       <w:rPr>
+        <w:rFonts w:eastAsia="黑体"/>
         <w:b w:val="0"/>
         <w:bCs w:val="0"/>
         <w:color w:themeColor="text1" w:val="000000"/>
@@ -11579,6 +12111,7 @@
     </w:tcPr>
     <w:tblStylePr w:type="firstRow">
       <w:rPr>
+        <w:rFonts w:eastAsia="黑体"/>
         <w:b/>
         <w:bCs/>
         <w:i w:val="0"/>
@@ -11600,6 +12133,7 @@
     </w:tblStylePr>
     <w:tblStylePr w:type="lastRow">
       <w:rPr>
+        <w:rFonts w:eastAsia="黑体"/>
         <w:b/>
         <w:bCs/>
         <w:i w:val="0"/>
@@ -11621,6 +12155,7 @@
     </w:tblStylePr>
     <w:tblStylePr w:type="firstCol">
       <w:rPr>
+        <w:rFonts w:eastAsia="黑体"/>
         <w:b/>
         <w:bCs/>
         <w:i w:val="0"/>
@@ -11640,6 +12175,7 @@
     </w:tblStylePr>
     <w:tblStylePr w:type="lastCol">
       <w:rPr>
+        <w:rFonts w:eastAsia="黑体"/>
         <w:b/>
         <w:bCs/>
         <w:i w:val="0"/>
@@ -11720,6 +12256,7 @@
     </w:tcPr>
     <w:tblStylePr w:type="firstRow">
       <w:rPr>
+        <w:rFonts w:eastAsia="黑体"/>
         <w:b/>
         <w:bCs/>
         <w:i w:val="0"/>
@@ -11741,6 +12278,7 @@
     </w:tblStylePr>
     <w:tblStylePr w:type="lastRow">
       <w:rPr>
+        <w:rFonts w:eastAsia="黑体"/>
         <w:b/>
         <w:bCs/>
         <w:i w:val="0"/>
@@ -11762,6 +12300,7 @@
     </w:tblStylePr>
     <w:tblStylePr w:type="firstCol">
       <w:rPr>
+        <w:rFonts w:eastAsia="黑体"/>
         <w:b/>
         <w:bCs/>
         <w:i w:val="0"/>
@@ -11781,6 +12320,7 @@
     </w:tblStylePr>
     <w:tblStylePr w:type="lastCol">
       <w:rPr>
+        <w:rFonts w:eastAsia="黑体"/>
         <w:b/>
         <w:bCs/>
         <w:i w:val="0"/>
@@ -11861,6 +12401,7 @@
     </w:tcPr>
     <w:tblStylePr w:type="firstRow">
       <w:rPr>
+        <w:rFonts w:eastAsia="黑体"/>
         <w:b/>
         <w:bCs/>
         <w:i w:val="0"/>
@@ -11882,6 +12423,7 @@
     </w:tblStylePr>
     <w:tblStylePr w:type="lastRow">
       <w:rPr>
+        <w:rFonts w:eastAsia="黑体"/>
         <w:b/>
         <w:bCs/>
         <w:i w:val="0"/>
@@ -11903,6 +12445,7 @@
     </w:tblStylePr>
     <w:tblStylePr w:type="firstCol">
       <w:rPr>
+        <w:rFonts w:eastAsia="黑体"/>
         <w:b/>
         <w:bCs/>
         <w:i w:val="0"/>
@@ -11922,6 +12465,7 @@
     </w:tblStylePr>
     <w:tblStylePr w:type="lastCol">
       <w:rPr>
+        <w:rFonts w:eastAsia="黑体"/>
         <w:b/>
         <w:bCs/>
         <w:i w:val="0"/>
@@ -12002,6 +12546,7 @@
     </w:tcPr>
     <w:tblStylePr w:type="firstRow">
       <w:rPr>
+        <w:rFonts w:eastAsia="黑体"/>
         <w:b/>
         <w:bCs/>
         <w:i w:val="0"/>
@@ -12023,6 +12568,7 @@
     </w:tblStylePr>
     <w:tblStylePr w:type="lastRow">
       <w:rPr>
+        <w:rFonts w:eastAsia="黑体"/>
         <w:b/>
         <w:bCs/>
         <w:i w:val="0"/>
@@ -12044,6 +12590,7 @@
     </w:tblStylePr>
     <w:tblStylePr w:type="firstCol">
       <w:rPr>
+        <w:rFonts w:eastAsia="黑体"/>
         <w:b/>
         <w:bCs/>
         <w:i w:val="0"/>
@@ -12063,6 +12610,7 @@
     </w:tblStylePr>
     <w:tblStylePr w:type="lastCol">
       <w:rPr>
+        <w:rFonts w:eastAsia="黑体"/>
         <w:b/>
         <w:bCs/>
         <w:i w:val="0"/>
@@ -12143,6 +12691,7 @@
     </w:tcPr>
     <w:tblStylePr w:type="firstRow">
       <w:rPr>
+        <w:rFonts w:eastAsia="黑体"/>
         <w:b/>
         <w:bCs/>
         <w:i w:val="0"/>
@@ -12164,6 +12713,7 @@
     </w:tblStylePr>
     <w:tblStylePr w:type="lastRow">
       <w:rPr>
+        <w:rFonts w:eastAsia="黑体"/>
         <w:b/>
         <w:bCs/>
         <w:i w:val="0"/>
@@ -12185,6 +12735,7 @@
     </w:tblStylePr>
     <w:tblStylePr w:type="firstCol">
       <w:rPr>
+        <w:rFonts w:eastAsia="黑体"/>
         <w:b/>
         <w:bCs/>
         <w:i w:val="0"/>
@@ -12204,6 +12755,7 @@
     </w:tblStylePr>
     <w:tblStylePr w:type="lastCol">
       <w:rPr>
+        <w:rFonts w:eastAsia="黑体"/>
         <w:b/>
         <w:bCs/>
         <w:i w:val="0"/>
@@ -12284,6 +12836,7 @@
     </w:tcPr>
     <w:tblStylePr w:type="firstRow">
       <w:rPr>
+        <w:rFonts w:eastAsia="黑体"/>
         <w:b/>
         <w:bCs/>
         <w:i w:val="0"/>
@@ -12305,6 +12858,7 @@
     </w:tblStylePr>
     <w:tblStylePr w:type="lastRow">
       <w:rPr>
+        <w:rFonts w:eastAsia="黑体"/>
         <w:b/>
         <w:bCs/>
         <w:i w:val="0"/>
@@ -12326,6 +12880,7 @@
     </w:tblStylePr>
     <w:tblStylePr w:type="firstCol">
       <w:rPr>
+        <w:rFonts w:eastAsia="黑体"/>
         <w:b/>
         <w:bCs/>
         <w:i w:val="0"/>
@@ -12345,6 +12900,7 @@
     </w:tblStylePr>
     <w:tblStylePr w:type="lastCol">
       <w:rPr>
+        <w:rFonts w:eastAsia="黑体"/>
         <w:b/>
         <w:bCs/>
         <w:i w:val="0"/>
@@ -12425,6 +12981,7 @@
     </w:tcPr>
     <w:tblStylePr w:type="firstRow">
       <w:rPr>
+        <w:rFonts w:eastAsia="黑体"/>
         <w:b/>
         <w:bCs/>
         <w:i w:val="0"/>
@@ -12446,6 +13003,7 @@
     </w:tblStylePr>
     <w:tblStylePr w:type="lastRow">
       <w:rPr>
+        <w:rFonts w:eastAsia="黑体"/>
         <w:b/>
         <w:bCs/>
         <w:i w:val="0"/>
@@ -12467,6 +13025,7 @@
     </w:tblStylePr>
     <w:tblStylePr w:type="firstCol">
       <w:rPr>
+        <w:rFonts w:eastAsia="黑体"/>
         <w:b/>
         <w:bCs/>
         <w:i w:val="0"/>
@@ -12486,6 +13045,7 @@
     </w:tblStylePr>
     <w:tblStylePr w:type="lastCol">
       <w:rPr>
+        <w:rFonts w:eastAsia="黑体"/>
         <w:b/>
         <w:bCs/>
         <w:i w:val="0"/>
@@ -12543,6 +13103,7 @@
       <w:spacing w:after="0" w:line="240" w:lineRule="auto"/>
     </w:pPr>
     <w:rPr>
+      <w:rFonts w:eastAsia="黑体"/>
       <w:color w:themeColor="background1" w:val="FFFFFF"/>
     </w:rPr>
     <w:tblPr>
@@ -12561,6 +13122,7 @@
     </w:tcPr>
     <w:tblStylePr w:type="firstRow">
       <w:rPr>
+        <w:rFonts w:eastAsia="黑体"/>
         <w:b/>
         <w:bCs/>
       </w:rPr>
@@ -12657,6 +13219,7 @@
       <w:spacing w:after="0" w:line="240" w:lineRule="auto"/>
     </w:pPr>
     <w:rPr>
+      <w:rFonts w:eastAsia="黑体"/>
       <w:color w:themeColor="background1" w:val="FFFFFF"/>
     </w:rPr>
     <w:tblPr>
@@ -12675,6 +13238,7 @@
     </w:tcPr>
     <w:tblStylePr w:type="firstRow">
       <w:rPr>
+        <w:rFonts w:eastAsia="黑体"/>
         <w:b/>
         <w:bCs/>
       </w:rPr>
@@ -12771,6 +13335,7 @@
       <w:spacing w:after="0" w:line="240" w:lineRule="auto"/>
     </w:pPr>
     <w:rPr>
+      <w:rFonts w:eastAsia="黑体"/>
       <w:color w:themeColor="background1" w:val="FFFFFF"/>
     </w:rPr>
     <w:tblPr>
@@ -12789,6 +13354,7 @@
     </w:tcPr>
     <w:tblStylePr w:type="firstRow">
       <w:rPr>
+        <w:rFonts w:eastAsia="黑体"/>
         <w:b/>
         <w:bCs/>
       </w:rPr>
@@ -12885,6 +13451,7 @@
       <w:spacing w:after="0" w:line="240" w:lineRule="auto"/>
     </w:pPr>
     <w:rPr>
+      <w:rFonts w:eastAsia="黑体"/>
       <w:color w:themeColor="background1" w:val="FFFFFF"/>
     </w:rPr>
     <w:tblPr>
@@ -12903,6 +13470,7 @@
     </w:tcPr>
     <w:tblStylePr w:type="firstRow">
       <w:rPr>
+        <w:rFonts w:eastAsia="黑体"/>
         <w:b/>
         <w:bCs/>
       </w:rPr>
@@ -12999,6 +13567,7 @@
       <w:spacing w:after="0" w:line="240" w:lineRule="auto"/>
     </w:pPr>
     <w:rPr>
+      <w:rFonts w:eastAsia="黑体"/>
       <w:color w:themeColor="background1" w:val="FFFFFF"/>
     </w:rPr>
     <w:tblPr>
@@ -13017,6 +13586,7 @@
     </w:tcPr>
     <w:tblStylePr w:type="firstRow">
       <w:rPr>
+        <w:rFonts w:eastAsia="黑体"/>
         <w:b/>
         <w:bCs/>
       </w:rPr>
@@ -13113,6 +13683,7 @@
       <w:spacing w:after="0" w:line="240" w:lineRule="auto"/>
     </w:pPr>
     <w:rPr>
+      <w:rFonts w:eastAsia="黑体"/>
       <w:color w:themeColor="background1" w:val="FFFFFF"/>
     </w:rPr>
     <w:tblPr>
@@ -13131,6 +13702,7 @@
     </w:tcPr>
     <w:tblStylePr w:type="firstRow">
       <w:rPr>
+        <w:rFonts w:eastAsia="黑体"/>
         <w:b/>
         <w:bCs/>
       </w:rPr>
@@ -13227,6 +13799,7 @@
       <w:spacing w:after="0" w:line="240" w:lineRule="auto"/>
     </w:pPr>
     <w:rPr>
+      <w:rFonts w:eastAsia="黑体"/>
       <w:color w:themeColor="background1" w:val="FFFFFF"/>
     </w:rPr>
     <w:tblPr>
@@ -13245,6 +13818,7 @@
     </w:tcPr>
     <w:tblStylePr w:type="firstRow">
       <w:rPr>
+        <w:rFonts w:eastAsia="黑体"/>
         <w:b/>
         <w:bCs/>
       </w:rPr>
@@ -13341,6 +13915,7 @@
       <w:spacing w:after="0" w:line="240" w:lineRule="auto"/>
     </w:pPr>
     <w:rPr>
+      <w:rFonts w:eastAsia="黑体"/>
       <w:color w:themeColor="text1" w:val="000000"/>
     </w:rPr>
     <w:tblPr>
@@ -13367,6 +13942,7 @@
     </w:tcPr>
     <w:tblStylePr w:type="firstRow">
       <w:rPr>
+        <w:rFonts w:eastAsia="黑体"/>
         <w:b/>
         <w:bCs/>
       </w:rPr>
@@ -13385,6 +13961,7 @@
     </w:tblStylePr>
     <w:tblStylePr w:type="lastRow">
       <w:rPr>
+        <w:rFonts w:eastAsia="黑体"/>
         <w:b/>
         <w:bCs/>
         <w:color w:themeColor="background1" w:val="FFFFFF"/>
@@ -13399,6 +13976,7 @@
     </w:tblStylePr>
     <w:tblStylePr w:type="firstCol">
       <w:rPr>
+        <w:rFonts w:eastAsia="黑体"/>
         <w:color w:themeColor="background1" w:val="FFFFFF"/>
       </w:rPr>
       <w:tblPr/>
@@ -13416,6 +13994,7 @@
     </w:tblStylePr>
     <w:tblStylePr w:type="lastCol">
       <w:rPr>
+        <w:rFonts w:eastAsia="黑体"/>
         <w:color w:themeColor="background1" w:val="FFFFFF"/>
       </w:rPr>
       <w:tblPr/>
@@ -13445,11 +14024,13 @@
     </w:tblStylePr>
     <w:tblStylePr w:type="neCell">
       <w:rPr>
+        <w:rFonts w:eastAsia="黑体"/>
         <w:color w:themeColor="text1" w:val="000000"/>
       </w:rPr>
     </w:tblStylePr>
     <w:tblStylePr w:type="nwCell">
       <w:rPr>
+        <w:rFonts w:eastAsia="黑体"/>
         <w:color w:themeColor="text1" w:val="000000"/>
       </w:rPr>
     </w:tblStylePr>
@@ -13463,6 +14044,7 @@
       <w:spacing w:after="0" w:line="240" w:lineRule="auto"/>
     </w:pPr>
     <w:rPr>
+      <w:rFonts w:eastAsia="黑体"/>
       <w:color w:themeColor="text1" w:val="000000"/>
     </w:rPr>
     <w:tblPr>
@@ -13489,6 +14071,7 @@
     </w:tcPr>
     <w:tblStylePr w:type="firstRow">
       <w:rPr>
+        <w:rFonts w:eastAsia="黑体"/>
         <w:b/>
         <w:bCs/>
       </w:rPr>
@@ -13507,6 +14090,7 @@
     </w:tblStylePr>
     <w:tblStylePr w:type="lastRow">
       <w:rPr>
+        <w:rFonts w:eastAsia="黑体"/>
         <w:b/>
         <w:bCs/>
         <w:color w:themeColor="background1" w:val="FFFFFF"/>
@@ -13521,6 +14105,7 @@
     </w:tblStylePr>
     <w:tblStylePr w:type="firstCol">
       <w:rPr>
+        <w:rFonts w:eastAsia="黑体"/>
         <w:color w:themeColor="background1" w:val="FFFFFF"/>
       </w:rPr>
       <w:tblPr/>
@@ -13538,6 +14123,7 @@
     </w:tblStylePr>
     <w:tblStylePr w:type="lastCol">
       <w:rPr>
+        <w:rFonts w:eastAsia="黑体"/>
         <w:color w:themeColor="background1" w:val="FFFFFF"/>
       </w:rPr>
       <w:tblPr/>
@@ -13567,11 +14153,13 @@
     </w:tblStylePr>
     <w:tblStylePr w:type="neCell">
       <w:rPr>
+        <w:rFonts w:eastAsia="黑体"/>
         <w:color w:themeColor="text1" w:val="000000"/>
       </w:rPr>
     </w:tblStylePr>
     <w:tblStylePr w:type="nwCell">
       <w:rPr>
+        <w:rFonts w:eastAsia="黑体"/>
         <w:color w:themeColor="text1" w:val="000000"/>
       </w:rPr>
     </w:tblStylePr>
@@ -13585,6 +14173,7 @@
       <w:spacing w:after="0" w:line="240" w:lineRule="auto"/>
     </w:pPr>
     <w:rPr>
+      <w:rFonts w:eastAsia="黑体"/>
       <w:color w:themeColor="text1" w:val="000000"/>
     </w:rPr>
     <w:tblPr>
@@ -13611,6 +14200,7 @@
     </w:tcPr>
     <w:tblStylePr w:type="firstRow">
       <w:rPr>
+        <w:rFonts w:eastAsia="黑体"/>
         <w:b/>
         <w:bCs/>
       </w:rPr>
@@ -13629,6 +14219,7 @@
     </w:tblStylePr>
     <w:tblStylePr w:type="lastRow">
       <w:rPr>
+        <w:rFonts w:eastAsia="黑体"/>
         <w:b/>
         <w:bCs/>
         <w:color w:themeColor="background1" w:val="FFFFFF"/>
@@ -13643,6 +14234,7 @@
     </w:tblStylePr>
     <w:tblStylePr w:type="firstCol">
       <w:rPr>
+        <w:rFonts w:eastAsia="黑体"/>
         <w:color w:themeColor="background1" w:val="FFFFFF"/>
       </w:rPr>
       <w:tblPr/>
@@ -13660,6 +14252,7 @@
     </w:tblStylePr>
     <w:tblStylePr w:type="lastCol">
       <w:rPr>
+        <w:rFonts w:eastAsia="黑体"/>
         <w:color w:themeColor="background1" w:val="FFFFFF"/>
       </w:rPr>
       <w:tblPr/>
@@ -13689,11 +14282,13 @@
     </w:tblStylePr>
     <w:tblStylePr w:type="neCell">
       <w:rPr>
+        <w:rFonts w:eastAsia="黑体"/>
         <w:color w:themeColor="text1" w:val="000000"/>
       </w:rPr>
     </w:tblStylePr>
     <w:tblStylePr w:type="nwCell">
       <w:rPr>
+        <w:rFonts w:eastAsia="黑体"/>
         <w:color w:themeColor="text1" w:val="000000"/>
       </w:rPr>
     </w:tblStylePr>
@@ -13707,6 +14302,7 @@
       <w:spacing w:after="0" w:line="240" w:lineRule="auto"/>
     </w:pPr>
     <w:rPr>
+      <w:rFonts w:eastAsia="黑体"/>
       <w:color w:themeColor="text1" w:val="000000"/>
     </w:rPr>
     <w:tblPr>
@@ -13733,6 +14329,7 @@
     </w:tcPr>
     <w:tblStylePr w:type="firstRow">
       <w:rPr>
+        <w:rFonts w:eastAsia="黑体"/>
         <w:b/>
         <w:bCs/>
       </w:rPr>
@@ -13751,6 +14348,7 @@
     </w:tblStylePr>
     <w:tblStylePr w:type="lastRow">
       <w:rPr>
+        <w:rFonts w:eastAsia="黑体"/>
         <w:b/>
         <w:bCs/>
         <w:color w:themeColor="background1" w:val="FFFFFF"/>
@@ -13765,6 +14363,7 @@
     </w:tblStylePr>
     <w:tblStylePr w:type="firstCol">
       <w:rPr>
+        <w:rFonts w:eastAsia="黑体"/>
         <w:color w:themeColor="background1" w:val="FFFFFF"/>
       </w:rPr>
       <w:tblPr/>
@@ -13782,6 +14381,7 @@
     </w:tblStylePr>
     <w:tblStylePr w:type="lastCol">
       <w:rPr>
+        <w:rFonts w:eastAsia="黑体"/>
         <w:color w:themeColor="background1" w:val="FFFFFF"/>
       </w:rPr>
       <w:tblPr/>
@@ -13819,6 +14419,7 @@
       <w:spacing w:after="0" w:line="240" w:lineRule="auto"/>
     </w:pPr>
     <w:rPr>
+      <w:rFonts w:eastAsia="黑体"/>
       <w:color w:themeColor="text1" w:val="000000"/>
     </w:rPr>
     <w:tblPr>
@@ -13845,6 +14446,7 @@
     </w:tcPr>
     <w:tblStylePr w:type="firstRow">
       <w:rPr>
+        <w:rFonts w:eastAsia="黑体"/>
         <w:b/>
         <w:bCs/>
       </w:rPr>
@@ -13863,6 +14465,7 @@
     </w:tblStylePr>
     <w:tblStylePr w:type="lastRow">
       <w:rPr>
+        <w:rFonts w:eastAsia="黑体"/>
         <w:b/>
         <w:bCs/>
         <w:color w:themeColor="background1" w:val="FFFFFF"/>
@@ -13877,6 +14480,7 @@
     </w:tblStylePr>
     <w:tblStylePr w:type="firstCol">
       <w:rPr>
+        <w:rFonts w:eastAsia="黑体"/>
         <w:color w:themeColor="background1" w:val="FFFFFF"/>
       </w:rPr>
       <w:tblPr/>
@@ -13894,6 +14498,7 @@
     </w:tblStylePr>
     <w:tblStylePr w:type="lastCol">
       <w:rPr>
+        <w:rFonts w:eastAsia="黑体"/>
         <w:color w:themeColor="background1" w:val="FFFFFF"/>
       </w:rPr>
       <w:tblPr/>
@@ -13923,11 +14528,13 @@
     </w:tblStylePr>
     <w:tblStylePr w:type="neCell">
       <w:rPr>
+        <w:rFonts w:eastAsia="黑体"/>
         <w:color w:themeColor="text1" w:val="000000"/>
       </w:rPr>
     </w:tblStylePr>
     <w:tblStylePr w:type="nwCell">
       <w:rPr>
+        <w:rFonts w:eastAsia="黑体"/>
         <w:color w:themeColor="text1" w:val="000000"/>
       </w:rPr>
     </w:tblStylePr>
@@ -13941,6 +14548,7 @@
       <w:spacing w:after="0" w:line="240" w:lineRule="auto"/>
     </w:pPr>
     <w:rPr>
+      <w:rFonts w:eastAsia="黑体"/>
       <w:color w:themeColor="text1" w:val="000000"/>
     </w:rPr>
     <w:tblPr>
@@ -13967,6 +14575,7 @@
     </w:tcPr>
     <w:tblStylePr w:type="firstRow">
       <w:rPr>
+        <w:rFonts w:eastAsia="黑体"/>
         <w:b/>
         <w:bCs/>
       </w:rPr>
@@ -13985,6 +14594,7 @@
     </w:tblStylePr>
     <w:tblStylePr w:type="lastRow">
       <w:rPr>
+        <w:rFonts w:eastAsia="黑体"/>
         <w:b/>
         <w:bCs/>
         <w:color w:themeColor="background1" w:val="FFFFFF"/>
@@ -13999,6 +14609,7 @@
     </w:tblStylePr>
     <w:tblStylePr w:type="firstCol">
       <w:rPr>
+        <w:rFonts w:eastAsia="黑体"/>
         <w:color w:themeColor="background1" w:val="FFFFFF"/>
       </w:rPr>
       <w:tblPr/>
@@ -14016,6 +14627,7 @@
     </w:tblStylePr>
     <w:tblStylePr w:type="lastCol">
       <w:rPr>
+        <w:rFonts w:eastAsia="黑体"/>
         <w:color w:themeColor="background1" w:val="FFFFFF"/>
       </w:rPr>
       <w:tblPr/>
@@ -14045,11 +14657,13 @@
     </w:tblStylePr>
     <w:tblStylePr w:type="neCell">
       <w:rPr>
+        <w:rFonts w:eastAsia="黑体"/>
         <w:color w:themeColor="text1" w:val="000000"/>
       </w:rPr>
     </w:tblStylePr>
     <w:tblStylePr w:type="nwCell">
       <w:rPr>
+        <w:rFonts w:eastAsia="黑体"/>
         <w:color w:themeColor="text1" w:val="000000"/>
       </w:rPr>
     </w:tblStylePr>
@@ -14063,6 +14677,7 @@
       <w:spacing w:after="0" w:line="240" w:lineRule="auto"/>
     </w:pPr>
     <w:rPr>
+      <w:rFonts w:eastAsia="黑体"/>
       <w:color w:themeColor="text1" w:val="000000"/>
     </w:rPr>
     <w:tblPr>
@@ -14089,6 +14704,7 @@
     </w:tcPr>
     <w:tblStylePr w:type="firstRow">
       <w:rPr>
+        <w:rFonts w:eastAsia="黑体"/>
         <w:b/>
         <w:bCs/>
       </w:rPr>
@@ -14107,6 +14723,7 @@
     </w:tblStylePr>
     <w:tblStylePr w:type="lastRow">
       <w:rPr>
+        <w:rFonts w:eastAsia="黑体"/>
         <w:b/>
         <w:bCs/>
         <w:color w:themeColor="background1" w:val="FFFFFF"/>
@@ -14121,6 +14738,7 @@
     </w:tblStylePr>
     <w:tblStylePr w:type="firstCol">
       <w:rPr>
+        <w:rFonts w:eastAsia="黑体"/>
         <w:color w:themeColor="background1" w:val="FFFFFF"/>
       </w:rPr>
       <w:tblPr/>
@@ -14138,6 +14756,7 @@
     </w:tblStylePr>
     <w:tblStylePr w:type="lastCol">
       <w:rPr>
+        <w:rFonts w:eastAsia="黑体"/>
         <w:color w:themeColor="background1" w:val="FFFFFF"/>
       </w:rPr>
       <w:tblPr/>
@@ -14167,11 +14786,13 @@
     </w:tblStylePr>
     <w:tblStylePr w:type="neCell">
       <w:rPr>
+        <w:rFonts w:eastAsia="黑体"/>
         <w:color w:themeColor="text1" w:val="000000"/>
       </w:rPr>
     </w:tblStylePr>
     <w:tblStylePr w:type="nwCell">
       <w:rPr>
+        <w:rFonts w:eastAsia="黑体"/>
         <w:color w:themeColor="text1" w:val="000000"/>
       </w:rPr>
     </w:tblStylePr>
@@ -14185,6 +14806,7 @@
       <w:spacing w:after="0" w:line="240" w:lineRule="auto"/>
     </w:pPr>
     <w:rPr>
+      <w:rFonts w:eastAsia="黑体"/>
       <w:color w:themeColor="text1" w:val="000000"/>
     </w:rPr>
     <w:tblPr>
@@ -14203,6 +14825,7 @@
     </w:tcPr>
     <w:tblStylePr w:type="firstRow">
       <w:rPr>
+        <w:rFonts w:eastAsia="黑体"/>
         <w:b/>
         <w:bCs/>
         <w:color w:themeColor="background1" w:val="FFFFFF"/>
@@ -14217,6 +14840,7 @@
     </w:tblStylePr>
     <w:tblStylePr w:type="lastRow">
       <w:rPr>
+        <w:rFonts w:eastAsia="黑体"/>
         <w:b/>
         <w:bCs/>
         <w:color w:themeColor="accent2" w:themeShade="CC" w:val="9E3A38"/>
@@ -14231,12 +14855,14 @@
     </w:tblStylePr>
     <w:tblStylePr w:type="firstCol">
       <w:rPr>
+        <w:rFonts w:eastAsia="黑体"/>
         <w:b/>
         <w:bCs/>
       </w:rPr>
     </w:tblStylePr>
     <w:tblStylePr w:type="lastCol">
       <w:rPr>
+        <w:rFonts w:eastAsia="黑体"/>
         <w:b/>
         <w:bCs/>
       </w:rPr>
@@ -14271,6 +14897,7 @@
       <w:spacing w:after="0" w:line="240" w:lineRule="auto"/>
     </w:pPr>
     <w:rPr>
+      <w:rFonts w:eastAsia="黑体"/>
       <w:color w:themeColor="text1" w:val="000000"/>
     </w:rPr>
     <w:tblPr>
@@ -14289,6 +14916,7 @@
     </w:tcPr>
     <w:tblStylePr w:type="firstRow">
       <w:rPr>
+        <w:rFonts w:eastAsia="黑体"/>
         <w:b/>
         <w:bCs/>
         <w:color w:themeColor="background1" w:val="FFFFFF"/>
@@ -14303,6 +14931,7 @@
     </w:tblStylePr>
     <w:tblStylePr w:type="lastRow">
       <w:rPr>
+        <w:rFonts w:eastAsia="黑体"/>
         <w:b/>
         <w:bCs/>
         <w:color w:themeColor="accent2" w:themeShade="CC" w:val="9E3A38"/>
@@ -14317,12 +14946,14 @@
     </w:tblStylePr>
     <w:tblStylePr w:type="firstCol">
       <w:rPr>
+        <w:rFonts w:eastAsia="黑体"/>
         <w:b/>
         <w:bCs/>
       </w:rPr>
     </w:tblStylePr>
     <w:tblStylePr w:type="lastCol">
       <w:rPr>
+        <w:rFonts w:eastAsia="黑体"/>
         <w:b/>
         <w:bCs/>
       </w:rPr>
@@ -14357,6 +14988,7 @@
       <w:spacing w:after="0" w:line="240" w:lineRule="auto"/>
     </w:pPr>
     <w:rPr>
+      <w:rFonts w:eastAsia="黑体"/>
       <w:color w:themeColor="text1" w:val="000000"/>
     </w:rPr>
     <w:tblPr>
@@ -14375,6 +15007,7 @@
     </w:tcPr>
     <w:tblStylePr w:type="firstRow">
       <w:rPr>
+        <w:rFonts w:eastAsia="黑体"/>
         <w:b/>
         <w:bCs/>
         <w:color w:themeColor="background1" w:val="FFFFFF"/>
@@ -14389,6 +15022,7 @@
     </w:tblStylePr>
     <w:tblStylePr w:type="lastRow">
       <w:rPr>
+        <w:rFonts w:eastAsia="黑体"/>
         <w:b/>
         <w:bCs/>
         <w:color w:themeColor="accent2" w:themeShade="CC" w:val="9E3A38"/>
@@ -14403,12 +15037,14 @@
     </w:tblStylePr>
     <w:tblStylePr w:type="firstCol">
       <w:rPr>
+        <w:rFonts w:eastAsia="黑体"/>
         <w:b/>
         <w:bCs/>
       </w:rPr>
     </w:tblStylePr>
     <w:tblStylePr w:type="lastCol">
       <w:rPr>
+        <w:rFonts w:eastAsia="黑体"/>
         <w:b/>
         <w:bCs/>
       </w:rPr>
@@ -14443,6 +15079,7 @@
       <w:spacing w:after="0" w:line="240" w:lineRule="auto"/>
     </w:pPr>
     <w:rPr>
+      <w:rFonts w:eastAsia="黑体"/>
       <w:color w:themeColor="text1" w:val="000000"/>
     </w:rPr>
     <w:tblPr>
@@ -14461,6 +15098,7 @@
     </w:tcPr>
     <w:tblStylePr w:type="firstRow">
       <w:rPr>
+        <w:rFonts w:eastAsia="黑体"/>
         <w:b/>
         <w:bCs/>
         <w:color w:themeColor="background1" w:val="FFFFFF"/>
@@ -14475,6 +15113,7 @@
     </w:tblStylePr>
     <w:tblStylePr w:type="lastRow">
       <w:rPr>
+        <w:rFonts w:eastAsia="黑体"/>
         <w:b/>
         <w:bCs/>
         <w:color w:themeColor="accent4" w:themeShade="CC" w:val="664E82"/>
@@ -14489,12 +15128,14 @@
     </w:tblStylePr>
     <w:tblStylePr w:type="firstCol">
       <w:rPr>
+        <w:rFonts w:eastAsia="黑体"/>
         <w:b/>
         <w:bCs/>
       </w:rPr>
     </w:tblStylePr>
     <w:tblStylePr w:type="lastCol">
       <w:rPr>
+        <w:rFonts w:eastAsia="黑体"/>
         <w:b/>
         <w:bCs/>
       </w:rPr>
@@ -14529,6 +15170,7 @@
       <w:spacing w:after="0" w:line="240" w:lineRule="auto"/>
     </w:pPr>
     <w:rPr>
+      <w:rFonts w:eastAsia="黑体"/>
       <w:color w:themeColor="text1" w:val="000000"/>
     </w:rPr>
     <w:tblPr>
@@ -14547,6 +15189,7 @@
     </w:tcPr>
     <w:tblStylePr w:type="firstRow">
       <w:rPr>
+        <w:rFonts w:eastAsia="黑体"/>
         <w:b/>
         <w:bCs/>
         <w:color w:themeColor="background1" w:val="FFFFFF"/>
@@ -14561,6 +15204,7 @@
     </w:tblStylePr>
     <w:tblStylePr w:type="lastRow">
       <w:rPr>
+        <w:rFonts w:eastAsia="黑体"/>
         <w:b/>
         <w:bCs/>
         <w:color w:themeColor="accent3" w:themeShade="CC" w:val="7E9C40"/>
@@ -14575,12 +15219,14 @@
     </w:tblStylePr>
     <w:tblStylePr w:type="firstCol">
       <w:rPr>
+        <w:rFonts w:eastAsia="黑体"/>
         <w:b/>
         <w:bCs/>
       </w:rPr>
     </w:tblStylePr>
     <w:tblStylePr w:type="lastCol">
       <w:rPr>
+        <w:rFonts w:eastAsia="黑体"/>
         <w:b/>
         <w:bCs/>
       </w:rPr>
@@ -14615,6 +15261,7 @@
       <w:spacing w:after="0" w:line="240" w:lineRule="auto"/>
     </w:pPr>
     <w:rPr>
+      <w:rFonts w:eastAsia="黑体"/>
       <w:color w:themeColor="text1" w:val="000000"/>
     </w:rPr>
     <w:tblPr>
@@ -14633,6 +15280,7 @@
     </w:tcPr>
     <w:tblStylePr w:type="firstRow">
       <w:rPr>
+        <w:rFonts w:eastAsia="黑体"/>
         <w:b/>
         <w:bCs/>
         <w:color w:themeColor="background1" w:val="FFFFFF"/>
@@ -14647,6 +15295,7 @@
     </w:tblStylePr>
     <w:tblStylePr w:type="lastRow">
       <w:rPr>
+        <w:rFonts w:eastAsia="黑体"/>
         <w:b/>
         <w:bCs/>
         <w:color w:themeColor="accent6" w:themeShade="CC" w:val="F2730A"/>
@@ -14661,12 +15310,14 @@
     </w:tblStylePr>
     <w:tblStylePr w:type="firstCol">
       <w:rPr>
+        <w:rFonts w:eastAsia="黑体"/>
         <w:b/>
         <w:bCs/>
       </w:rPr>
     </w:tblStylePr>
     <w:tblStylePr w:type="lastCol">
       <w:rPr>
+        <w:rFonts w:eastAsia="黑体"/>
         <w:b/>
         <w:bCs/>
       </w:rPr>
@@ -14701,6 +15352,7 @@
       <w:spacing w:after="0" w:line="240" w:lineRule="auto"/>
     </w:pPr>
     <w:rPr>
+      <w:rFonts w:eastAsia="黑体"/>
       <w:color w:themeColor="text1" w:val="000000"/>
     </w:rPr>
     <w:tblPr>
@@ -14719,6 +15371,7 @@
     </w:tcPr>
     <w:tblStylePr w:type="firstRow">
       <w:rPr>
+        <w:rFonts w:eastAsia="黑体"/>
         <w:b/>
         <w:bCs/>
         <w:color w:themeColor="background1" w:val="FFFFFF"/>
@@ -14733,6 +15386,7 @@
     </w:tblStylePr>
     <w:tblStylePr w:type="lastRow">
       <w:rPr>
+        <w:rFonts w:eastAsia="黑体"/>
         <w:b/>
         <w:bCs/>
         <w:color w:themeColor="accent5" w:themeShade="CC" w:val="348DA5"/>
@@ -14747,12 +15401,14 @@
     </w:tblStylePr>
     <w:tblStylePr w:type="firstCol">
       <w:rPr>
+        <w:rFonts w:eastAsia="黑体"/>
         <w:b/>
         <w:bCs/>
       </w:rPr>
     </w:tblStylePr>
     <w:tblStylePr w:type="lastCol">
       <w:rPr>
+        <w:rFonts w:eastAsia="黑体"/>
         <w:b/>
         <w:bCs/>
       </w:rPr>
@@ -14787,6 +15443,7 @@
       <w:spacing w:after="0" w:line="240" w:lineRule="auto"/>
     </w:pPr>
     <w:rPr>
+      <w:rFonts w:eastAsia="黑体"/>
       <w:color w:themeColor="text1" w:val="000000"/>
     </w:rPr>
     <w:tblPr>
@@ -14808,6 +15465,7 @@
     </w:tcPr>
     <w:tblStylePr w:type="firstRow">
       <w:rPr>
+        <w:rFonts w:eastAsia="黑体"/>
         <w:b/>
         <w:bCs/>
       </w:rPr>
@@ -14818,6 +15476,7 @@
     </w:tblStylePr>
     <w:tblStylePr w:type="lastRow">
       <w:rPr>
+        <w:rFonts w:eastAsia="黑体"/>
         <w:b/>
         <w:bCs/>
         <w:color w:themeColor="text1" w:val="000000"/>
@@ -14829,6 +15488,7 @@
     </w:tblStylePr>
     <w:tblStylePr w:type="firstCol">
       <w:rPr>
+        <w:rFonts w:eastAsia="黑体"/>
         <w:color w:themeColor="background1" w:val="FFFFFF"/>
       </w:rPr>
       <w:tblPr/>
@@ -14838,6 +15498,7 @@
     </w:tblStylePr>
     <w:tblStylePr w:type="lastCol">
       <w:rPr>
+        <w:rFonts w:eastAsia="黑体"/>
         <w:color w:themeColor="background1" w:val="FFFFFF"/>
       </w:rPr>
       <w:tblPr/>
@@ -14867,6 +15528,7 @@
       <w:spacing w:after="0" w:line="240" w:lineRule="auto"/>
     </w:pPr>
     <w:rPr>
+      <w:rFonts w:eastAsia="黑体"/>
       <w:color w:themeColor="text1" w:val="000000"/>
     </w:rPr>
     <w:tblPr>
@@ -14888,6 +15550,7 @@
     </w:tcPr>
     <w:tblStylePr w:type="firstRow">
       <w:rPr>
+        <w:rFonts w:eastAsia="黑体"/>
         <w:b/>
         <w:bCs/>
       </w:rPr>
@@ -14898,6 +15561,7 @@
     </w:tblStylePr>
     <w:tblStylePr w:type="lastRow">
       <w:rPr>
+        <w:rFonts w:eastAsia="黑体"/>
         <w:b/>
         <w:bCs/>
         <w:color w:themeColor="text1" w:val="000000"/>
@@ -14909,6 +15573,7 @@
     </w:tblStylePr>
     <w:tblStylePr w:type="firstCol">
       <w:rPr>
+        <w:rFonts w:eastAsia="黑体"/>
         <w:color w:themeColor="background1" w:val="FFFFFF"/>
       </w:rPr>
       <w:tblPr/>
@@ -14918,6 +15583,7 @@
     </w:tblStylePr>
     <w:tblStylePr w:type="lastCol">
       <w:rPr>
+        <w:rFonts w:eastAsia="黑体"/>
         <w:color w:themeColor="background1" w:val="FFFFFF"/>
       </w:rPr>
       <w:tblPr/>
@@ -14947,6 +15613,7 @@
       <w:spacing w:after="0" w:line="240" w:lineRule="auto"/>
     </w:pPr>
     <w:rPr>
+      <w:rFonts w:eastAsia="黑体"/>
       <w:color w:themeColor="text1" w:val="000000"/>
     </w:rPr>
     <w:tblPr>
@@ -14968,6 +15635,7 @@
     </w:tcPr>
     <w:tblStylePr w:type="firstRow">
       <w:rPr>
+        <w:rFonts w:eastAsia="黑体"/>
         <w:b/>
         <w:bCs/>
       </w:rPr>
@@ -14978,6 +15646,7 @@
     </w:tblStylePr>
     <w:tblStylePr w:type="lastRow">
       <w:rPr>
+        <w:rFonts w:eastAsia="黑体"/>
         <w:b/>
         <w:bCs/>
         <w:color w:themeColor="text1" w:val="000000"/>
@@ -14989,6 +15658,7 @@
     </w:tblStylePr>
     <w:tblStylePr w:type="firstCol">
       <w:rPr>
+        <w:rFonts w:eastAsia="黑体"/>
         <w:color w:themeColor="background1" w:val="FFFFFF"/>
       </w:rPr>
       <w:tblPr/>
@@ -14998,6 +15668,7 @@
     </w:tblStylePr>
     <w:tblStylePr w:type="lastCol">
       <w:rPr>
+        <w:rFonts w:eastAsia="黑体"/>
         <w:color w:themeColor="background1" w:val="FFFFFF"/>
       </w:rPr>
       <w:tblPr/>
@@ -15027,6 +15698,7 @@
       <w:spacing w:after="0" w:line="240" w:lineRule="auto"/>
     </w:pPr>
     <w:rPr>
+      <w:rFonts w:eastAsia="黑体"/>
       <w:color w:themeColor="text1" w:val="000000"/>
     </w:rPr>
     <w:tblPr>
@@ -15048,6 +15720,7 @@
     </w:tcPr>
     <w:tblStylePr w:type="firstRow">
       <w:rPr>
+        <w:rFonts w:eastAsia="黑体"/>
         <w:b/>
         <w:bCs/>
       </w:rPr>
@@ -15058,6 +15731,7 @@
     </w:tblStylePr>
     <w:tblStylePr w:type="lastRow">
       <w:rPr>
+        <w:rFonts w:eastAsia="黑体"/>
         <w:b/>
         <w:bCs/>
         <w:color w:themeColor="text1" w:val="000000"/>
@@ -15069,6 +15743,7 @@
     </w:tblStylePr>
     <w:tblStylePr w:type="firstCol">
       <w:rPr>
+        <w:rFonts w:eastAsia="黑体"/>
         <w:color w:themeColor="background1" w:val="FFFFFF"/>
       </w:rPr>
       <w:tblPr/>
@@ -15078,6 +15753,7 @@
     </w:tblStylePr>
     <w:tblStylePr w:type="lastCol">
       <w:rPr>
+        <w:rFonts w:eastAsia="黑体"/>
         <w:color w:themeColor="background1" w:val="FFFFFF"/>
       </w:rPr>
       <w:tblPr/>
@@ -15107,6 +15783,7 @@
       <w:spacing w:after="0" w:line="240" w:lineRule="auto"/>
     </w:pPr>
     <w:rPr>
+      <w:rFonts w:eastAsia="黑体"/>
       <w:color w:themeColor="text1" w:val="000000"/>
     </w:rPr>
     <w:tblPr>
@@ -15128,6 +15805,7 @@
     </w:tcPr>
     <w:tblStylePr w:type="firstRow">
       <w:rPr>
+        <w:rFonts w:eastAsia="黑体"/>
         <w:b/>
         <w:bCs/>
       </w:rPr>
@@ -15138,6 +15816,7 @@
     </w:tblStylePr>
     <w:tblStylePr w:type="lastRow">
       <w:rPr>
+        <w:rFonts w:eastAsia="黑体"/>
         <w:b/>
         <w:bCs/>
         <w:color w:themeColor="text1" w:val="000000"/>
@@ -15149,6 +15828,7 @@
     </w:tblStylePr>
     <w:tblStylePr w:type="firstCol">
       <w:rPr>
+        <w:rFonts w:eastAsia="黑体"/>
         <w:color w:themeColor="background1" w:val="FFFFFF"/>
       </w:rPr>
       <w:tblPr/>
@@ -15158,6 +15838,7 @@
     </w:tblStylePr>
     <w:tblStylePr w:type="lastCol">
       <w:rPr>
+        <w:rFonts w:eastAsia="黑体"/>
         <w:color w:themeColor="background1" w:val="FFFFFF"/>
       </w:rPr>
       <w:tblPr/>
@@ -15187,6 +15868,7 @@
       <w:spacing w:after="0" w:line="240" w:lineRule="auto"/>
     </w:pPr>
     <w:rPr>
+      <w:rFonts w:eastAsia="黑体"/>
       <w:color w:themeColor="text1" w:val="000000"/>
     </w:rPr>
     <w:tblPr>
@@ -15208,6 +15890,7 @@
     </w:tcPr>
     <w:tblStylePr w:type="firstRow">
       <w:rPr>
+        <w:rFonts w:eastAsia="黑体"/>
         <w:b/>
         <w:bCs/>
       </w:rPr>
@@ -15218,6 +15901,7 @@
     </w:tblStylePr>
     <w:tblStylePr w:type="lastRow">
       <w:rPr>
+        <w:rFonts w:eastAsia="黑体"/>
         <w:b/>
         <w:bCs/>
         <w:color w:themeColor="text1" w:val="000000"/>
@@ -15229,6 +15913,7 @@
     </w:tblStylePr>
     <w:tblStylePr w:type="firstCol">
       <w:rPr>
+        <w:rFonts w:eastAsia="黑体"/>
         <w:color w:themeColor="background1" w:val="FFFFFF"/>
       </w:rPr>
       <w:tblPr/>
@@ -15238,6 +15923,7 @@
     </w:tblStylePr>
     <w:tblStylePr w:type="lastCol">
       <w:rPr>
+        <w:rFonts w:eastAsia="黑体"/>
         <w:color w:themeColor="background1" w:val="FFFFFF"/>
       </w:rPr>
       <w:tblPr/>
@@ -15267,6 +15953,7 @@
       <w:spacing w:after="0" w:line="240" w:lineRule="auto"/>
     </w:pPr>
     <w:rPr>
+      <w:rFonts w:eastAsia="黑体"/>
       <w:color w:themeColor="text1" w:val="000000"/>
     </w:rPr>
     <w:tblPr>
@@ -15288,6 +15975,7 @@
     </w:tcPr>
     <w:tblStylePr w:type="firstRow">
       <w:rPr>
+        <w:rFonts w:eastAsia="黑体"/>
         <w:b/>
         <w:bCs/>
       </w:rPr>
@@ -15298,6 +15986,7 @@
     </w:tblStylePr>
     <w:tblStylePr w:type="lastRow">
       <w:rPr>
+        <w:rFonts w:eastAsia="黑体"/>
         <w:b/>
         <w:bCs/>
         <w:color w:themeColor="text1" w:val="000000"/>
@@ -15309,6 +15998,7 @@
     </w:tblStylePr>
     <w:tblStylePr w:type="firstCol">
       <w:rPr>
+        <w:rFonts w:eastAsia="黑体"/>
         <w:color w:themeColor="background1" w:val="FFFFFF"/>
       </w:rPr>
       <w:tblPr/>
@@ -15318,6 +16008,7 @@
     </w:tblStylePr>
     <w:tblStylePr w:type="lastCol">
       <w:rPr>
+        <w:rFonts w:eastAsia="黑体"/>
         <w:color w:themeColor="background1" w:val="FFFFFF"/>
       </w:rPr>
       <w:tblPr/>
@@ -15350,6 +16041,7 @@
     <w:name w:val="KeywordTok"/>
     <w:basedOn w:val="VerbatimChar"/>
     <w:rPr>
+      <w:rFonts w:eastAsia="黑体"/>
       <w:b/>
       <w:color w:val="007020"/>
     </w:rPr>
@@ -15358,6 +16050,7 @@
     <w:name w:val="DataTypeTok"/>
     <w:basedOn w:val="VerbatimChar"/>
     <w:rPr>
+      <w:rFonts w:eastAsia="黑体"/>
       <w:color w:val="902000"/>
     </w:rPr>
   </w:style>
@@ -15365,6 +16058,7 @@
     <w:name w:val="DecValTok"/>
     <w:basedOn w:val="VerbatimChar"/>
     <w:rPr>
+      <w:rFonts w:eastAsia="黑体"/>
       <w:color w:val="40a070"/>
     </w:rPr>
   </w:style>
@@ -15372,6 +16066,7 @@
     <w:name w:val="BaseNTok"/>
     <w:basedOn w:val="VerbatimChar"/>
     <w:rPr>
+      <w:rFonts w:eastAsia="黑体"/>
       <w:color w:val="40a070"/>
     </w:rPr>
   </w:style>
@@ -15379,6 +16074,7 @@
     <w:name w:val="FloatTok"/>
     <w:basedOn w:val="VerbatimChar"/>
     <w:rPr>
+      <w:rFonts w:eastAsia="黑体"/>
       <w:color w:val="40a070"/>
     </w:rPr>
   </w:style>
@@ -15386,6 +16082,7 @@
     <w:name w:val="ConstantTok"/>
     <w:basedOn w:val="VerbatimChar"/>
     <w:rPr>
+      <w:rFonts w:eastAsia="黑体"/>
       <w:color w:val="880000"/>
     </w:rPr>
   </w:style>
@@ -15393,6 +16090,7 @@
     <w:name w:val="CharTok"/>
     <w:basedOn w:val="VerbatimChar"/>
     <w:rPr>
+      <w:rFonts w:eastAsia="黑体"/>
       <w:color w:val="4070a0"/>
     </w:rPr>
   </w:style>
@@ -15400,6 +16098,7 @@
     <w:name w:val="SpecialCharTok"/>
     <w:basedOn w:val="VerbatimChar"/>
     <w:rPr>
+      <w:rFonts w:eastAsia="黑体"/>
       <w:color w:val="4070a0"/>
     </w:rPr>
   </w:style>
@@ -15407,6 +16106,7 @@
     <w:name w:val="StringTok"/>
     <w:basedOn w:val="VerbatimChar"/>
     <w:rPr>
+      <w:rFonts w:eastAsia="黑体"/>
       <w:color w:val="4070a0"/>
     </w:rPr>
   </w:style>
@@ -15414,6 +16114,7 @@
     <w:name w:val="VerbatimStringTok"/>
     <w:basedOn w:val="VerbatimChar"/>
     <w:rPr>
+      <w:rFonts w:eastAsia="黑体"/>
       <w:color w:val="4070a0"/>
     </w:rPr>
   </w:style>
@@ -15421,6 +16122,7 @@
     <w:name w:val="SpecialStringTok"/>
     <w:basedOn w:val="VerbatimChar"/>
     <w:rPr>
+      <w:rFonts w:eastAsia="黑体"/>
       <w:color w:val="bb6688"/>
     </w:rPr>
   </w:style>
@@ -15428,6 +16130,7 @@
     <w:name w:val="ImportTok"/>
     <w:basedOn w:val="VerbatimChar"/>
     <w:rPr>
+      <w:rFonts w:eastAsia="黑体"/>
       <w:b/>
       <w:color w:val="008000"/>
     </w:rPr>
@@ -15436,6 +16139,7 @@
     <w:name w:val="CommentTok"/>
     <w:basedOn w:val="VerbatimChar"/>
     <w:rPr>
+      <w:rFonts w:eastAsia="黑体"/>
       <w:i/>
       <w:color w:val="60a0b0"/>
     </w:rPr>
@@ -15444,6 +16148,7 @@
     <w:name w:val="DocumentationTok"/>
     <w:basedOn w:val="VerbatimChar"/>
     <w:rPr>
+      <w:rFonts w:eastAsia="黑体"/>
       <w:i/>
       <w:color w:val="ba2121"/>
     </w:rPr>
@@ -15452,6 +16157,7 @@
     <w:name w:val="AnnotationTok"/>
     <w:basedOn w:val="VerbatimChar"/>
     <w:rPr>
+      <w:rFonts w:eastAsia="黑体"/>
       <w:b/>
       <w:i/>
       <w:color w:val="60a0b0"/>
@@ -15461,6 +16167,7 @@
     <w:name w:val="CommentVarTok"/>
     <w:basedOn w:val="VerbatimChar"/>
     <w:rPr>
+      <w:rFonts w:eastAsia="黑体"/>
       <w:b/>
       <w:i/>
       <w:color w:val="60a0b0"/>
@@ -15470,6 +16177,7 @@
     <w:name w:val="OtherTok"/>
     <w:basedOn w:val="VerbatimChar"/>
     <w:rPr>
+      <w:rFonts w:eastAsia="黑体"/>
       <w:color w:val="007020"/>
     </w:rPr>
   </w:style>
@@ -15477,6 +16185,7 @@
     <w:name w:val="FunctionTok"/>
     <w:basedOn w:val="VerbatimChar"/>
     <w:rPr>
+      <w:rFonts w:eastAsia="黑体"/>
       <w:color w:val="06287e"/>
     </w:rPr>
   </w:style>
@@ -15484,6 +16193,7 @@
     <w:name w:val="VariableTok"/>
     <w:basedOn w:val="VerbatimChar"/>
     <w:rPr>
+      <w:rFonts w:eastAsia="黑体"/>
       <w:color w:val="19177c"/>
     </w:rPr>
   </w:style>
@@ -15491,6 +16201,7 @@
     <w:name w:val="ControlFlowTok"/>
     <w:basedOn w:val="VerbatimChar"/>
     <w:rPr>
+      <w:rFonts w:eastAsia="黑体"/>
       <w:b/>
       <w:color w:val="007020"/>
     </w:rPr>
@@ -15499,6 +16210,7 @@
     <w:name w:val="OperatorTok"/>
     <w:basedOn w:val="VerbatimChar"/>
     <w:rPr>
+      <w:rFonts w:eastAsia="黑体"/>
       <w:color w:val="666666"/>
     </w:rPr>
   </w:style>
@@ -15506,18 +16218,22 @@
     <w:name w:val="BuiltInTok"/>
     <w:basedOn w:val="VerbatimChar"/>
     <w:rPr>
+      <w:rFonts w:eastAsia="黑体"/>
       <w:color w:val="008000"/>
     </w:rPr>
   </w:style>
   <w:style w:type="character" w:customStyle="1" w:styleId="ExtensionTok">
     <w:name w:val="ExtensionTok"/>
     <w:basedOn w:val="VerbatimChar"/>
-    <w:rPr/>
+    <w:rPr>
+      <w:rFonts w:eastAsia="黑体"/>
+    </w:rPr>
   </w:style>
   <w:style w:type="character" w:customStyle="1" w:styleId="PreprocessorTok">
     <w:name w:val="PreprocessorTok"/>
     <w:basedOn w:val="VerbatimChar"/>
     <w:rPr>
+      <w:rFonts w:eastAsia="黑体"/>
       <w:color w:val="bc7a00"/>
     </w:rPr>
   </w:style>
@@ -15525,18 +16241,22 @@
     <w:name w:val="AttributeTok"/>
     <w:basedOn w:val="VerbatimChar"/>
     <w:rPr>
+      <w:rFonts w:eastAsia="黑体"/>
       <w:color w:val="7d9029"/>
     </w:rPr>
   </w:style>
   <w:style w:type="character" w:customStyle="1" w:styleId="RegionMarkerTok">
     <w:name w:val="RegionMarkerTok"/>
     <w:basedOn w:val="VerbatimChar"/>
-    <w:rPr/>
+    <w:rPr>
+      <w:rFonts w:eastAsia="黑体"/>
+    </w:rPr>
   </w:style>
   <w:style w:type="character" w:customStyle="1" w:styleId="InformationTok">
     <w:name w:val="InformationTok"/>
     <w:basedOn w:val="VerbatimChar"/>
     <w:rPr>
+      <w:rFonts w:eastAsia="黑体"/>
       <w:b/>
       <w:i/>
       <w:color w:val="60a0b0"/>
@@ -15546,6 +16266,7 @@
     <w:name w:val="WarningTok"/>
     <w:basedOn w:val="VerbatimChar"/>
     <w:rPr>
+      <w:rFonts w:eastAsia="黑体"/>
       <w:b/>
       <w:i/>
       <w:color w:val="60a0b0"/>
@@ -15555,6 +16276,7 @@
     <w:name w:val="AlertTok"/>
     <w:basedOn w:val="VerbatimChar"/>
     <w:rPr>
+      <w:rFonts w:eastAsia="黑体"/>
       <w:b/>
       <w:color w:val="ff0000"/>
     </w:rPr>
@@ -15563,6 +16285,7 @@
     <w:name w:val="ErrorTok"/>
     <w:basedOn w:val="VerbatimChar"/>
     <w:rPr>
+      <w:rFonts w:eastAsia="黑体"/>
       <w:b/>
       <w:color w:val="ff0000"/>
     </w:rPr>
@@ -15570,7 +16293,9 @@
   <w:style w:type="character" w:customStyle="1" w:styleId="NormalTok">
     <w:name w:val="NormalTok"/>
     <w:basedOn w:val="VerbatimChar"/>
-    <w:rPr/>
+    <w:rPr>
+      <w:rFonts w:eastAsia="黑体"/>
+    </w:rPr>
   </w:style>
 </w:styles>
 </file>
@@ -15619,12 +16344,12 @@
     <a:fontScheme name="Office">
       <a:majorFont>
         <a:latin typeface="Calibri"/>
-        <a:ea typeface=""/>
+        <a:ea typeface="黑体"/>
         <a:cs typeface=""/>
         <a:font script="Jpan" typeface="ＭＳ ゴシック"/>
         <a:font script="Hang" typeface="맑은 고딕"/>
-        <a:font script="Hans" typeface="宋体"/>
-        <a:font script="Hant" typeface="新細明體"/>
+        <a:font script="Hans" typeface="黑体"/>
+        <a:font script="Hant" typeface="黑体"/>
         <a:font script="Arab" typeface="Times New Roman"/>
         <a:font script="Hebr" typeface="Times New Roman"/>
         <a:font script="Thai" typeface="Angsana New"/>
@@ -15654,12 +16379,12 @@
       </a:majorFont>
       <a:minorFont>
         <a:latin typeface="Cambria"/>
-        <a:ea typeface=""/>
+        <a:ea typeface="黑体"/>
         <a:cs typeface=""/>
         <a:font script="Jpan" typeface="ＭＳ 明朝"/>
         <a:font script="Hang" typeface="맑은 고딕"/>
-        <a:font script="Hans" typeface="宋体"/>
-        <a:font script="Hant" typeface="新細明體"/>
+        <a:font script="Hans" typeface="黑体"/>
+        <a:font script="Hant" typeface="黑体"/>
         <a:font script="Arab" typeface="Arial"/>
         <a:font script="Hebr" typeface="Arial"/>
         <a:font script="Thai" typeface="Cordia New"/>

--- a/02-放大电路/03-音频放大电路/线路放大电路/线路放大电路.docx
+++ b/02-放大电路/03-音频放大电路/线路放大电路/线路放大电路.docx
@@ -3273,7 +3273,7 @@
           <w:color w:val="555555"/>
           <w:sz w:val="21"/>
         </w:rPr>
-        <w:t>材料收集者：杜文杰，WX手机：19519196569，QQ:3478827729</w:t>
+        <w:t>材料收集者：杜文杰，微信/手机：19519196569，QQ:3478827729</w:t>
       </w:r>
     </w:p>
     <w:sectPr>
